--- a/ПТП/ПР-1 Практика Тарасевич ВРЕМЕННЫЙ.docx
+++ b/ПТП/ПР-1 Практика Тарасевич ВРЕМЕННЫЙ.docx
@@ -3160,6 +3160,7 @@
       <w:r>
         <w:rPr>
           <w:rFonts w:eastAsia="Aptos" w:cs="Times New Roman"/>
+          <w:noProof/>
           <w:kern w:val="2"/>
           <w:szCs w:val="28"/>
           <w14:ligatures w14:val="standardContextual"/>
@@ -3291,14 +3292,275 @@
         <w:ind w:firstLine="709"/>
         <w:rPr>
           <w:rFonts w:eastAsia="Aptos" w:cs="Times New Roman"/>
+          <w:kern w:val="2"/>
+          <w:szCs w:val="28"/>
+          <w:highlight w:val="yellow"/>
+          <w14:ligatures w14:val="standardContextual"/>
+        </w:rPr>
+      </w:pPr>
+      <w:r>
+        <w:rPr>
+          <w:rFonts w:eastAsia="Aptos" w:cs="Times New Roman"/>
           <w:b/>
           <w:bCs/>
           <w:kern w:val="2"/>
           <w:szCs w:val="28"/>
           <w14:ligatures w14:val="standardContextual"/>
         </w:rPr>
-      </w:pPr>
-      <w:r>
+        <w:t>1.2 Обслуживание компьютерных сетей</w:t>
+      </w:r>
+    </w:p>
+    <w:p>
+      <w:pPr>
+        <w:spacing w:after="0"/>
+        <w:ind w:firstLine="709"/>
+        <w:rPr>
+          <w:rFonts w:eastAsia="Aptos" w:cs="Times New Roman"/>
+          <w:kern w:val="2"/>
+          <w:szCs w:val="28"/>
+          <w14:ligatures w14:val="standardContextual"/>
+        </w:rPr>
+      </w:pPr>
+      <w:r>
+        <w:rPr>
+          <w:rFonts w:eastAsia="Aptos" w:cs="Times New Roman"/>
+          <w:kern w:val="2"/>
+          <w:szCs w:val="28"/>
+          <w14:ligatures w14:val="standardContextual"/>
+        </w:rPr>
+        <w:t xml:space="preserve">Как было упомянуто выше, с ростом количества устройств в сети, растёт и трудоёмкость обслуживания сети. </w:t>
+      </w:r>
+      <w:r>
+        <w:rPr>
+          <w:rFonts w:eastAsia="Aptos" w:cs="Times New Roman"/>
+          <w:kern w:val="2"/>
+          <w:szCs w:val="28"/>
+          <w14:ligatures w14:val="standardContextual"/>
+        </w:rPr>
+        <w:t xml:space="preserve">Выделяют два подхода к обслуживанию: реактивный и проактивный. </w:t>
+      </w:r>
+    </w:p>
+    <w:p>
+      <w:pPr>
+        <w:spacing w:after="0"/>
+        <w:ind w:firstLine="709"/>
+        <w:rPr>
+          <w:rFonts w:eastAsia="Aptos" w:cs="Times New Roman"/>
+          <w:kern w:val="2"/>
+          <w:szCs w:val="28"/>
+          <w14:ligatures w14:val="standardContextual"/>
+        </w:rPr>
+      </w:pPr>
+      <w:r>
+        <w:rPr>
+          <w:rFonts w:eastAsia="Aptos" w:cs="Times New Roman"/>
+          <w:kern w:val="2"/>
+          <w:szCs w:val="28"/>
+          <w14:ligatures w14:val="standardContextual"/>
+        </w:rPr>
+        <w:t>При реактивном подходе</w:t>
+      </w:r>
+      <w:r>
+        <w:rPr>
+          <w:rFonts w:eastAsia="Aptos" w:cs="Times New Roman"/>
+          <w:kern w:val="2"/>
+          <w:szCs w:val="28"/>
+          <w14:ligatures w14:val="standardContextual"/>
+        </w:rPr>
+        <w:t xml:space="preserve"> </w:t>
+      </w:r>
+      <w:r>
+        <w:rPr>
+          <w:rFonts w:eastAsia="Aptos" w:cs="Times New Roman"/>
+          <w:kern w:val="2"/>
+          <w:szCs w:val="28"/>
+          <w14:ligatures w14:val="standardContextual"/>
+        </w:rPr>
+        <w:t>работы по восстановлению работоспособности сети и устранению неполадок производятся непосредственно после возникновения неисправности</w:t>
+      </w:r>
+      <w:r>
+        <w:rPr>
+          <w:rFonts w:eastAsia="Aptos" w:cs="Times New Roman"/>
+          <w:kern w:val="2"/>
+          <w:szCs w:val="28"/>
+          <w14:ligatures w14:val="standardContextual"/>
+        </w:rPr>
+        <w:t xml:space="preserve">. Достоинства такого подхода заключаются в </w:t>
+      </w:r>
+      <w:r>
+        <w:rPr>
+          <w:rFonts w:eastAsia="Aptos" w:cs="Times New Roman"/>
+          <w:kern w:val="2"/>
+          <w:szCs w:val="28"/>
+          <w14:ligatures w14:val="standardContextual"/>
+        </w:rPr>
+        <w:t xml:space="preserve">более низких по сравнению с проактивным подходом начальных затратах и простоте реализации. </w:t>
+      </w:r>
+      <w:r>
+        <w:rPr>
+          <w:rFonts w:eastAsia="Aptos" w:cs="Times New Roman"/>
+          <w:kern w:val="2"/>
+          <w:szCs w:val="28"/>
+          <w14:ligatures w14:val="standardContextual"/>
+        </w:rPr>
+        <w:t xml:space="preserve">Однако, ввиду отсутствия постоянного мониторинга, </w:t>
+      </w:r>
+      <w:r>
+        <w:rPr>
+          <w:rFonts w:eastAsia="Aptos" w:cs="Times New Roman"/>
+          <w:kern w:val="2"/>
+          <w:szCs w:val="28"/>
+          <w14:ligatures w14:val="standardContextual"/>
+        </w:rPr>
+        <w:t xml:space="preserve">механизмов </w:t>
+      </w:r>
+      <w:r>
+        <w:rPr>
+          <w:rFonts w:eastAsia="Aptos" w:cs="Times New Roman"/>
+          <w:kern w:val="2"/>
+          <w:szCs w:val="28"/>
+          <w14:ligatures w14:val="standardContextual"/>
+        </w:rPr>
+        <w:t>автоматизации и прогнозирования сбоев, увеличивается время реакции на сбои, а расходы на восстановление работоспособности сети несут непрозрачный и спонтанный характер, наблюдаются простои бизнес-процессов и сопутствующие этому финансовые издержки. В таких условиях строгое планирование бюджета становится невозможным. Реактивный подход оправдан для небольших сетей и может применяться в тех сферах, где непрерывная работа не является приоритетом.</w:t>
+      </w:r>
+    </w:p>
+    <w:p>
+      <w:pPr>
+        <w:spacing w:after="0"/>
+        <w:ind w:firstLine="709"/>
+        <w:rPr>
+          <w:rFonts w:eastAsia="Aptos" w:cs="Times New Roman"/>
+          <w:kern w:val="2"/>
+          <w:szCs w:val="28"/>
+          <w14:ligatures w14:val="standardContextual"/>
+        </w:rPr>
+      </w:pPr>
+      <w:r>
+        <w:rPr>
+          <w:rFonts w:eastAsia="Aptos" w:cs="Times New Roman"/>
+          <w:kern w:val="2"/>
+          <w:szCs w:val="28"/>
+          <w14:ligatures w14:val="standardContextual"/>
+        </w:rPr>
+        <w:t>Проактивный подход при обслуживании сетей заключается в предотвращении неисправностей.</w:t>
+      </w:r>
+      <w:r>
+        <w:rPr>
+          <w:rFonts w:eastAsia="Aptos" w:cs="Times New Roman"/>
+          <w:kern w:val="2"/>
+          <w:szCs w:val="28"/>
+          <w14:ligatures w14:val="standardContextual"/>
+        </w:rPr>
+        <w:t xml:space="preserve"> При таком подходе производится непрерывный мониторинг сетевой инфраструктуры, создаются механизмы автоматизации оповещения и устранения сбоев. </w:t>
+      </w:r>
+      <w:r>
+        <w:rPr>
+          <w:rFonts w:eastAsia="Aptos" w:cs="Times New Roman"/>
+          <w:kern w:val="2"/>
+          <w:szCs w:val="28"/>
+          <w14:ligatures w14:val="standardContextual"/>
+        </w:rPr>
+        <w:t xml:space="preserve">Из достоинств проактивного подхода можно выделить </w:t>
+      </w:r>
+      <w:r>
+        <w:rPr>
+          <w:rFonts w:eastAsia="Aptos" w:cs="Times New Roman"/>
+          <w:kern w:val="2"/>
+          <w:szCs w:val="28"/>
+          <w14:ligatures w14:val="standardContextual"/>
+        </w:rPr>
+        <w:t xml:space="preserve">высокую скорость </w:t>
+      </w:r>
+      <w:r>
+        <w:rPr>
+          <w:rFonts w:eastAsia="Aptos" w:cs="Times New Roman"/>
+          <w:kern w:val="2"/>
+          <w:szCs w:val="28"/>
+          <w14:ligatures w14:val="standardContextual"/>
+        </w:rPr>
+        <w:t>реакции на неисправнос</w:t>
+      </w:r>
+      <w:r>
+        <w:rPr>
+          <w:rFonts w:eastAsia="Aptos" w:cs="Times New Roman"/>
+          <w:kern w:val="2"/>
+          <w:szCs w:val="28"/>
+          <w14:ligatures w14:val="standardContextual"/>
+        </w:rPr>
+        <w:t xml:space="preserve">ти, прогнозируемые затраты на профилактику и структурированное планирование </w:t>
+      </w:r>
+      <w:r>
+        <w:rPr>
+          <w:rFonts w:eastAsia="Aptos" w:cs="Times New Roman"/>
+          <w:kern w:val="2"/>
+          <w:szCs w:val="28"/>
+          <w14:ligatures w14:val="standardContextual"/>
+        </w:rPr>
+        <w:t>мероприятий по обслуживанию оборудования. В эти мероприятия вход</w:t>
+      </w:r>
+      <w:r>
+        <w:rPr>
+          <w:rFonts w:eastAsia="Aptos" w:cs="Times New Roman"/>
+          <w:kern w:val="2"/>
+          <w:szCs w:val="28"/>
+          <w14:ligatures w14:val="standardContextual"/>
+        </w:rPr>
+        <w:t xml:space="preserve">ит проверка состояния физических соединений, </w:t>
+      </w:r>
+      <w:r>
+        <w:rPr>
+          <w:rFonts w:eastAsia="Aptos" w:cs="Times New Roman"/>
+          <w:kern w:val="2"/>
+          <w:szCs w:val="28"/>
+          <w14:ligatures w14:val="standardContextual"/>
+        </w:rPr>
+        <w:t xml:space="preserve">чистка устройств при наблюдении повышенной температуры компонентов, регулярный автоматизированный опрос устройств на предмет доступности, замена </w:t>
+      </w:r>
+      <w:r>
+        <w:rPr>
+          <w:rFonts w:eastAsia="Aptos" w:cs="Times New Roman"/>
+          <w:kern w:val="2"/>
+          <w:szCs w:val="28"/>
+          <w14:ligatures w14:val="standardContextual"/>
+        </w:rPr>
+        <w:lastRenderedPageBreak/>
+        <w:t xml:space="preserve">соединений по мере их износа, наблюдение за работой сети, регулярное обновление прошивок устройств и проведение нагрузочного тестирования. </w:t>
+      </w:r>
+    </w:p>
+    <w:p>
+      <w:pPr>
+        <w:spacing w:after="0"/>
+        <w:ind w:firstLine="709"/>
+        <w:rPr>
+          <w:rFonts w:eastAsia="Aptos" w:cs="Times New Roman"/>
+          <w:kern w:val="2"/>
+          <w:szCs w:val="28"/>
+          <w14:ligatures w14:val="standardContextual"/>
+        </w:rPr>
+      </w:pPr>
+      <w:r>
+        <w:rPr>
+          <w:rFonts w:eastAsia="Aptos" w:cs="Times New Roman"/>
+          <w:kern w:val="2"/>
+          <w:szCs w:val="28"/>
+          <w14:ligatures w14:val="standardContextual"/>
+        </w:rPr>
+        <w:t xml:space="preserve">Из приведённой выше информации можно сделать вывод, что проактивный подход к обслуживанию компьютерных сетей более предпочтителен в тех сферах, где простой бизнес-процессов недопустим. Реализация проактивного подхода сопряжена с более высокими начальными затратами, которые </w:t>
+      </w:r>
+      <w:r>
+        <w:rPr>
+          <w:rFonts w:eastAsia="Aptos" w:cs="Times New Roman"/>
+          <w:kern w:val="2"/>
+          <w:szCs w:val="28"/>
+          <w14:ligatures w14:val="standardContextual"/>
+        </w:rPr>
+        <w:t>полностью оправдываются результатом. В рамках ВКР требуется разработать программный продукт, способствующий реализации проактивного подхода и автоматизирующий процесс мониторинга компьютерной сети.</w:t>
+      </w:r>
+    </w:p>
+    <w:p>
+      <w:pPr>
+        <w:spacing w:after="0"/>
+        <w:ind w:firstLine="709"/>
         <w:rPr>
           <w:rFonts w:eastAsia="Aptos" w:cs="Times New Roman"/>
           <w:b/>
@@ -3307,7 +3569,17 @@
           <w:szCs w:val="28"/>
           <w14:ligatures w14:val="standardContextual"/>
         </w:rPr>
-        <w:t>1.2 Обслуживание компьютерных сетей</w:t>
+      </w:pPr>
+      <w:r>
+        <w:rPr>
+          <w:rFonts w:eastAsia="Aptos" w:cs="Times New Roman"/>
+          <w:b/>
+          <w:bCs/>
+          <w:kern w:val="2"/>
+          <w:szCs w:val="28"/>
+          <w14:ligatures w14:val="standardContextual"/>
+        </w:rPr>
+        <w:t>1.3 Протокол SNMP</w:t>
       </w:r>
     </w:p>
     <w:p>
@@ -3318,118 +3590,68 @@
           <w:rFonts w:eastAsia="Aptos" w:cs="Times New Roman"/>
           <w:kern w:val="2"/>
           <w:szCs w:val="28"/>
-          <w:highlight w:val="yellow"/>
-          <w14:ligatures w14:val="standardContextual"/>
-        </w:rPr>
-      </w:pPr>
-      <w:r>
-        <w:rPr>
-          <w:rFonts w:eastAsia="Aptos" w:cs="Times New Roman"/>
-          <w:kern w:val="2"/>
-          <w:szCs w:val="28"/>
-          <w:highlight w:val="yellow"/>
-          <w14:ligatures w14:val="standardContextual"/>
-        </w:rPr>
-        <w:t xml:space="preserve">Исходя из вышеприведённой информации, можно заключить, что в современных </w:t>
-      </w:r>
-      <w:r>
-        <w:rPr>
-          <w:rFonts w:eastAsia="Aptos" w:cs="Times New Roman"/>
-          <w:kern w:val="2"/>
-          <w:szCs w:val="28"/>
-          <w:highlight w:val="yellow"/>
-          <w14:ligatures w14:val="standardContextual"/>
-        </w:rPr>
-        <w:t xml:space="preserve">сетях </w:t>
-      </w:r>
-      <w:r>
-        <w:rPr>
-          <w:rFonts w:eastAsia="Aptos" w:cs="Times New Roman"/>
-          <w:kern w:val="2"/>
-          <w:szCs w:val="28"/>
-          <w:highlight w:val="yellow"/>
-          <w14:ligatures w14:val="standardContextual"/>
-        </w:rPr>
-        <w:t xml:space="preserve">применяется большое количество как программно-аппаратных, так и сугубо аппаратных средств. Эти средства имеют </w:t>
-      </w:r>
-      <w:r>
-        <w:rPr>
-          <w:rFonts w:eastAsia="Aptos" w:cs="Times New Roman"/>
-          <w:kern w:val="2"/>
-          <w:szCs w:val="28"/>
-          <w:highlight w:val="yellow"/>
-          <w14:ligatures w14:val="standardContextual"/>
-        </w:rPr>
-        <w:t xml:space="preserve">определённые требования к уходу и обслуживанию. Для поддержания работоспособности сети </w:t>
-      </w:r>
-      <w:r>
-        <w:rPr>
-          <w:rFonts w:eastAsia="Aptos" w:cs="Times New Roman"/>
-          <w:kern w:val="2"/>
-          <w:szCs w:val="28"/>
-          <w:highlight w:val="yellow"/>
-          <w14:ligatures w14:val="standardContextual"/>
-        </w:rPr>
-        <w:t>проводят</w:t>
-      </w:r>
-      <w:r>
-        <w:rPr>
-          <w:rFonts w:eastAsia="Aptos" w:cs="Times New Roman"/>
-          <w:kern w:val="2"/>
-          <w:szCs w:val="28"/>
-          <w:highlight w:val="yellow"/>
-          <w14:ligatures w14:val="standardContextual"/>
-        </w:rPr>
-        <w:t xml:space="preserve"> следующие мероприятия по обслуживанию </w:t>
-      </w:r>
-      <w:r>
-        <w:rPr>
-          <w:rFonts w:eastAsia="Aptos" w:cs="Times New Roman"/>
-          <w:kern w:val="2"/>
-          <w:szCs w:val="28"/>
-          <w:highlight w:val="yellow"/>
-          <w14:ligatures w14:val="standardContextual"/>
-        </w:rPr>
-        <w:t>соединений и</w:t>
-      </w:r>
-      <w:r>
-        <w:rPr>
-          <w:rFonts w:eastAsia="Aptos" w:cs="Times New Roman"/>
-          <w:kern w:val="2"/>
-          <w:szCs w:val="28"/>
-          <w:highlight w:val="yellow"/>
-          <w14:ligatures w14:val="standardContextual"/>
-        </w:rPr>
-        <w:t xml:space="preserve"> оборудования:</w:t>
-      </w:r>
-      <w:r>
-        <w:rPr>
-          <w:rFonts w:eastAsia="Aptos" w:cs="Times New Roman"/>
-          <w:kern w:val="2"/>
-          <w:szCs w:val="28"/>
-          <w:highlight w:val="yellow"/>
-          <w14:ligatures w14:val="standardContextual"/>
-        </w:rPr>
-        <w:t xml:space="preserve"> рассмотреть </w:t>
-      </w:r>
-      <w:proofErr w:type="spellStart"/>
-      <w:r>
-        <w:rPr>
-          <w:rFonts w:eastAsia="Aptos" w:cs="Times New Roman"/>
-          <w:kern w:val="2"/>
-          <w:szCs w:val="28"/>
-          <w:highlight w:val="yellow"/>
-          <w14:ligatures w14:val="standardContextual"/>
-        </w:rPr>
-        <w:t>варик</w:t>
-      </w:r>
-      <w:proofErr w:type="spellEnd"/>
-      <w:r>
-        <w:rPr>
-          <w:rFonts w:eastAsia="Aptos" w:cs="Times New Roman"/>
-          <w:kern w:val="2"/>
-          <w:szCs w:val="28"/>
-          <w:highlight w:val="yellow"/>
+          <w14:ligatures w14:val="standardContextual"/>
+        </w:rPr>
+      </w:pPr>
+      <w:r>
+        <w:rPr>
+          <w:rFonts w:eastAsia="Aptos" w:cs="Times New Roman"/>
+          <w:kern w:val="2"/>
+          <w:szCs w:val="28"/>
+          <w14:ligatures w14:val="standardContextual"/>
+        </w:rPr>
+        <w:t xml:space="preserve">Для </w:t>
+      </w:r>
+      <w:r>
+        <w:rPr>
+          <w:rFonts w:eastAsia="Aptos" w:cs="Times New Roman"/>
+          <w:kern w:val="2"/>
+          <w:szCs w:val="28"/>
+          <w14:ligatures w14:val="standardContextual"/>
+        </w:rPr>
+        <w:t xml:space="preserve">реализации проактивного подхода к обслуживанию сетей </w:t>
+      </w:r>
+      <w:r>
+        <w:rPr>
+          <w:rFonts w:eastAsia="Aptos" w:cs="Times New Roman"/>
+          <w:kern w:val="2"/>
+          <w:szCs w:val="28"/>
+          <w14:ligatures w14:val="standardContextual"/>
+        </w:rPr>
+        <w:t xml:space="preserve">требуется средство диагностики, способное информировать оператора о состоянии устройств </w:t>
+      </w:r>
+      <w:r>
+        <w:rPr>
+          <w:rFonts w:eastAsia="Aptos" w:cs="Times New Roman"/>
+          <w:kern w:val="2"/>
+          <w:szCs w:val="28"/>
+          <w14:ligatures w14:val="standardContextual"/>
+        </w:rPr>
+        <w:t xml:space="preserve">в </w:t>
+      </w:r>
+      <w:r>
+        <w:rPr>
+          <w:rFonts w:eastAsia="Aptos" w:cs="Times New Roman"/>
+          <w:kern w:val="2"/>
+          <w:szCs w:val="28"/>
+          <w14:ligatures w14:val="standardContextual"/>
+        </w:rPr>
+        <w:t xml:space="preserve">сети. </w:t>
+      </w:r>
+      <w:r>
+        <w:rPr>
+          <w:rFonts w:eastAsia="Aptos" w:cs="Times New Roman"/>
+          <w:kern w:val="2"/>
+          <w:szCs w:val="28"/>
+          <w14:ligatures w14:val="standardContextual"/>
+        </w:rPr>
+        <w:t>Этим средствам</w:t>
+      </w:r>
+      <w:r>
+        <w:rPr>
+          <w:rFonts w:eastAsia="Aptos" w:cs="Times New Roman"/>
+          <w:kern w:val="2"/>
+          <w:szCs w:val="28"/>
           <w14:ligatures w14:val="standardContextual"/>
         </w:rPr>
         <w:t xml:space="preserve"> </w:t>
@@ -3439,279 +3661,635 @@
           <w:rFonts w:eastAsia="Aptos" w:cs="Times New Roman"/>
           <w:kern w:val="2"/>
           <w:szCs w:val="28"/>
-          <w:highlight w:val="yellow"/>
-          <w14:ligatures w14:val="standardContextual"/>
-        </w:rPr>
-        <w:t>не списком представить, а просто текстом</w:t>
+          <w14:ligatures w14:val="standardContextual"/>
+        </w:rPr>
+        <w:t>явля</w:t>
+      </w:r>
+      <w:r>
+        <w:rPr>
+          <w:rFonts w:eastAsia="Aptos" w:cs="Times New Roman"/>
+          <w:kern w:val="2"/>
+          <w:szCs w:val="28"/>
+          <w14:ligatures w14:val="standardContextual"/>
+        </w:rPr>
+        <w:t>е</w:t>
+      </w:r>
+      <w:r>
+        <w:rPr>
+          <w:rFonts w:eastAsia="Aptos" w:cs="Times New Roman"/>
+          <w:kern w:val="2"/>
+          <w:szCs w:val="28"/>
+          <w14:ligatures w14:val="standardContextual"/>
+        </w:rPr>
+        <w:t xml:space="preserve">тся </w:t>
+      </w:r>
+      <w:r>
+        <w:rPr>
+          <w:rFonts w:eastAsia="Aptos" w:cs="Times New Roman"/>
+          <w:kern w:val="2"/>
+          <w:szCs w:val="28"/>
+          <w14:ligatures w14:val="standardContextual"/>
+        </w:rPr>
+        <w:t>систем</w:t>
+      </w:r>
+      <w:r>
+        <w:rPr>
+          <w:rFonts w:eastAsia="Aptos" w:cs="Times New Roman"/>
+          <w:kern w:val="2"/>
+          <w:szCs w:val="28"/>
+          <w14:ligatures w14:val="standardContextual"/>
+        </w:rPr>
+        <w:t xml:space="preserve">а </w:t>
+      </w:r>
+      <w:r>
+        <w:rPr>
+          <w:rFonts w:eastAsia="Aptos" w:cs="Times New Roman"/>
+          <w:kern w:val="2"/>
+          <w:szCs w:val="28"/>
+          <w14:ligatures w14:val="standardContextual"/>
+        </w:rPr>
+        <w:t>мониторинга. Самая простая система мониторинга представляет из себя программный комплекс, развёрнутый на устройстве, с которого снимаются показания (такие как температура процессора, загруженность программных ядер, скорость оборот</w:t>
+      </w:r>
+      <w:r>
+        <w:rPr>
+          <w:rFonts w:eastAsia="Aptos" w:cs="Times New Roman"/>
+          <w:kern w:val="2"/>
+          <w:szCs w:val="28"/>
+          <w14:ligatures w14:val="standardContextual"/>
+        </w:rPr>
+        <w:t>а</w:t>
+      </w:r>
+      <w:r>
+        <w:rPr>
+          <w:rFonts w:eastAsia="Aptos" w:cs="Times New Roman"/>
+          <w:kern w:val="2"/>
+          <w:szCs w:val="28"/>
+          <w14:ligatures w14:val="standardContextual"/>
+        </w:rPr>
+        <w:t xml:space="preserve"> вентиляторов и т.д.), и на устройстве, на котором происходит приём показаний оператором. Для</w:t>
+      </w:r>
+      <w:r>
+        <w:rPr>
+          <w:rFonts w:eastAsia="Aptos" w:cs="Times New Roman"/>
+          <w:kern w:val="2"/>
+          <w:szCs w:val="28"/>
+          <w14:ligatures w14:val="standardContextual"/>
+        </w:rPr>
+        <w:t xml:space="preserve"> этого</w:t>
+      </w:r>
+      <w:r>
+        <w:rPr>
+          <w:rFonts w:eastAsia="Aptos" w:cs="Times New Roman"/>
+          <w:kern w:val="2"/>
+          <w:szCs w:val="28"/>
+          <w14:ligatures w14:val="standardContextual"/>
+        </w:rPr>
+        <w:t xml:space="preserve"> </w:t>
+      </w:r>
+      <w:r>
+        <w:rPr>
+          <w:rFonts w:eastAsia="Aptos" w:cs="Times New Roman"/>
+          <w:kern w:val="2"/>
+          <w:szCs w:val="28"/>
+          <w14:ligatures w14:val="standardContextual"/>
+        </w:rPr>
+        <w:t>существует</w:t>
+      </w:r>
+      <w:r>
+        <w:rPr>
+          <w:rFonts w:eastAsia="Aptos" w:cs="Times New Roman"/>
+          <w:kern w:val="2"/>
+          <w:szCs w:val="28"/>
+          <w14:ligatures w14:val="standardContextual"/>
+        </w:rPr>
+        <w:t xml:space="preserve"> </w:t>
+      </w:r>
+      <w:r>
+        <w:rPr>
+          <w:rFonts w:eastAsia="Aptos" w:cs="Times New Roman"/>
+          <w:kern w:val="2"/>
+          <w:szCs w:val="28"/>
+          <w14:ligatures w14:val="standardContextual"/>
+        </w:rPr>
+        <w:t>протокол</w:t>
+      </w:r>
+      <w:r>
+        <w:rPr>
+          <w:rFonts w:eastAsia="Aptos" w:cs="Times New Roman"/>
+          <w:kern w:val="2"/>
+          <w:szCs w:val="28"/>
+          <w14:ligatures w14:val="standardContextual"/>
+        </w:rPr>
+        <w:t xml:space="preserve"> </w:t>
+      </w:r>
+      <w:r>
+        <w:rPr>
+          <w:rFonts w:eastAsia="Aptos" w:cs="Times New Roman"/>
+          <w:kern w:val="2"/>
+          <w:szCs w:val="28"/>
+          <w:lang w:val="en-US"/>
+          <w14:ligatures w14:val="standardContextual"/>
+        </w:rPr>
+        <w:t>SNMP</w:t>
+      </w:r>
+      <w:r>
+        <w:rPr>
+          <w:rFonts w:eastAsia="Aptos" w:cs="Times New Roman"/>
+          <w:kern w:val="2"/>
+          <w:szCs w:val="28"/>
+          <w14:ligatures w14:val="standardContextual"/>
+        </w:rPr>
+        <w:t xml:space="preserve"> </w:t>
+      </w:r>
+      <w:r>
+        <w:rPr>
+          <w:rFonts w:eastAsia="Aptos" w:cs="Times New Roman"/>
+          <w:kern w:val="2"/>
+          <w:szCs w:val="28"/>
+          <w14:ligatures w14:val="standardContextual"/>
+        </w:rPr>
+        <w:t>(</w:t>
+      </w:r>
+      <w:r>
+        <w:rPr>
+          <w:rFonts w:eastAsia="Aptos" w:cs="Times New Roman"/>
+          <w:kern w:val="2"/>
+          <w:szCs w:val="28"/>
+          <w:lang w:val="en-US"/>
+          <w14:ligatures w14:val="standardContextual"/>
+        </w:rPr>
+        <w:t>Simple</w:t>
+      </w:r>
+      <w:r>
+        <w:rPr>
+          <w:rFonts w:eastAsia="Aptos" w:cs="Times New Roman"/>
+          <w:kern w:val="2"/>
+          <w:szCs w:val="28"/>
+          <w14:ligatures w14:val="standardContextual"/>
+        </w:rPr>
+        <w:t xml:space="preserve"> </w:t>
+      </w:r>
+      <w:r>
+        <w:rPr>
+          <w:rFonts w:eastAsia="Aptos" w:cs="Times New Roman"/>
+          <w:kern w:val="2"/>
+          <w:szCs w:val="28"/>
+          <w:lang w:val="en-US"/>
+          <w14:ligatures w14:val="standardContextual"/>
+        </w:rPr>
+        <w:t>Network</w:t>
+      </w:r>
+      <w:r>
+        <w:rPr>
+          <w:rFonts w:eastAsia="Aptos" w:cs="Times New Roman"/>
+          <w:kern w:val="2"/>
+          <w:szCs w:val="28"/>
+          <w14:ligatures w14:val="standardContextual"/>
+        </w:rPr>
+        <w:t xml:space="preserve"> </w:t>
+      </w:r>
+      <w:r>
+        <w:rPr>
+          <w:rFonts w:eastAsia="Aptos" w:cs="Times New Roman"/>
+          <w:kern w:val="2"/>
+          <w:szCs w:val="28"/>
+          <w:lang w:val="en-US"/>
+          <w14:ligatures w14:val="standardContextual"/>
+        </w:rPr>
+        <w:t>Management</w:t>
+      </w:r>
+      <w:r>
+        <w:rPr>
+          <w:rFonts w:eastAsia="Aptos" w:cs="Times New Roman"/>
+          <w:kern w:val="2"/>
+          <w:szCs w:val="28"/>
+          <w14:ligatures w14:val="standardContextual"/>
+        </w:rPr>
+        <w:t xml:space="preserve"> </w:t>
+      </w:r>
+      <w:r>
+        <w:rPr>
+          <w:rFonts w:eastAsia="Aptos" w:cs="Times New Roman"/>
+          <w:kern w:val="2"/>
+          <w:szCs w:val="28"/>
+          <w:lang w:val="en-US"/>
+          <w14:ligatures w14:val="standardContextual"/>
+        </w:rPr>
+        <w:t>Protocol</w:t>
+      </w:r>
+      <w:r>
+        <w:rPr>
+          <w:rFonts w:eastAsia="Aptos" w:cs="Times New Roman"/>
+          <w:kern w:val="2"/>
+          <w:szCs w:val="28"/>
+          <w14:ligatures w14:val="standardContextual"/>
+        </w:rPr>
+        <w:t>)</w:t>
+      </w:r>
+      <w:r>
+        <w:rPr>
+          <w:rFonts w:eastAsia="Aptos" w:cs="Times New Roman"/>
+          <w:kern w:val="2"/>
+          <w:szCs w:val="28"/>
+          <w14:ligatures w14:val="standardContextual"/>
+        </w:rPr>
+        <w:t xml:space="preserve">. </w:t>
+      </w:r>
+      <w:r>
+        <w:rPr>
+          <w:rFonts w:eastAsia="Aptos" w:cs="Times New Roman"/>
+          <w:kern w:val="2"/>
+          <w:szCs w:val="28"/>
+          <w14:ligatures w14:val="standardContextual"/>
+        </w:rPr>
+        <w:t>На у</w:t>
+      </w:r>
+      <w:r>
+        <w:rPr>
+          <w:rFonts w:eastAsia="Aptos" w:cs="Times New Roman"/>
+          <w:kern w:val="2"/>
+          <w:szCs w:val="28"/>
+          <w14:ligatures w14:val="standardContextual"/>
+        </w:rPr>
+        <w:t>стройств</w:t>
+      </w:r>
+      <w:r>
+        <w:rPr>
+          <w:rFonts w:eastAsia="Aptos" w:cs="Times New Roman"/>
+          <w:kern w:val="2"/>
+          <w:szCs w:val="28"/>
+          <w14:ligatures w14:val="standardContextual"/>
+        </w:rPr>
+        <w:t>е</w:t>
+      </w:r>
+      <w:r>
+        <w:rPr>
+          <w:rFonts w:eastAsia="Aptos" w:cs="Times New Roman"/>
+          <w:kern w:val="2"/>
+          <w:szCs w:val="28"/>
+          <w14:ligatures w14:val="standardContextual"/>
+        </w:rPr>
+        <w:t xml:space="preserve">, с которого снимают показания, </w:t>
+      </w:r>
+      <w:r>
+        <w:rPr>
+          <w:rFonts w:eastAsia="Aptos" w:cs="Times New Roman"/>
+          <w:kern w:val="2"/>
+          <w:szCs w:val="28"/>
+          <w14:ligatures w14:val="standardContextual"/>
+        </w:rPr>
+        <w:t xml:space="preserve">разворачивают </w:t>
+      </w:r>
+      <w:r>
+        <w:rPr>
+          <w:rFonts w:eastAsia="Aptos" w:cs="Times New Roman"/>
+          <w:kern w:val="2"/>
+          <w:szCs w:val="28"/>
+          <w:lang w:val="en-US"/>
+          <w14:ligatures w14:val="standardContextual"/>
+        </w:rPr>
+        <w:t>SNMP</w:t>
+      </w:r>
+      <w:r>
+        <w:rPr>
+          <w:rFonts w:eastAsia="Aptos" w:cs="Times New Roman"/>
+          <w:kern w:val="2"/>
+          <w:szCs w:val="28"/>
+          <w14:ligatures w14:val="standardContextual"/>
+        </w:rPr>
+        <w:t xml:space="preserve">-агент, а </w:t>
+      </w:r>
+      <w:r>
+        <w:rPr>
+          <w:rFonts w:eastAsia="Aptos" w:cs="Times New Roman"/>
+          <w:kern w:val="2"/>
+          <w:szCs w:val="28"/>
+          <w14:ligatures w14:val="standardContextual"/>
+        </w:rPr>
+        <w:t xml:space="preserve">на </w:t>
+      </w:r>
+      <w:r>
+        <w:rPr>
+          <w:rFonts w:eastAsia="Aptos" w:cs="Times New Roman"/>
+          <w:kern w:val="2"/>
+          <w:szCs w:val="28"/>
+          <w14:ligatures w14:val="standardContextual"/>
+        </w:rPr>
+        <w:t>устройств</w:t>
+      </w:r>
+      <w:r>
+        <w:rPr>
+          <w:rFonts w:eastAsia="Aptos" w:cs="Times New Roman"/>
+          <w:kern w:val="2"/>
+          <w:szCs w:val="28"/>
+          <w14:ligatures w14:val="standardContextual"/>
+        </w:rPr>
+        <w:t>е</w:t>
+      </w:r>
+      <w:r>
+        <w:rPr>
+          <w:rFonts w:eastAsia="Aptos" w:cs="Times New Roman"/>
+          <w:kern w:val="2"/>
+          <w:szCs w:val="28"/>
+          <w14:ligatures w14:val="standardContextual"/>
+        </w:rPr>
+        <w:t xml:space="preserve">, на котором принимают – </w:t>
+      </w:r>
+      <w:r>
+        <w:rPr>
+          <w:rFonts w:eastAsia="Aptos" w:cs="Times New Roman"/>
+          <w:kern w:val="2"/>
+          <w:szCs w:val="28"/>
+          <w:lang w:val="en-US"/>
+          <w14:ligatures w14:val="standardContextual"/>
+        </w:rPr>
+        <w:t>SNMP</w:t>
+      </w:r>
+      <w:r>
+        <w:rPr>
+          <w:rFonts w:eastAsia="Aptos" w:cs="Times New Roman"/>
+          <w:kern w:val="2"/>
+          <w:szCs w:val="28"/>
+          <w14:ligatures w14:val="standardContextual"/>
+        </w:rPr>
+        <w:t>-</w:t>
+      </w:r>
+      <w:r>
+        <w:rPr>
+          <w:rFonts w:eastAsia="Aptos" w:cs="Times New Roman"/>
+          <w:kern w:val="2"/>
+          <w:szCs w:val="28"/>
+          <w14:ligatures w14:val="standardContextual"/>
+        </w:rPr>
+        <w:t>сервер</w:t>
+      </w:r>
+      <w:r>
+        <w:rPr>
+          <w:rFonts w:eastAsia="Aptos" w:cs="Times New Roman"/>
+          <w:kern w:val="2"/>
+          <w:szCs w:val="28"/>
+          <w14:ligatures w14:val="standardContextual"/>
+        </w:rPr>
+        <w:t>.</w:t>
+      </w:r>
+      <w:r>
+        <w:rPr>
+          <w:rFonts w:eastAsia="Aptos" w:cs="Times New Roman"/>
+          <w:kern w:val="2"/>
+          <w:szCs w:val="28"/>
+          <w14:ligatures w14:val="standardContextual"/>
+        </w:rPr>
+        <w:t xml:space="preserve"> Как правило, на сетевом, серверном и инфраструктурном оборудовании для задач мониторинга предусмотрены проприетарные </w:t>
+      </w:r>
+      <w:r>
+        <w:rPr>
+          <w:rFonts w:eastAsia="Aptos" w:cs="Times New Roman"/>
+          <w:kern w:val="2"/>
+          <w:szCs w:val="28"/>
+          <w:lang w:val="en-US"/>
+          <w14:ligatures w14:val="standardContextual"/>
+        </w:rPr>
+        <w:t>SNMP</w:t>
+      </w:r>
+      <w:r>
+        <w:rPr>
+          <w:rFonts w:eastAsia="Aptos" w:cs="Times New Roman"/>
+          <w:kern w:val="2"/>
+          <w:szCs w:val="28"/>
+          <w14:ligatures w14:val="standardContextual"/>
+        </w:rPr>
+        <w:t>-</w:t>
+      </w:r>
+      <w:r>
+        <w:rPr>
+          <w:rFonts w:eastAsia="Aptos" w:cs="Times New Roman"/>
+          <w:kern w:val="2"/>
+          <w:szCs w:val="28"/>
+          <w14:ligatures w14:val="standardContextual"/>
+        </w:rPr>
+        <w:t xml:space="preserve">агенты, </w:t>
+      </w:r>
+      <w:r>
+        <w:rPr>
+          <w:rFonts w:eastAsia="Aptos" w:cs="Times New Roman"/>
+          <w:kern w:val="2"/>
+          <w:szCs w:val="28"/>
+          <w14:ligatures w14:val="standardContextual"/>
+        </w:rPr>
+        <w:t xml:space="preserve">отчего для сбора метрик достаточно только установить соединение через сервер. Однако, в случае оконечного пользовательского оборудования, </w:t>
+      </w:r>
+      <w:r>
+        <w:rPr>
+          <w:rFonts w:eastAsia="Aptos" w:cs="Times New Roman"/>
+          <w:kern w:val="2"/>
+          <w:szCs w:val="28"/>
+          <w:lang w:val="en-US"/>
+          <w14:ligatures w14:val="standardContextual"/>
+        </w:rPr>
+        <w:t>SNMP</w:t>
+      </w:r>
+      <w:r>
+        <w:rPr>
+          <w:rFonts w:eastAsia="Aptos" w:cs="Times New Roman"/>
+          <w:kern w:val="2"/>
+          <w:szCs w:val="28"/>
+          <w14:ligatures w14:val="standardContextual"/>
+        </w:rPr>
+        <w:t>-</w:t>
+      </w:r>
+      <w:r>
+        <w:rPr>
+          <w:rFonts w:eastAsia="Aptos" w:cs="Times New Roman"/>
+          <w:kern w:val="2"/>
+          <w:szCs w:val="28"/>
+          <w14:ligatures w14:val="standardContextual"/>
+        </w:rPr>
+        <w:t>агент необходимо предварительно установить и развернуть на устройстве.</w:t>
       </w:r>
     </w:p>
     <w:p>
       <w:pPr>
-        <w:widowControl w:val="0"/>
-        <w:numPr>
-          <w:ilvl w:val="0"/>
-          <w:numId w:val="15"/>
-        </w:numPr>
-        <w:tabs>
-          <w:tab w:val="left" w:pos="1276"/>
-        </w:tabs>
-        <w:autoSpaceDE w:val="0"/>
-        <w:autoSpaceDN w:val="0"/>
         <w:spacing w:after="0"/>
-        <w:ind w:left="0" w:firstLine="851"/>
-        <w:contextualSpacing/>
-        <w:jc w:val="left"/>
-        <w:rPr>
-          <w:rFonts w:eastAsia="Aptos" w:cs="Times New Roman"/>
-          <w:kern w:val="2"/>
-          <w:szCs w:val="28"/>
-          <w:highlight w:val="yellow"/>
-          <w14:ligatures w14:val="standardContextual"/>
-        </w:rPr>
-      </w:pPr>
-      <w:r>
-        <w:rPr>
-          <w:rFonts w:eastAsia="Aptos" w:cs="Times New Roman"/>
-          <w:kern w:val="2"/>
-          <w:szCs w:val="28"/>
-          <w:highlight w:val="yellow"/>
-          <w14:ligatures w14:val="standardContextual"/>
-        </w:rPr>
-        <w:t>проверка состояния оборудования и кабелей;</w:t>
+        <w:ind w:firstLine="709"/>
+        <w:rPr>
+          <w:rFonts w:eastAsia="Aptos" w:cs="Times New Roman"/>
+          <w:kern w:val="2"/>
+          <w:szCs w:val="28"/>
+          <w14:ligatures w14:val="standardContextual"/>
+        </w:rPr>
+      </w:pPr>
+      <w:r>
+        <w:rPr>
+          <w:rFonts w:eastAsia="Aptos" w:cs="Times New Roman"/>
+          <w:kern w:val="2"/>
+          <w:szCs w:val="28"/>
+          <w14:ligatures w14:val="standardContextual"/>
+        </w:rPr>
+        <w:t xml:space="preserve">На сегодняшний день существует несколько версий протокола </w:t>
+      </w:r>
+      <w:r>
+        <w:rPr>
+          <w:rFonts w:eastAsia="Aptos" w:cs="Times New Roman"/>
+          <w:kern w:val="2"/>
+          <w:szCs w:val="28"/>
+          <w:lang w:val="en-US"/>
+          <w14:ligatures w14:val="standardContextual"/>
+        </w:rPr>
+        <w:t>SNMP</w:t>
+      </w:r>
+      <w:r>
+        <w:rPr>
+          <w:rFonts w:eastAsia="Aptos" w:cs="Times New Roman"/>
+          <w:kern w:val="2"/>
+          <w:szCs w:val="28"/>
+          <w14:ligatures w14:val="standardContextual"/>
+        </w:rPr>
+        <w:t xml:space="preserve">. В работе будет освещена последняя версия протокола – </w:t>
+      </w:r>
+      <w:r>
+        <w:rPr>
+          <w:rFonts w:eastAsia="Aptos" w:cs="Times New Roman"/>
+          <w:kern w:val="2"/>
+          <w:szCs w:val="28"/>
+          <w:lang w:val="en-US"/>
+          <w14:ligatures w14:val="standardContextual"/>
+        </w:rPr>
+        <w:t>SNMP</w:t>
+      </w:r>
+      <w:r>
+        <w:rPr>
+          <w:rFonts w:eastAsia="Aptos" w:cs="Times New Roman"/>
+          <w:kern w:val="2"/>
+          <w:szCs w:val="28"/>
+          <w14:ligatures w14:val="standardContextual"/>
+        </w:rPr>
+        <w:t xml:space="preserve"> </w:t>
+      </w:r>
+      <w:r>
+        <w:rPr>
+          <w:rFonts w:eastAsia="Aptos" w:cs="Times New Roman"/>
+          <w:kern w:val="2"/>
+          <w:szCs w:val="28"/>
+          <w:lang w:val="en-US"/>
+          <w14:ligatures w14:val="standardContextual"/>
+        </w:rPr>
+        <w:t>v</w:t>
+      </w:r>
+      <w:r>
+        <w:rPr>
+          <w:rFonts w:eastAsia="Aptos" w:cs="Times New Roman"/>
+          <w:kern w:val="2"/>
+          <w:szCs w:val="28"/>
+          <w14:ligatures w14:val="standardContextual"/>
+        </w:rPr>
+        <w:t xml:space="preserve">3. </w:t>
       </w:r>
     </w:p>
     <w:p>
       <w:pPr>
-        <w:widowControl w:val="0"/>
-        <w:numPr>
-          <w:ilvl w:val="0"/>
-          <w:numId w:val="15"/>
-        </w:numPr>
-        <w:tabs>
-          <w:tab w:val="left" w:pos="1276"/>
-        </w:tabs>
-        <w:autoSpaceDE w:val="0"/>
-        <w:autoSpaceDN w:val="0"/>
         <w:spacing w:after="0"/>
-        <w:ind w:left="0" w:firstLine="851"/>
-        <w:contextualSpacing/>
-        <w:jc w:val="left"/>
-        <w:rPr>
-          <w:rFonts w:eastAsia="Aptos" w:cs="Times New Roman"/>
-          <w:kern w:val="2"/>
-          <w:szCs w:val="28"/>
-          <w:highlight w:val="yellow"/>
-          <w14:ligatures w14:val="standardContextual"/>
-        </w:rPr>
-      </w:pPr>
-      <w:r>
-        <w:rPr>
-          <w:rFonts w:eastAsia="Aptos" w:cs="Times New Roman"/>
-          <w:kern w:val="2"/>
-          <w:szCs w:val="28"/>
-          <w:highlight w:val="yellow"/>
-          <w14:ligatures w14:val="standardContextual"/>
-        </w:rPr>
-        <w:t>чистка устройств</w:t>
-      </w:r>
-      <w:r>
-        <w:rPr>
-          <w:rFonts w:eastAsia="Aptos" w:cs="Times New Roman"/>
-          <w:kern w:val="2"/>
-          <w:szCs w:val="28"/>
-          <w:highlight w:val="yellow"/>
-          <w14:ligatures w14:val="standardContextual"/>
-        </w:rPr>
-        <w:t>;</w:t>
+        <w:ind w:firstLine="709"/>
+        <w:rPr>
+          <w:rFonts w:eastAsia="Aptos" w:cs="Times New Roman"/>
+          <w:kern w:val="2"/>
+          <w:szCs w:val="28"/>
+          <w14:ligatures w14:val="standardContextual"/>
+        </w:rPr>
+      </w:pPr>
+      <w:r>
+        <w:rPr>
+          <w:rFonts w:eastAsia="Aptos" w:cs="Times New Roman"/>
+          <w:kern w:val="2"/>
+          <w:szCs w:val="28"/>
+          <w14:ligatures w14:val="standardContextual"/>
+        </w:rPr>
+        <w:lastRenderedPageBreak/>
+        <w:t xml:space="preserve">В рамках ВКР </w:t>
+      </w:r>
+      <w:r>
+        <w:rPr>
+          <w:rFonts w:eastAsia="Aptos" w:cs="Times New Roman"/>
+          <w:kern w:val="2"/>
+          <w:szCs w:val="28"/>
+          <w14:ligatures w14:val="standardContextual"/>
+        </w:rPr>
+        <w:t xml:space="preserve">с помощью протокола </w:t>
+      </w:r>
+      <w:r>
+        <w:rPr>
+          <w:rFonts w:eastAsia="Aptos" w:cs="Times New Roman"/>
+          <w:kern w:val="2"/>
+          <w:szCs w:val="28"/>
+          <w:lang w:val="en-US"/>
+          <w14:ligatures w14:val="standardContextual"/>
+        </w:rPr>
+        <w:t>SNMP</w:t>
+      </w:r>
+      <w:r>
+        <w:rPr>
+          <w:rFonts w:eastAsia="Aptos" w:cs="Times New Roman"/>
+          <w:kern w:val="2"/>
+          <w:szCs w:val="28"/>
+          <w14:ligatures w14:val="standardContextual"/>
+        </w:rPr>
+        <w:t xml:space="preserve"> </w:t>
+      </w:r>
+      <w:r>
+        <w:rPr>
+          <w:rFonts w:eastAsia="Aptos" w:cs="Times New Roman"/>
+          <w:kern w:val="2"/>
+          <w:szCs w:val="28"/>
+          <w14:ligatures w14:val="standardContextual"/>
+        </w:rPr>
+        <w:t>будет решён вопрос сбора метрик с устройств в сети.</w:t>
       </w:r>
     </w:p>
     <w:p>
       <w:pPr>
-        <w:widowControl w:val="0"/>
-        <w:numPr>
-          <w:ilvl w:val="0"/>
-          <w:numId w:val="15"/>
-        </w:numPr>
-        <w:tabs>
-          <w:tab w:val="left" w:pos="1276"/>
-        </w:tabs>
-        <w:autoSpaceDE w:val="0"/>
-        <w:autoSpaceDN w:val="0"/>
         <w:spacing w:after="0"/>
-        <w:ind w:left="0" w:firstLine="851"/>
-        <w:contextualSpacing/>
-        <w:jc w:val="left"/>
-        <w:rPr>
-          <w:rFonts w:eastAsia="Aptos" w:cs="Times New Roman"/>
-          <w:kern w:val="2"/>
-          <w:szCs w:val="28"/>
-          <w:highlight w:val="yellow"/>
-          <w14:ligatures w14:val="standardContextual"/>
-        </w:rPr>
-      </w:pPr>
-      <w:r>
-        <w:rPr>
-          <w:rFonts w:eastAsia="Aptos" w:cs="Times New Roman"/>
-          <w:kern w:val="2"/>
-          <w:szCs w:val="28"/>
-          <w:highlight w:val="yellow"/>
-          <w14:ligatures w14:val="standardContextual"/>
-        </w:rPr>
-        <w:t>замена старых соединений;</w:t>
+        <w:ind w:firstLine="709"/>
+        <w:rPr>
+          <w:rFonts w:eastAsia="Aptos" w:cs="Times New Roman"/>
+          <w:kern w:val="2"/>
+          <w:szCs w:val="28"/>
+          <w14:ligatures w14:val="standardContextual"/>
+        </w:rPr>
+      </w:pPr>
+      <w:r>
+        <w:rPr>
+          <w:rFonts w:eastAsia="Aptos" w:cs="Times New Roman"/>
+          <w:b/>
+          <w:bCs/>
+          <w:kern w:val="2"/>
+          <w:szCs w:val="28"/>
+          <w14:ligatures w14:val="standardContextual"/>
+        </w:rPr>
+        <w:t>1.4 Сравнительный анализ аналогов</w:t>
       </w:r>
     </w:p>
     <w:p>
       <w:pPr>
-        <w:widowControl w:val="0"/>
-        <w:numPr>
-          <w:ilvl w:val="0"/>
-          <w:numId w:val="15"/>
-        </w:numPr>
-        <w:tabs>
-          <w:tab w:val="left" w:pos="1276"/>
-        </w:tabs>
-        <w:autoSpaceDE w:val="0"/>
-        <w:autoSpaceDN w:val="0"/>
         <w:spacing w:after="0"/>
-        <w:ind w:left="0" w:firstLine="851"/>
-        <w:contextualSpacing/>
-        <w:jc w:val="left"/>
-        <w:rPr>
-          <w:rFonts w:eastAsia="Aptos" w:cs="Times New Roman"/>
-          <w:kern w:val="2"/>
-          <w:szCs w:val="28"/>
-          <w:highlight w:val="yellow"/>
-          <w14:ligatures w14:val="standardContextual"/>
-        </w:rPr>
-      </w:pPr>
-      <w:r>
-        <w:rPr>
-          <w:rFonts w:eastAsia="Aptos" w:cs="Times New Roman"/>
-          <w:kern w:val="2"/>
-          <w:szCs w:val="28"/>
-          <w:highlight w:val="yellow"/>
-          <w14:ligatures w14:val="standardContextual"/>
-        </w:rPr>
-        <w:t>наблюдение за работой сети</w:t>
-      </w:r>
-      <w:r>
-        <w:rPr>
-          <w:rFonts w:eastAsia="Aptos" w:cs="Times New Roman"/>
-          <w:kern w:val="2"/>
-          <w:szCs w:val="28"/>
-          <w:highlight w:val="yellow"/>
-          <w14:ligatures w14:val="standardContextual"/>
-        </w:rPr>
-        <w:t>;</w:t>
+        <w:ind w:firstLine="709"/>
+        <w:rPr>
+          <w:rFonts w:eastAsia="Aptos" w:cs="Times New Roman"/>
+          <w:kern w:val="2"/>
+          <w:szCs w:val="28"/>
+          <w14:ligatures w14:val="standardContextual"/>
+        </w:rPr>
+      </w:pPr>
+      <w:r>
+        <w:rPr>
+          <w:rFonts w:eastAsia="Aptos" w:cs="Times New Roman"/>
+          <w:kern w:val="2"/>
+          <w:szCs w:val="28"/>
+          <w14:ligatures w14:val="standardContextual"/>
+        </w:rPr>
+        <w:t>Для формирования корректных требований к разрабатываемому программному продукту требуется провести сравнительный анализ прямых и косвенных аналогов с целью выявления удачных практик и высоко оцениваемых свойств программы.</w:t>
       </w:r>
     </w:p>
     <w:p>
       <w:pPr>
-        <w:widowControl w:val="0"/>
-        <w:numPr>
-          <w:ilvl w:val="0"/>
-          <w:numId w:val="15"/>
-        </w:numPr>
-        <w:tabs>
-          <w:tab w:val="left" w:pos="1276"/>
-        </w:tabs>
-        <w:autoSpaceDE w:val="0"/>
-        <w:autoSpaceDN w:val="0"/>
-        <w:spacing w:after="0"/>
-        <w:ind w:left="0" w:firstLine="851"/>
-        <w:contextualSpacing/>
-        <w:jc w:val="left"/>
-        <w:rPr>
-          <w:rFonts w:eastAsia="Aptos" w:cs="Times New Roman"/>
-          <w:kern w:val="2"/>
-          <w:szCs w:val="28"/>
-          <w:highlight w:val="yellow"/>
-          <w14:ligatures w14:val="standardContextual"/>
-        </w:rPr>
-      </w:pPr>
-      <w:r>
-        <w:rPr>
-          <w:rFonts w:eastAsia="Aptos" w:cs="Times New Roman"/>
-          <w:kern w:val="2"/>
-          <w:szCs w:val="28"/>
-          <w:highlight w:val="yellow"/>
-          <w14:ligatures w14:val="standardContextual"/>
-        </w:rPr>
-        <w:t>настройка средств управления сетью;</w:t>
-      </w:r>
-    </w:p>
-    <w:p>
-      <w:pPr>
-        <w:widowControl w:val="0"/>
-        <w:numPr>
-          <w:ilvl w:val="0"/>
-          <w:numId w:val="15"/>
-        </w:numPr>
-        <w:tabs>
-          <w:tab w:val="left" w:pos="1276"/>
-        </w:tabs>
-        <w:autoSpaceDE w:val="0"/>
-        <w:autoSpaceDN w:val="0"/>
-        <w:spacing w:after="0"/>
-        <w:ind w:left="0" w:firstLine="851"/>
-        <w:contextualSpacing/>
-        <w:jc w:val="left"/>
-        <w:rPr>
-          <w:rFonts w:eastAsia="Aptos" w:cs="Times New Roman"/>
-          <w:kern w:val="2"/>
-          <w:szCs w:val="28"/>
-          <w:highlight w:val="yellow"/>
-          <w14:ligatures w14:val="standardContextual"/>
-        </w:rPr>
-      </w:pPr>
-      <w:r>
-        <w:rPr>
-          <w:rFonts w:eastAsia="Aptos" w:cs="Times New Roman"/>
-          <w:kern w:val="2"/>
-          <w:szCs w:val="28"/>
-          <w:highlight w:val="yellow"/>
-          <w14:ligatures w14:val="standardContextual"/>
-        </w:rPr>
-        <w:t>проведение нагрузочного тестирования;</w:t>
-      </w:r>
-    </w:p>
-    <w:p>
-      <w:pPr>
-        <w:widowControl w:val="0"/>
-        <w:numPr>
-          <w:ilvl w:val="0"/>
-          <w:numId w:val="15"/>
-        </w:numPr>
-        <w:tabs>
-          <w:tab w:val="left" w:pos="1276"/>
-        </w:tabs>
-        <w:autoSpaceDE w:val="0"/>
-        <w:autoSpaceDN w:val="0"/>
-        <w:spacing w:after="0"/>
-        <w:ind w:left="0" w:firstLine="851"/>
-        <w:contextualSpacing/>
-        <w:jc w:val="left"/>
-        <w:rPr>
-          <w:rFonts w:eastAsia="Aptos" w:cs="Times New Roman"/>
-          <w:kern w:val="2"/>
-          <w:szCs w:val="28"/>
-          <w:highlight w:val="yellow"/>
-          <w14:ligatures w14:val="standardContextual"/>
-        </w:rPr>
-      </w:pPr>
-      <w:r>
-        <w:rPr>
-          <w:rFonts w:eastAsia="Aptos" w:cs="Times New Roman"/>
-          <w:kern w:val="2"/>
-          <w:szCs w:val="28"/>
-          <w:highlight w:val="yellow"/>
-          <w14:ligatures w14:val="standardContextual"/>
-        </w:rPr>
-        <w:t>обновление драйверов и прошивок.</w:t>
-      </w:r>
-    </w:p>
-    <w:p>
-      <w:pPr>
         <w:spacing w:after="0"/>
         <w:ind w:firstLine="709"/>
         <w:rPr>
@@ -3728,535 +4306,7 @@
           <w:szCs w:val="28"/>
           <w14:ligatures w14:val="standardContextual"/>
         </w:rPr>
-        <w:t xml:space="preserve">Как было упомянуто выше, с ростом количества устройств в сети, растёт и трудоёмкость обслуживания сети. </w:t>
-      </w:r>
-      <w:r>
-        <w:rPr>
-          <w:rFonts w:eastAsia="Aptos" w:cs="Times New Roman"/>
-          <w:kern w:val="2"/>
-          <w:szCs w:val="28"/>
-          <w14:ligatures w14:val="standardContextual"/>
-        </w:rPr>
-        <w:t xml:space="preserve">Выделяют два подхода к обслуживанию: реактивный и проактивный. </w:t>
-      </w:r>
-    </w:p>
-    <w:p>
-      <w:pPr>
-        <w:spacing w:after="0"/>
-        <w:ind w:firstLine="709"/>
-        <w:rPr>
-          <w:rFonts w:eastAsia="Aptos" w:cs="Times New Roman"/>
-          <w:kern w:val="2"/>
-          <w:szCs w:val="28"/>
-          <w14:ligatures w14:val="standardContextual"/>
-        </w:rPr>
-      </w:pPr>
-      <w:r>
-        <w:rPr>
-          <w:rFonts w:eastAsia="Aptos" w:cs="Times New Roman"/>
-          <w:kern w:val="2"/>
-          <w:szCs w:val="28"/>
-          <w14:ligatures w14:val="standardContextual"/>
-        </w:rPr>
-        <w:t>При реактивном подходе</w:t>
-      </w:r>
-      <w:r>
-        <w:rPr>
-          <w:rFonts w:eastAsia="Aptos" w:cs="Times New Roman"/>
-          <w:kern w:val="2"/>
-          <w:szCs w:val="28"/>
-          <w14:ligatures w14:val="standardContextual"/>
-        </w:rPr>
-        <w:t xml:space="preserve"> </w:t>
-      </w:r>
-      <w:r>
-        <w:rPr>
-          <w:rFonts w:eastAsia="Aptos" w:cs="Times New Roman"/>
-          <w:kern w:val="2"/>
-          <w:szCs w:val="28"/>
-          <w14:ligatures w14:val="standardContextual"/>
-        </w:rPr>
-        <w:t>работы по восстановлению работоспособности сети и устранению неполадок производятся непосредственно после возникновения неисправности</w:t>
-      </w:r>
-      <w:r>
-        <w:rPr>
-          <w:rFonts w:eastAsia="Aptos" w:cs="Times New Roman"/>
-          <w:kern w:val="2"/>
-          <w:szCs w:val="28"/>
-          <w14:ligatures w14:val="standardContextual"/>
-        </w:rPr>
-        <w:t xml:space="preserve">. Достоинства такого подхода заключаются в </w:t>
-      </w:r>
-      <w:r>
-        <w:rPr>
-          <w:rFonts w:eastAsia="Aptos" w:cs="Times New Roman"/>
-          <w:kern w:val="2"/>
-          <w:szCs w:val="28"/>
-          <w14:ligatures w14:val="standardContextual"/>
-        </w:rPr>
-        <w:t xml:space="preserve">более низких по сравнению с проактивным подходом начальных затратах и простоте реализации. </w:t>
-      </w:r>
-      <w:r>
-        <w:rPr>
-          <w:rFonts w:eastAsia="Aptos" w:cs="Times New Roman"/>
-          <w:kern w:val="2"/>
-          <w:szCs w:val="28"/>
-          <w14:ligatures w14:val="standardContextual"/>
-        </w:rPr>
-        <w:t xml:space="preserve">Однако, ввиду отсутствия постоянного мониторинга, </w:t>
-      </w:r>
-      <w:r>
-        <w:rPr>
-          <w:rFonts w:eastAsia="Aptos" w:cs="Times New Roman"/>
-          <w:kern w:val="2"/>
-          <w:szCs w:val="28"/>
-          <w14:ligatures w14:val="standardContextual"/>
-        </w:rPr>
-        <w:t xml:space="preserve">механизмов </w:t>
-      </w:r>
-      <w:r>
-        <w:rPr>
-          <w:rFonts w:eastAsia="Aptos" w:cs="Times New Roman"/>
-          <w:kern w:val="2"/>
-          <w:szCs w:val="28"/>
-          <w14:ligatures w14:val="standardContextual"/>
-        </w:rPr>
-        <w:t>автоматизации и прогнозирования сбоев, увеличивается время реакции на сбои, а расходы на восстановление работоспособности сети несут непрозрачный и спонтанный характер, наблюдаются простои бизнес-</w:t>
-      </w:r>
-      <w:r>
-        <w:rPr>
-          <w:rFonts w:eastAsia="Aptos" w:cs="Times New Roman"/>
-          <w:kern w:val="2"/>
-          <w:szCs w:val="28"/>
-          <w14:ligatures w14:val="standardContextual"/>
-        </w:rPr>
-        <w:lastRenderedPageBreak/>
-        <w:t>процессов и сопутствующие этому финансовые издержки. В таких условиях строгое планирование бюджета становится невозможным. Реактивный подход оправдан для небольших сетей и может применяться в тех сферах, где непрерывная работа не является приоритетом.</w:t>
-      </w:r>
-    </w:p>
-    <w:p>
-      <w:pPr>
-        <w:spacing w:after="0"/>
-        <w:ind w:firstLine="709"/>
-        <w:rPr>
-          <w:rFonts w:eastAsia="Aptos" w:cs="Times New Roman"/>
-          <w:kern w:val="2"/>
-          <w:szCs w:val="28"/>
-          <w14:ligatures w14:val="standardContextual"/>
-        </w:rPr>
-      </w:pPr>
-      <w:r>
-        <w:rPr>
-          <w:rFonts w:eastAsia="Aptos" w:cs="Times New Roman"/>
-          <w:kern w:val="2"/>
-          <w:szCs w:val="28"/>
-          <w14:ligatures w14:val="standardContextual"/>
-        </w:rPr>
-        <w:t>Проактивный подход при обслуживании сетей заключается в предотвращении неисправностей.</w:t>
-      </w:r>
-      <w:r>
-        <w:rPr>
-          <w:rFonts w:eastAsia="Aptos" w:cs="Times New Roman"/>
-          <w:kern w:val="2"/>
-          <w:szCs w:val="28"/>
-          <w14:ligatures w14:val="standardContextual"/>
-        </w:rPr>
-        <w:t xml:space="preserve"> При таком подходе производится непрерывный мониторинг сетевой инфраструктуры, создаются механизмы автоматизации оповещения и устранения сбоев. </w:t>
-      </w:r>
-      <w:r>
-        <w:rPr>
-          <w:rFonts w:eastAsia="Aptos" w:cs="Times New Roman"/>
-          <w:kern w:val="2"/>
-          <w:szCs w:val="28"/>
-          <w14:ligatures w14:val="standardContextual"/>
-        </w:rPr>
-        <w:t xml:space="preserve">Из достоинств проактивного подхода можно выделить </w:t>
-      </w:r>
-      <w:r>
-        <w:rPr>
-          <w:rFonts w:eastAsia="Aptos" w:cs="Times New Roman"/>
-          <w:kern w:val="2"/>
-          <w:szCs w:val="28"/>
-          <w14:ligatures w14:val="standardContextual"/>
-        </w:rPr>
-        <w:t xml:space="preserve">высокую скорость </w:t>
-      </w:r>
-      <w:r>
-        <w:rPr>
-          <w:rFonts w:eastAsia="Aptos" w:cs="Times New Roman"/>
-          <w:kern w:val="2"/>
-          <w:szCs w:val="28"/>
-          <w14:ligatures w14:val="standardContextual"/>
-        </w:rPr>
-        <w:t>реакции на неисправнос</w:t>
-      </w:r>
-      <w:r>
-        <w:rPr>
-          <w:rFonts w:eastAsia="Aptos" w:cs="Times New Roman"/>
-          <w:kern w:val="2"/>
-          <w:szCs w:val="28"/>
-          <w14:ligatures w14:val="standardContextual"/>
-        </w:rPr>
-        <w:t xml:space="preserve">ти, прогнозируемые затраты на профилактику и структурированное планирование </w:t>
-      </w:r>
-      <w:r>
-        <w:rPr>
-          <w:rFonts w:eastAsia="Aptos" w:cs="Times New Roman"/>
-          <w:kern w:val="2"/>
-          <w:szCs w:val="28"/>
-          <w14:ligatures w14:val="standardContextual"/>
-        </w:rPr>
-        <w:t>мероприятий по обслуживанию оборудования. В эти мероприятия входят:</w:t>
-      </w:r>
-    </w:p>
-    <w:p>
-      <w:pPr>
-        <w:spacing w:after="0"/>
-        <w:ind w:firstLine="709"/>
-        <w:rPr>
-          <w:rFonts w:eastAsia="Aptos" w:cs="Times New Roman"/>
-          <w:kern w:val="2"/>
-          <w:szCs w:val="28"/>
-          <w14:ligatures w14:val="standardContextual"/>
-        </w:rPr>
-      </w:pPr>
-      <w:r>
-        <w:rPr>
-          <w:rFonts w:eastAsia="Aptos" w:cs="Times New Roman"/>
-          <w:kern w:val="2"/>
-          <w:szCs w:val="28"/>
-          <w:highlight w:val="yellow"/>
-          <w14:ligatures w14:val="standardContextual"/>
-        </w:rPr>
-        <w:t xml:space="preserve">сюда список либо ещё </w:t>
-      </w:r>
-      <w:proofErr w:type="spellStart"/>
-      <w:r>
-        <w:rPr>
-          <w:rFonts w:eastAsia="Aptos" w:cs="Times New Roman"/>
-          <w:kern w:val="2"/>
-          <w:szCs w:val="28"/>
-          <w:highlight w:val="yellow"/>
-          <w14:ligatures w14:val="standardContextual"/>
-        </w:rPr>
-        <w:t>чё</w:t>
-      </w:r>
-      <w:proofErr w:type="spellEnd"/>
-      <w:r>
-        <w:rPr>
-          <w:rFonts w:eastAsia="Aptos" w:cs="Times New Roman"/>
-          <w:kern w:val="2"/>
-          <w:szCs w:val="28"/>
-          <w:highlight w:val="yellow"/>
-          <w14:ligatures w14:val="standardContextual"/>
-        </w:rPr>
-        <w:t xml:space="preserve">-то </w:t>
-      </w:r>
-      <w:proofErr w:type="spellStart"/>
-      <w:r>
-        <w:rPr>
-          <w:rFonts w:eastAsia="Aptos" w:cs="Times New Roman"/>
-          <w:kern w:val="2"/>
-          <w:szCs w:val="28"/>
-          <w:highlight w:val="yellow"/>
-          <w14:ligatures w14:val="standardContextual"/>
-        </w:rPr>
-        <w:t>хз</w:t>
-      </w:r>
-      <w:proofErr w:type="spellEnd"/>
-    </w:p>
-    <w:p>
-      <w:pPr>
-        <w:spacing w:after="0"/>
-        <w:ind w:firstLine="709"/>
-        <w:rPr>
-          <w:rFonts w:eastAsia="Aptos" w:cs="Times New Roman"/>
-          <w:kern w:val="2"/>
-          <w:szCs w:val="28"/>
-          <w14:ligatures w14:val="standardContextual"/>
-        </w:rPr>
-      </w:pPr>
-      <w:r>
-        <w:rPr>
-          <w:rFonts w:eastAsia="Aptos" w:cs="Times New Roman"/>
-          <w:kern w:val="2"/>
-          <w:szCs w:val="28"/>
-          <w14:ligatures w14:val="standardContextual"/>
-        </w:rPr>
-        <w:t xml:space="preserve">Из </w:t>
-      </w:r>
-      <w:r>
-        <w:rPr>
-          <w:rFonts w:eastAsia="Aptos" w:cs="Times New Roman"/>
-          <w:kern w:val="2"/>
-          <w:szCs w:val="28"/>
-          <w14:ligatures w14:val="standardContextual"/>
-        </w:rPr>
-        <w:t xml:space="preserve">перечисленных выше мероприятий </w:t>
-      </w:r>
-      <w:r>
-        <w:rPr>
-          <w:rFonts w:eastAsia="Aptos" w:cs="Times New Roman"/>
-          <w:kern w:val="2"/>
-          <w:szCs w:val="28"/>
-          <w14:ligatures w14:val="standardContextual"/>
-        </w:rPr>
-        <w:t xml:space="preserve">непрерывно проводятся </w:t>
-      </w:r>
-      <w:r>
-        <w:rPr>
-          <w:rFonts w:eastAsia="Aptos" w:cs="Times New Roman"/>
-          <w:kern w:val="2"/>
-          <w:szCs w:val="28"/>
-          <w14:ligatures w14:val="standardContextual"/>
-        </w:rPr>
-        <w:t xml:space="preserve">такие, как </w:t>
-      </w:r>
-      <w:r>
-        <w:rPr>
-          <w:rFonts w:eastAsia="Aptos" w:cs="Times New Roman"/>
-          <w:kern w:val="2"/>
-          <w:szCs w:val="28"/>
-          <w14:ligatures w14:val="standardContextual"/>
-        </w:rPr>
-        <w:t xml:space="preserve">наблюдение и настройка. </w:t>
-      </w:r>
-      <w:r>
-        <w:rPr>
-          <w:rFonts w:eastAsia="Aptos" w:cs="Times New Roman"/>
-          <w:kern w:val="2"/>
-          <w:szCs w:val="28"/>
-          <w14:ligatures w14:val="standardContextual"/>
-        </w:rPr>
-        <w:t xml:space="preserve">Этот процесс трудоёмок и требует от оператора </w:t>
-      </w:r>
-      <w:r>
-        <w:rPr>
-          <w:rFonts w:eastAsia="Aptos" w:cs="Times New Roman"/>
-          <w:kern w:val="2"/>
-          <w:szCs w:val="28"/>
-          <w14:ligatures w14:val="standardContextual"/>
-        </w:rPr>
-        <w:t xml:space="preserve">внимания к </w:t>
-      </w:r>
-      <w:r>
-        <w:rPr>
-          <w:rFonts w:eastAsia="Aptos" w:cs="Times New Roman"/>
-          <w:kern w:val="2"/>
-          <w:szCs w:val="28"/>
-          <w14:ligatures w14:val="standardContextual"/>
-        </w:rPr>
-        <w:t>ряд</w:t>
-      </w:r>
-      <w:r>
-        <w:rPr>
-          <w:rFonts w:eastAsia="Aptos" w:cs="Times New Roman"/>
-          <w:kern w:val="2"/>
-          <w:szCs w:val="28"/>
-          <w14:ligatures w14:val="standardContextual"/>
-        </w:rPr>
-        <w:t xml:space="preserve">у </w:t>
-      </w:r>
-      <w:r>
-        <w:rPr>
-          <w:rFonts w:eastAsia="Aptos" w:cs="Times New Roman"/>
-          <w:kern w:val="2"/>
-          <w:szCs w:val="28"/>
-          <w14:ligatures w14:val="standardContextual"/>
-        </w:rPr>
-        <w:t>параметров. Поэтому в рамках ВКР</w:t>
-      </w:r>
-      <w:r>
-        <w:rPr>
-          <w:rFonts w:eastAsia="Aptos" w:cs="Times New Roman"/>
-          <w:kern w:val="2"/>
-          <w:szCs w:val="28"/>
-          <w14:ligatures w14:val="standardContextual"/>
-        </w:rPr>
-        <w:t xml:space="preserve"> требуется разработать программный продукт, автоматизирующий процессы мониторинга сети и настройки сетевых устройств.</w:t>
-      </w:r>
-      <w:r>
-        <w:rPr>
-          <w:rFonts w:eastAsia="Aptos" w:cs="Times New Roman"/>
-          <w:kern w:val="2"/>
-          <w:szCs w:val="28"/>
-          <w14:ligatures w14:val="standardContextual"/>
-        </w:rPr>
-        <w:t xml:space="preserve"> </w:t>
-      </w:r>
-    </w:p>
-    <w:p>
-      <w:pPr>
-        <w:spacing w:after="0"/>
-        <w:ind w:firstLine="709"/>
-        <w:rPr>
-          <w:rFonts w:eastAsia="Aptos" w:cs="Times New Roman"/>
-          <w:b/>
-          <w:bCs/>
-          <w:kern w:val="2"/>
-          <w:szCs w:val="28"/>
-          <w14:ligatures w14:val="standardContextual"/>
-        </w:rPr>
-      </w:pPr>
-      <w:r>
-        <w:rPr>
-          <w:rFonts w:eastAsia="Aptos" w:cs="Times New Roman"/>
-          <w:b/>
-          <w:bCs/>
-          <w:kern w:val="2"/>
-          <w:szCs w:val="28"/>
-          <w14:ligatures w14:val="standardContextual"/>
-        </w:rPr>
-        <w:t>1.3 Протокол SNMP</w:t>
-      </w:r>
-    </w:p>
-    <w:p>
-      <w:pPr>
-        <w:spacing w:after="0"/>
-        <w:ind w:firstLine="709"/>
-        <w:rPr>
-          <w:rFonts w:eastAsia="Aptos" w:cs="Times New Roman"/>
-          <w:kern w:val="2"/>
-          <w:szCs w:val="28"/>
-          <w14:ligatures w14:val="standardContextual"/>
-        </w:rPr>
-      </w:pPr>
-      <w:r>
-        <w:rPr>
-          <w:rFonts w:eastAsia="Aptos" w:cs="Times New Roman"/>
-          <w:kern w:val="2"/>
-          <w:szCs w:val="28"/>
-          <w14:ligatures w14:val="standardContextual"/>
-        </w:rPr>
-        <w:t xml:space="preserve">Для проведения своевременного обслуживания и оперативной замены вышедших из строя узлов требуется средство диагностики, способное информировать оператора о состоянии устройств сети. </w:t>
-      </w:r>
-      <w:r>
-        <w:rPr>
-          <w:rFonts w:eastAsia="Aptos" w:cs="Times New Roman"/>
-          <w:kern w:val="2"/>
-          <w:szCs w:val="28"/>
-          <w14:ligatures w14:val="standardContextual"/>
-        </w:rPr>
-        <w:t xml:space="preserve">Этими средствами являются </w:t>
-      </w:r>
-      <w:r>
-        <w:rPr>
-          <w:rFonts w:eastAsia="Aptos" w:cs="Times New Roman"/>
-          <w:kern w:val="2"/>
-          <w:szCs w:val="28"/>
-          <w14:ligatures w14:val="standardContextual"/>
-        </w:rPr>
-        <w:t>системы мониторинга. Самая простая система мониторинга представляет из себя программный комплекс, развёрнутый как на устройстве, с которого снимаются показания (такие как температура процессора, загруженность программных ядер, скорость оборот</w:t>
-      </w:r>
-      <w:r>
-        <w:rPr>
-          <w:rFonts w:eastAsia="Aptos" w:cs="Times New Roman"/>
-          <w:kern w:val="2"/>
-          <w:szCs w:val="28"/>
-          <w14:ligatures w14:val="standardContextual"/>
-        </w:rPr>
-        <w:t>а</w:t>
-      </w:r>
-      <w:r>
-        <w:rPr>
-          <w:rFonts w:eastAsia="Aptos" w:cs="Times New Roman"/>
-          <w:kern w:val="2"/>
-          <w:szCs w:val="28"/>
-          <w14:ligatures w14:val="standardContextual"/>
-        </w:rPr>
-        <w:t xml:space="preserve"> вентиляторов и </w:t>
-      </w:r>
-      <w:proofErr w:type="gramStart"/>
-      <w:r>
-        <w:rPr>
-          <w:rFonts w:eastAsia="Aptos" w:cs="Times New Roman"/>
-          <w:kern w:val="2"/>
-          <w:szCs w:val="28"/>
-          <w14:ligatures w14:val="standardContextual"/>
-        </w:rPr>
-        <w:t>т.д.</w:t>
-      </w:r>
-      <w:proofErr w:type="gramEnd"/>
-      <w:r>
-        <w:rPr>
-          <w:rFonts w:eastAsia="Aptos" w:cs="Times New Roman"/>
-          <w:kern w:val="2"/>
-          <w:szCs w:val="28"/>
-          <w14:ligatures w14:val="standardContextual"/>
-        </w:rPr>
-        <w:t>), так и на устройстве, на котором происходит приём показаний оператором. Для</w:t>
-      </w:r>
-      <w:r>
-        <w:rPr>
-          <w:rFonts w:eastAsia="Aptos" w:cs="Times New Roman"/>
-          <w:kern w:val="2"/>
-          <w:szCs w:val="28"/>
-          <w14:ligatures w14:val="standardContextual"/>
-        </w:rPr>
-        <w:t xml:space="preserve"> </w:t>
-      </w:r>
-      <w:r>
-        <w:rPr>
-          <w:rFonts w:eastAsia="Aptos" w:cs="Times New Roman"/>
-          <w:kern w:val="2"/>
-          <w:szCs w:val="28"/>
-          <w14:ligatures w14:val="standardContextual"/>
-        </w:rPr>
-        <w:t>таких</w:t>
-      </w:r>
-      <w:r>
-        <w:rPr>
-          <w:rFonts w:eastAsia="Aptos" w:cs="Times New Roman"/>
-          <w:kern w:val="2"/>
-          <w:szCs w:val="28"/>
-          <w14:ligatures w14:val="standardContextual"/>
-        </w:rPr>
-        <w:t xml:space="preserve"> операций</w:t>
-      </w:r>
-      <w:r>
-        <w:rPr>
-          <w:rFonts w:eastAsia="Aptos" w:cs="Times New Roman"/>
-          <w:kern w:val="2"/>
-          <w:szCs w:val="28"/>
-          <w14:ligatures w14:val="standardContextual"/>
-        </w:rPr>
-        <w:t xml:space="preserve"> </w:t>
-      </w:r>
-      <w:r>
-        <w:rPr>
-          <w:rFonts w:eastAsia="Aptos" w:cs="Times New Roman"/>
-          <w:kern w:val="2"/>
-          <w:szCs w:val="28"/>
-          <w14:ligatures w14:val="standardContextual"/>
-        </w:rPr>
-        <w:t>существует</w:t>
-      </w:r>
-      <w:r>
-        <w:rPr>
-          <w:rFonts w:eastAsia="Aptos" w:cs="Times New Roman"/>
-          <w:kern w:val="2"/>
-          <w:szCs w:val="28"/>
-          <w14:ligatures w14:val="standardContextual"/>
-        </w:rPr>
-        <w:t xml:space="preserve"> </w:t>
-      </w:r>
-      <w:r>
-        <w:rPr>
-          <w:rFonts w:eastAsia="Aptos" w:cs="Times New Roman"/>
-          <w:kern w:val="2"/>
-          <w:szCs w:val="28"/>
-          <w14:ligatures w14:val="standardContextual"/>
-        </w:rPr>
-        <w:t>протокол</w:t>
-      </w:r>
-      <w:r>
-        <w:rPr>
-          <w:rFonts w:eastAsia="Aptos" w:cs="Times New Roman"/>
-          <w:kern w:val="2"/>
-          <w:szCs w:val="28"/>
-          <w14:ligatures w14:val="standardContextual"/>
-        </w:rPr>
-        <w:t xml:space="preserve"> </w:t>
+        <w:t xml:space="preserve">1.4.1 </w:t>
       </w:r>
       <w:r>
         <w:rPr>
@@ -4266,489 +4316,8 @@
           <w:lang w:val="en-US"/>
           <w14:ligatures w14:val="standardContextual"/>
         </w:rPr>
-        <w:t>SNMP</w:t>
-      </w:r>
-      <w:r>
-        <w:rPr>
-          <w:rFonts w:eastAsia="Aptos" w:cs="Times New Roman"/>
-          <w:kern w:val="2"/>
-          <w:szCs w:val="28"/>
-          <w14:ligatures w14:val="standardContextual"/>
-        </w:rPr>
-        <w:t xml:space="preserve"> </w:t>
-      </w:r>
-      <w:r>
-        <w:rPr>
-          <w:rFonts w:eastAsia="Aptos" w:cs="Times New Roman"/>
-          <w:kern w:val="2"/>
-          <w:szCs w:val="28"/>
-          <w14:ligatures w14:val="standardContextual"/>
-        </w:rPr>
-        <w:t>(</w:t>
-      </w:r>
-      <w:r>
-        <w:rPr>
-          <w:rFonts w:eastAsia="Aptos" w:cs="Times New Roman"/>
-          <w:kern w:val="2"/>
-          <w:szCs w:val="28"/>
-          <w:lang w:val="en-US"/>
-          <w14:ligatures w14:val="standardContextual"/>
-        </w:rPr>
-        <w:t>Simple</w:t>
-      </w:r>
-      <w:r>
-        <w:rPr>
-          <w:rFonts w:eastAsia="Aptos" w:cs="Times New Roman"/>
-          <w:kern w:val="2"/>
-          <w:szCs w:val="28"/>
-          <w14:ligatures w14:val="standardContextual"/>
-        </w:rPr>
-        <w:t xml:space="preserve"> </w:t>
-      </w:r>
-      <w:r>
-        <w:rPr>
-          <w:rFonts w:eastAsia="Aptos" w:cs="Times New Roman"/>
-          <w:kern w:val="2"/>
-          <w:szCs w:val="28"/>
-          <w:lang w:val="en-US"/>
-          <w14:ligatures w14:val="standardContextual"/>
-        </w:rPr>
-        <w:t>Network</w:t>
-      </w:r>
-      <w:r>
-        <w:rPr>
-          <w:rFonts w:eastAsia="Aptos" w:cs="Times New Roman"/>
-          <w:kern w:val="2"/>
-          <w:szCs w:val="28"/>
-          <w14:ligatures w14:val="standardContextual"/>
-        </w:rPr>
-        <w:t xml:space="preserve"> </w:t>
-      </w:r>
-      <w:r>
-        <w:rPr>
-          <w:rFonts w:eastAsia="Aptos" w:cs="Times New Roman"/>
-          <w:kern w:val="2"/>
-          <w:szCs w:val="28"/>
-          <w:lang w:val="en-US"/>
-          <w14:ligatures w14:val="standardContextual"/>
-        </w:rPr>
-        <w:t>Management</w:t>
-      </w:r>
-      <w:r>
-        <w:rPr>
-          <w:rFonts w:eastAsia="Aptos" w:cs="Times New Roman"/>
-          <w:kern w:val="2"/>
-          <w:szCs w:val="28"/>
-          <w14:ligatures w14:val="standardContextual"/>
-        </w:rPr>
-        <w:t xml:space="preserve"> </w:t>
-      </w:r>
-      <w:r>
-        <w:rPr>
-          <w:rFonts w:eastAsia="Aptos" w:cs="Times New Roman"/>
-          <w:kern w:val="2"/>
-          <w:szCs w:val="28"/>
-          <w:lang w:val="en-US"/>
-          <w14:ligatures w14:val="standardContextual"/>
-        </w:rPr>
-        <w:t>Protocol</w:t>
-      </w:r>
-      <w:r>
-        <w:rPr>
-          <w:rFonts w:eastAsia="Aptos" w:cs="Times New Roman"/>
-          <w:kern w:val="2"/>
-          <w:szCs w:val="28"/>
-          <w14:ligatures w14:val="standardContextual"/>
-        </w:rPr>
-        <w:t>)</w:t>
-      </w:r>
-      <w:r>
-        <w:rPr>
-          <w:rFonts w:eastAsia="Aptos" w:cs="Times New Roman"/>
-          <w:kern w:val="2"/>
-          <w:szCs w:val="28"/>
-          <w14:ligatures w14:val="standardContextual"/>
-        </w:rPr>
-        <w:t xml:space="preserve">. </w:t>
-      </w:r>
-      <w:r>
-        <w:rPr>
-          <w:rFonts w:eastAsia="Aptos" w:cs="Times New Roman"/>
-          <w:kern w:val="2"/>
-          <w:szCs w:val="28"/>
-          <w14:ligatures w14:val="standardContextual"/>
-        </w:rPr>
-        <w:t xml:space="preserve">Устройство, с которого снимают показания, называется </w:t>
-      </w:r>
-      <w:r>
-        <w:rPr>
-          <w:rFonts w:eastAsia="Aptos" w:cs="Times New Roman"/>
-          <w:kern w:val="2"/>
-          <w:szCs w:val="28"/>
-          <w:lang w:val="en-US"/>
-          <w14:ligatures w14:val="standardContextual"/>
-        </w:rPr>
-        <w:t>SNMP</w:t>
-      </w:r>
-      <w:r>
-        <w:rPr>
-          <w:rFonts w:eastAsia="Aptos" w:cs="Times New Roman"/>
-          <w:kern w:val="2"/>
-          <w:szCs w:val="28"/>
-          <w14:ligatures w14:val="standardContextual"/>
-        </w:rPr>
-        <w:t xml:space="preserve">-агентом, а устройство, на котором принимают – </w:t>
-      </w:r>
-      <w:r>
-        <w:rPr>
-          <w:rFonts w:eastAsia="Aptos" w:cs="Times New Roman"/>
-          <w:kern w:val="2"/>
-          <w:szCs w:val="28"/>
-          <w:lang w:val="en-US"/>
-          <w14:ligatures w14:val="standardContextual"/>
-        </w:rPr>
-        <w:t>SNMP</w:t>
-      </w:r>
-      <w:r>
-        <w:rPr>
-          <w:rFonts w:eastAsia="Aptos" w:cs="Times New Roman"/>
-          <w:kern w:val="2"/>
-          <w:szCs w:val="28"/>
-          <w14:ligatures w14:val="standardContextual"/>
-        </w:rPr>
-        <w:t>-</w:t>
-      </w:r>
-      <w:r>
-        <w:rPr>
-          <w:rFonts w:eastAsia="Aptos" w:cs="Times New Roman"/>
-          <w:kern w:val="2"/>
-          <w:szCs w:val="28"/>
-          <w14:ligatures w14:val="standardContextual"/>
-        </w:rPr>
-        <w:t>сервером</w:t>
-      </w:r>
-      <w:r>
-        <w:rPr>
-          <w:rFonts w:eastAsia="Aptos" w:cs="Times New Roman"/>
-          <w:kern w:val="2"/>
-          <w:szCs w:val="28"/>
-          <w14:ligatures w14:val="standardContextual"/>
-        </w:rPr>
-        <w:t xml:space="preserve">. Таким </w:t>
-      </w:r>
-      <w:r>
-        <w:rPr>
-          <w:rFonts w:eastAsia="Aptos" w:cs="Times New Roman"/>
-          <w:kern w:val="2"/>
-          <w:szCs w:val="28"/>
-          <w14:ligatures w14:val="standardContextual"/>
-        </w:rPr>
-        <w:lastRenderedPageBreak/>
-        <w:t>образом, для построения системы мониторинга, требуется один компьютер-</w:t>
-      </w:r>
-      <w:r>
-        <w:rPr>
-          <w:rFonts w:eastAsia="Aptos" w:cs="Times New Roman"/>
-          <w:kern w:val="2"/>
-          <w:szCs w:val="28"/>
-          <w14:ligatures w14:val="standardContextual"/>
-        </w:rPr>
-        <w:t>сервер</w:t>
-      </w:r>
-      <w:r>
-        <w:rPr>
-          <w:rFonts w:eastAsia="Aptos" w:cs="Times New Roman"/>
-          <w:kern w:val="2"/>
-          <w:szCs w:val="28"/>
-          <w14:ligatures w14:val="standardContextual"/>
-        </w:rPr>
-        <w:t xml:space="preserve"> и множество агентов, развёрнутых на тех или иных устройствах. </w:t>
-      </w:r>
-    </w:p>
-    <w:p>
-      <w:pPr>
-        <w:spacing w:after="0"/>
-        <w:ind w:firstLine="709"/>
-        <w:rPr>
-          <w:rFonts w:eastAsia="Aptos" w:cs="Times New Roman"/>
-          <w:kern w:val="2"/>
-          <w:szCs w:val="28"/>
-          <w14:ligatures w14:val="standardContextual"/>
-        </w:rPr>
-      </w:pPr>
-      <w:r>
-        <w:rPr>
-          <w:rFonts w:eastAsia="Aptos" w:cs="Times New Roman"/>
-          <w:kern w:val="2"/>
-          <w:szCs w:val="28"/>
-          <w14:ligatures w14:val="standardContextual"/>
-        </w:rPr>
-        <w:t xml:space="preserve">На сегодняшний день существует несколько версий протокола </w:t>
-      </w:r>
-      <w:r>
-        <w:rPr>
-          <w:rFonts w:eastAsia="Aptos" w:cs="Times New Roman"/>
-          <w:kern w:val="2"/>
-          <w:szCs w:val="28"/>
-          <w:lang w:val="en-US"/>
-          <w14:ligatures w14:val="standardContextual"/>
-        </w:rPr>
-        <w:t>SNMP</w:t>
-      </w:r>
-      <w:r>
-        <w:rPr>
-          <w:rFonts w:eastAsia="Aptos" w:cs="Times New Roman"/>
-          <w:kern w:val="2"/>
-          <w:szCs w:val="28"/>
-          <w14:ligatures w14:val="standardContextual"/>
-        </w:rPr>
-        <w:t xml:space="preserve">. В работе будет освещена последняя версия протокола – </w:t>
-      </w:r>
-      <w:r>
-        <w:rPr>
-          <w:rFonts w:eastAsia="Aptos" w:cs="Times New Roman"/>
-          <w:kern w:val="2"/>
-          <w:szCs w:val="28"/>
-          <w:lang w:val="en-US"/>
-          <w14:ligatures w14:val="standardContextual"/>
-        </w:rPr>
-        <w:t>SNMP</w:t>
-      </w:r>
-      <w:r>
-        <w:rPr>
-          <w:rFonts w:eastAsia="Aptos" w:cs="Times New Roman"/>
-          <w:kern w:val="2"/>
-          <w:szCs w:val="28"/>
-          <w14:ligatures w14:val="standardContextual"/>
-        </w:rPr>
-        <w:t xml:space="preserve"> </w:t>
-      </w:r>
-      <w:r>
-        <w:rPr>
-          <w:rFonts w:eastAsia="Aptos" w:cs="Times New Roman"/>
-          <w:kern w:val="2"/>
-          <w:szCs w:val="28"/>
-          <w:lang w:val="en-US"/>
-          <w14:ligatures w14:val="standardContextual"/>
-        </w:rPr>
-        <w:t>v</w:t>
-      </w:r>
-      <w:r>
-        <w:rPr>
-          <w:rFonts w:eastAsia="Aptos" w:cs="Times New Roman"/>
-          <w:kern w:val="2"/>
-          <w:szCs w:val="28"/>
-          <w14:ligatures w14:val="standardContextual"/>
-        </w:rPr>
-        <w:t xml:space="preserve">3. </w:t>
-      </w:r>
-    </w:p>
-    <w:p>
-      <w:pPr>
-        <w:spacing w:after="0"/>
-        <w:ind w:firstLine="709"/>
-        <w:rPr>
-          <w:rFonts w:eastAsia="Aptos" w:cs="Times New Roman"/>
-          <w:kern w:val="2"/>
-          <w:szCs w:val="28"/>
-          <w14:ligatures w14:val="standardContextual"/>
-        </w:rPr>
-      </w:pPr>
-      <w:r>
-        <w:rPr>
-          <w:rFonts w:eastAsia="Aptos" w:cs="Times New Roman"/>
-          <w:kern w:val="2"/>
-          <w:szCs w:val="28"/>
-          <w14:ligatures w14:val="standardContextual"/>
-        </w:rPr>
-        <w:t xml:space="preserve">Все метрики устройства, доступные для мониторинга, определяются в </w:t>
-      </w:r>
-      <w:r>
-        <w:rPr>
-          <w:rFonts w:eastAsia="Aptos" w:cs="Times New Roman"/>
-          <w:kern w:val="2"/>
-          <w:szCs w:val="28"/>
-          <w:lang w:val="en-US"/>
-          <w14:ligatures w14:val="standardContextual"/>
-        </w:rPr>
-        <w:t>MIB</w:t>
-      </w:r>
-      <w:r>
-        <w:rPr>
-          <w:rFonts w:eastAsia="Aptos" w:cs="Times New Roman"/>
-          <w:kern w:val="2"/>
-          <w:szCs w:val="28"/>
-          <w14:ligatures w14:val="standardContextual"/>
-        </w:rPr>
-        <w:t xml:space="preserve"> (</w:t>
-      </w:r>
-      <w:r>
-        <w:rPr>
-          <w:rFonts w:eastAsia="Aptos" w:cs="Times New Roman"/>
-          <w:kern w:val="2"/>
-          <w:szCs w:val="28"/>
-          <w:lang w:val="en-US"/>
-          <w14:ligatures w14:val="standardContextual"/>
-        </w:rPr>
-        <w:t>Management</w:t>
-      </w:r>
-      <w:r>
-        <w:rPr>
-          <w:rFonts w:eastAsia="Aptos" w:cs="Times New Roman"/>
-          <w:kern w:val="2"/>
-          <w:szCs w:val="28"/>
-          <w14:ligatures w14:val="standardContextual"/>
-        </w:rPr>
-        <w:t xml:space="preserve"> </w:t>
-      </w:r>
-      <w:r>
-        <w:rPr>
-          <w:rFonts w:eastAsia="Aptos" w:cs="Times New Roman"/>
-          <w:kern w:val="2"/>
-          <w:szCs w:val="28"/>
-          <w:lang w:val="en-US"/>
-          <w14:ligatures w14:val="standardContextual"/>
-        </w:rPr>
-        <w:t>Information</w:t>
-      </w:r>
-      <w:r>
-        <w:rPr>
-          <w:rFonts w:eastAsia="Aptos" w:cs="Times New Roman"/>
-          <w:kern w:val="2"/>
-          <w:szCs w:val="28"/>
-          <w14:ligatures w14:val="standardContextual"/>
-        </w:rPr>
-        <w:t xml:space="preserve"> </w:t>
-      </w:r>
-      <w:r>
-        <w:rPr>
-          <w:rFonts w:eastAsia="Aptos" w:cs="Times New Roman"/>
-          <w:kern w:val="2"/>
-          <w:szCs w:val="28"/>
-          <w:lang w:val="en-US"/>
-          <w14:ligatures w14:val="standardContextual"/>
-        </w:rPr>
-        <w:t>Base</w:t>
-      </w:r>
-      <w:r>
-        <w:rPr>
-          <w:rFonts w:eastAsia="Aptos" w:cs="Times New Roman"/>
-          <w:kern w:val="2"/>
-          <w:szCs w:val="28"/>
-          <w14:ligatures w14:val="standardContextual"/>
-        </w:rPr>
-        <w:t>)</w:t>
-      </w:r>
-      <w:r>
-        <w:rPr>
-          <w:rFonts w:eastAsia="Aptos" w:cs="Times New Roman"/>
-          <w:kern w:val="2"/>
-          <w:szCs w:val="28"/>
-          <w14:ligatures w14:val="standardContextual"/>
-        </w:rPr>
-        <w:t xml:space="preserve">, древовидной иерархической виртуальной базе данных. </w:t>
-      </w:r>
-    </w:p>
-    <w:p>
-      <w:pPr>
-        <w:spacing w:after="0"/>
-        <w:ind w:firstLine="709"/>
-        <w:rPr>
-          <w:rFonts w:eastAsia="Aptos" w:cs="Times New Roman"/>
-          <w:kern w:val="2"/>
-          <w:szCs w:val="28"/>
-          <w14:ligatures w14:val="standardContextual"/>
-        </w:rPr>
-      </w:pPr>
-    </w:p>
-    <w:p>
-      <w:pPr>
-        <w:spacing w:after="0"/>
-        <w:ind w:firstLine="709"/>
-        <w:rPr>
-          <w:rFonts w:eastAsia="Aptos" w:cs="Times New Roman"/>
-          <w:kern w:val="2"/>
-          <w:szCs w:val="28"/>
-          <w14:ligatures w14:val="standardContextual"/>
-        </w:rPr>
-      </w:pPr>
-    </w:p>
-    <w:p>
-      <w:pPr>
-        <w:spacing w:after="0"/>
-        <w:ind w:firstLine="709"/>
-        <w:rPr>
-          <w:rFonts w:eastAsia="Aptos" w:cs="Times New Roman"/>
-          <w:kern w:val="2"/>
-          <w:szCs w:val="28"/>
-          <w14:ligatures w14:val="standardContextual"/>
-        </w:rPr>
-      </w:pPr>
-      <w:r>
-        <w:rPr>
-          <w:rFonts w:eastAsia="Aptos" w:cs="Times New Roman"/>
-          <w:b/>
-          <w:bCs/>
-          <w:kern w:val="2"/>
-          <w:szCs w:val="28"/>
-          <w14:ligatures w14:val="standardContextual"/>
-        </w:rPr>
-        <w:t>1.4 Сравнительный анализ аналогов</w:t>
-      </w:r>
-    </w:p>
-    <w:p>
-      <w:pPr>
-        <w:spacing w:after="0"/>
-        <w:ind w:firstLine="709"/>
-        <w:rPr>
-          <w:rFonts w:eastAsia="Aptos" w:cs="Times New Roman"/>
-          <w:kern w:val="2"/>
-          <w:szCs w:val="28"/>
-          <w14:ligatures w14:val="standardContextual"/>
-        </w:rPr>
-      </w:pPr>
-      <w:r>
-        <w:rPr>
-          <w:rFonts w:eastAsia="Aptos" w:cs="Times New Roman"/>
-          <w:kern w:val="2"/>
-          <w:szCs w:val="28"/>
-          <w14:ligatures w14:val="standardContextual"/>
-        </w:rPr>
-        <w:t>Для формирования корректных требований к разрабатываемому программному продукту требуется провести сравнительный анализ прямых и косвенных аналогов с целью выявления удачных практик и высоко оцениваемых свойств программы.</w:t>
-      </w:r>
-    </w:p>
-    <w:p>
-      <w:pPr>
-        <w:spacing w:after="0"/>
-        <w:ind w:firstLine="709"/>
-        <w:rPr>
-          <w:rFonts w:eastAsia="Aptos" w:cs="Times New Roman"/>
-          <w:kern w:val="2"/>
-          <w:szCs w:val="28"/>
-          <w14:ligatures w14:val="standardContextual"/>
-        </w:rPr>
-      </w:pPr>
-      <w:r>
-        <w:rPr>
-          <w:rFonts w:eastAsia="Aptos" w:cs="Times New Roman"/>
-          <w:kern w:val="2"/>
-          <w:szCs w:val="28"/>
-          <w14:ligatures w14:val="standardContextual"/>
-        </w:rPr>
-        <w:t xml:space="preserve">1.4.1 </w:t>
-      </w:r>
-      <w:proofErr w:type="spellStart"/>
-      <w:r>
-        <w:rPr>
-          <w:rFonts w:eastAsia="Aptos" w:cs="Times New Roman"/>
-          <w:kern w:val="2"/>
-          <w:szCs w:val="28"/>
-          <w:lang w:val="en-US"/>
-          <w14:ligatures w14:val="standardContextual"/>
-        </w:rPr>
         <w:t>NetXMS</w:t>
       </w:r>
-      <w:proofErr w:type="spellEnd"/>
     </w:p>
     <w:p>
       <w:pPr>
@@ -4761,7 +4330,6 @@
           <w:sz w:val="28"/>
         </w:rPr>
       </w:pPr>
-      <w:proofErr w:type="spellStart"/>
       <w:r>
         <w:rPr>
           <w:rFonts w:ascii="Times New Roman" w:hAnsi="Times New Roman"/>
@@ -4770,7 +4338,6 @@
         </w:rPr>
         <w:t>NetXMS</w:t>
       </w:r>
-      <w:proofErr w:type="spellEnd"/>
       <w:r>
         <w:rPr>
           <w:rFonts w:ascii="Times New Roman" w:hAnsi="Times New Roman"/>
@@ -4860,7 +4427,6 @@
         </w:rPr>
         <w:t xml:space="preserve">В возможности </w:t>
       </w:r>
-      <w:proofErr w:type="spellStart"/>
       <w:r>
         <w:rPr>
           <w:rFonts w:ascii="Times New Roman" w:hAnsi="Times New Roman"/>
@@ -4869,7 +4435,6 @@
         </w:rPr>
         <w:t>NetXMS</w:t>
       </w:r>
-      <w:proofErr w:type="spellEnd"/>
       <w:r>
         <w:rPr>
           <w:rFonts w:ascii="Times New Roman" w:hAnsi="Times New Roman"/>
@@ -5120,7 +4685,6 @@
         </w:rPr>
         <w:t xml:space="preserve">Из достоинств </w:t>
       </w:r>
-      <w:proofErr w:type="spellStart"/>
       <w:r>
         <w:rPr>
           <w:rFonts w:ascii="Times New Roman" w:hAnsi="Times New Roman"/>
@@ -5129,7 +4693,6 @@
         </w:rPr>
         <w:t>NetXMS</w:t>
       </w:r>
-      <w:proofErr w:type="spellEnd"/>
       <w:r>
         <w:rPr>
           <w:rFonts w:ascii="Times New Roman" w:hAnsi="Times New Roman"/>
@@ -5249,7 +4812,6 @@
           <w:rFonts w:ascii="Times New Roman" w:hAnsi="Times New Roman"/>
           <w:sz w:val="28"/>
         </w:rPr>
-        <w:lastRenderedPageBreak/>
         <w:t>возможность написания скриптов для автоматизации процессов мониторинга.</w:t>
       </w:r>
     </w:p>
@@ -5271,7 +4833,6 @@
         </w:rPr>
         <w:t xml:space="preserve">Из недостатков </w:t>
       </w:r>
-      <w:proofErr w:type="spellStart"/>
       <w:r>
         <w:rPr>
           <w:rFonts w:ascii="Times New Roman" w:hAnsi="Times New Roman"/>
@@ -5280,7 +4841,6 @@
         </w:rPr>
         <w:t>NetXMS</w:t>
       </w:r>
-      <w:proofErr w:type="spellEnd"/>
       <w:r>
         <w:rPr>
           <w:rFonts w:ascii="Times New Roman" w:hAnsi="Times New Roman"/>
@@ -5411,6 +4971,7 @@
           <w:rFonts w:ascii="Times New Roman" w:hAnsi="Times New Roman"/>
           <w:sz w:val="28"/>
         </w:rPr>
+        <w:lastRenderedPageBreak/>
         <w:t xml:space="preserve">Рассматриваемое ПО не подходит для решения поставленной задачи ввиду низкого качества документации и отсутствия поддержки ряда устройств. Под отсутствием поддержки подразумевается, что в программе отсутствуют </w:t>
       </w:r>
       <w:r>
@@ -5948,7 +5509,6 @@
           <w:rFonts w:ascii="Times New Roman" w:hAnsi="Times New Roman"/>
           <w:sz w:val="28"/>
         </w:rPr>
-        <w:lastRenderedPageBreak/>
         <w:t xml:space="preserve">Среди достоинств </w:t>
       </w:r>
       <w:r>
@@ -6201,6 +5761,7 @@
           <w:rFonts w:ascii="Times New Roman" w:hAnsi="Times New Roman"/>
           <w:sz w:val="28"/>
         </w:rPr>
+        <w:lastRenderedPageBreak/>
         <w:t xml:space="preserve">возможность оповещения через </w:t>
       </w:r>
       <w:r>
@@ -6828,7 +6389,6 @@
           <w:rFonts w:ascii="Times New Roman" w:hAnsi="Times New Roman"/>
           <w:sz w:val="28"/>
         </w:rPr>
-        <w:lastRenderedPageBreak/>
         <w:t>подробное</w:t>
       </w:r>
       <w:r>
@@ -7062,6 +6622,7 @@
           <w:rFonts w:ascii="Times New Roman" w:hAnsi="Times New Roman"/>
           <w:sz w:val="28"/>
         </w:rPr>
+        <w:lastRenderedPageBreak/>
         <w:t>подробную документацию</w:t>
       </w:r>
       <w:r>
@@ -23171,27 +22732,27 @@
 </file>
 
 <file path=customXml/item1.xml><?xml version="1.0" encoding="utf-8"?>
+<b:Sources xmlns:b="http://schemas.openxmlformats.org/officeDocument/2006/bibliography" xmlns="http://schemas.openxmlformats.org/officeDocument/2006/bibliography" SelectedStyle="\APASixthEditionOfficeOnline.xsl" StyleName="APA" Version="6"/>
+</file>
+
+<file path=customXml/item2.xml><?xml version="1.0" encoding="utf-8"?>
 <w:settings xmlns:w="http://schemas.openxmlformats.org/wordprocessingml/2006/main">
   <w:SpecialFormsHighlight w:val="c9c8ff"/>
 </w:settings>
 </file>
 
-<file path=customXml/item2.xml><?xml version="1.0" encoding="utf-8"?>
-<b:Sources xmlns:b="http://schemas.openxmlformats.org/officeDocument/2006/bibliography" xmlns="http://schemas.openxmlformats.org/officeDocument/2006/bibliography" SelectedStyle="\APASixthEditionOfficeOnline.xsl" StyleName="APA" Version="6"/>
+<file path=customXml/itemProps1.xml><?xml version="1.0" encoding="utf-8"?>
+<ds:datastoreItem xmlns:ds="http://schemas.openxmlformats.org/officeDocument/2006/customXml" ds:itemID="{775F4AD5-9B51-4032-B8B7-D2F53CC85AB3}">
+  <ds:schemaRefs>
+    <ds:schemaRef ds:uri="http://schemas.openxmlformats.org/officeDocument/2006/bibliography"/>
+  </ds:schemaRefs>
+</ds:datastoreItem>
 </file>
 
-<file path=customXml/itemProps1.xml><?xml version="1.0" encoding="utf-8"?>
+<file path=customXml/itemProps2.xml><?xml version="1.0" encoding="utf-8"?>
 <ds:datastoreItem xmlns:ds="http://schemas.openxmlformats.org/officeDocument/2006/customXml" ds:itemID="{5D0AEA6B-E499-4EEF-98A3-AFBB261C493E}">
   <ds:schemaRefs>
     <ds:schemaRef ds:uri="http://schemas.openxmlformats.org/wordprocessingml/2006/main"/>
   </ds:schemaRefs>
 </ds:datastoreItem>
-</file>
-
-<file path=customXml/itemProps2.xml><?xml version="1.0" encoding="utf-8"?>
-<ds:datastoreItem xmlns:ds="http://schemas.openxmlformats.org/officeDocument/2006/customXml" ds:itemID="{775F4AD5-9B51-4032-B8B7-D2F53CC85AB3}">
-  <ds:schemaRefs>
-    <ds:schemaRef ds:uri="http://schemas.openxmlformats.org/officeDocument/2006/bibliography"/>
-  </ds:schemaRefs>
-</ds:datastoreItem>
 </file>
--- a/ПТП/ПР-1 Практика Тарасевич ВРЕМЕННЫЙ.docx
+++ b/ПТП/ПР-1 Практика Тарасевич ВРЕМЕННЫЙ.docx
@@ -3166,9 +3166,9 @@
           <w14:ligatures w14:val="standardContextual"/>
         </w:rPr>
         <w:drawing>
-          <wp:inline distT="0" distB="0" distL="0" distR="0" wp14:anchorId="76216014" wp14:editId="1D0F8CD5">
-            <wp:extent cx="3419475" cy="3991002"/>
-            <wp:effectExtent l="19050" t="19050" r="9525" b="28575"/>
+          <wp:inline distT="0" distB="0" distL="0" distR="0" wp14:anchorId="76216014" wp14:editId="6C869F28">
+            <wp:extent cx="3386807" cy="3952875"/>
+            <wp:effectExtent l="19050" t="19050" r="23495" b="9525"/>
             <wp:docPr id="2033744427" name="Рисунок 1"/>
             <wp:cNvGraphicFramePr>
               <a:graphicFrameLocks xmlns:a="http://schemas.openxmlformats.org/drawingml/2006/main" noChangeAspect="1"/>
@@ -3189,7 +3189,7 @@
                   <pic:spPr>
                     <a:xfrm>
                       <a:off x="0" y="0"/>
-                      <a:ext cx="3430912" cy="4004351"/>
+                      <a:ext cx="3419818" cy="3991404"/>
                     </a:xfrm>
                     <a:prstGeom prst="rect">
                       <a:avLst/>
@@ -3307,7 +3307,29 @@
           <w:szCs w:val="28"/>
           <w14:ligatures w14:val="standardContextual"/>
         </w:rPr>
-        <w:t>1.2 Обслуживание компьютерных сетей</w:t>
+        <w:t xml:space="preserve">1.2 </w:t>
+      </w:r>
+      <w:r>
+        <w:rPr>
+          <w:rFonts w:eastAsia="Aptos" w:cs="Times New Roman"/>
+          <w:b/>
+          <w:bCs/>
+          <w:kern w:val="2"/>
+          <w:szCs w:val="28"/>
+          <w14:ligatures w14:val="standardContextual"/>
+        </w:rPr>
+        <w:t>Подходы к о</w:t>
+      </w:r>
+      <w:r>
+        <w:rPr>
+          <w:rFonts w:eastAsia="Aptos" w:cs="Times New Roman"/>
+          <w:b/>
+          <w:bCs/>
+          <w:kern w:val="2"/>
+          <w:szCs w:val="28"/>
+          <w14:ligatures w14:val="standardContextual"/>
+        </w:rPr>
+        <w:t>бслуживание компьютерных сетей</w:t>
       </w:r>
     </w:p>
     <w:p>
@@ -4239,6 +4261,34 @@
           <w:rFonts w:eastAsia="Aptos" w:cs="Times New Roman"/>
           <w:kern w:val="2"/>
           <w:szCs w:val="28"/>
+          <w:lang w:val="en-US"/>
+          <w14:ligatures w14:val="standardContextual"/>
+        </w:rPr>
+        <w:t>v</w:t>
+      </w:r>
+      <w:r>
+        <w:rPr>
+          <w:rFonts w:eastAsia="Aptos" w:cs="Times New Roman"/>
+          <w:kern w:val="2"/>
+          <w:szCs w:val="28"/>
+          <w14:ligatures w14:val="standardContextual"/>
+        </w:rPr>
+        <w:t>3</w:t>
+      </w:r>
+      <w:r>
+        <w:rPr>
+          <w:rFonts w:eastAsia="Aptos" w:cs="Times New Roman"/>
+          <w:kern w:val="2"/>
+          <w:szCs w:val="28"/>
+          <w14:ligatures w14:val="standardContextual"/>
+        </w:rPr>
+        <w:t xml:space="preserve"> </w:t>
+      </w:r>
+      <w:r>
+        <w:rPr>
+          <w:rFonts w:eastAsia="Aptos" w:cs="Times New Roman"/>
+          <w:kern w:val="2"/>
+          <w:szCs w:val="28"/>
           <w14:ligatures w14:val="standardContextual"/>
         </w:rPr>
         <w:t>будет решён вопрос сбора метрик с устройств в сети.</w:t>
@@ -4308,6 +4358,7 @@
         </w:rPr>
         <w:t xml:space="preserve">1.4.1 </w:t>
       </w:r>
+      <w:proofErr w:type="spellStart"/>
       <w:r>
         <w:rPr>
           <w:rFonts w:eastAsia="Aptos" w:cs="Times New Roman"/>
@@ -4318,6 +4369,7 @@
         </w:rPr>
         <w:t>NetXMS</w:t>
       </w:r>
+      <w:proofErr w:type="spellEnd"/>
     </w:p>
     <w:p>
       <w:pPr>
@@ -4330,6 +4382,7 @@
           <w:sz w:val="28"/>
         </w:rPr>
       </w:pPr>
+      <w:proofErr w:type="spellStart"/>
       <w:r>
         <w:rPr>
           <w:rFonts w:ascii="Times New Roman" w:hAnsi="Times New Roman"/>
@@ -4338,6 +4391,7 @@
         </w:rPr>
         <w:t>NetXMS</w:t>
       </w:r>
+      <w:proofErr w:type="spellEnd"/>
       <w:r>
         <w:rPr>
           <w:rFonts w:ascii="Times New Roman" w:hAnsi="Times New Roman"/>
@@ -4427,6 +4481,7 @@
         </w:rPr>
         <w:t xml:space="preserve">В возможности </w:t>
       </w:r>
+      <w:proofErr w:type="spellStart"/>
       <w:r>
         <w:rPr>
           <w:rFonts w:ascii="Times New Roman" w:hAnsi="Times New Roman"/>
@@ -4435,6 +4490,7 @@
         </w:rPr>
         <w:t>NetXMS</w:t>
       </w:r>
+      <w:proofErr w:type="spellEnd"/>
       <w:r>
         <w:rPr>
           <w:rFonts w:ascii="Times New Roman" w:hAnsi="Times New Roman"/>
@@ -4685,6 +4741,7 @@
         </w:rPr>
         <w:t xml:space="preserve">Из достоинств </w:t>
       </w:r>
+      <w:proofErr w:type="spellStart"/>
       <w:r>
         <w:rPr>
           <w:rFonts w:ascii="Times New Roman" w:hAnsi="Times New Roman"/>
@@ -4693,6 +4750,7 @@
         </w:rPr>
         <w:t>NetXMS</w:t>
       </w:r>
+      <w:proofErr w:type="spellEnd"/>
       <w:r>
         <w:rPr>
           <w:rFonts w:ascii="Times New Roman" w:hAnsi="Times New Roman"/>
@@ -4833,6 +4891,7 @@
         </w:rPr>
         <w:t xml:space="preserve">Из недостатков </w:t>
       </w:r>
+      <w:proofErr w:type="spellStart"/>
       <w:r>
         <w:rPr>
           <w:rFonts w:ascii="Times New Roman" w:hAnsi="Times New Roman"/>
@@ -4841,6 +4900,7 @@
         </w:rPr>
         <w:t>NetXMS</w:t>
       </w:r>
+      <w:proofErr w:type="spellEnd"/>
       <w:r>
         <w:rPr>
           <w:rFonts w:ascii="Times New Roman" w:hAnsi="Times New Roman"/>
@@ -4966,29 +5026,6 @@
           <w:sz w:val="28"/>
         </w:rPr>
       </w:pPr>
-      <w:r>
-        <w:rPr>
-          <w:rFonts w:ascii="Times New Roman" w:hAnsi="Times New Roman"/>
-          <w:sz w:val="28"/>
-        </w:rPr>
-        <w:lastRenderedPageBreak/>
-        <w:t xml:space="preserve">Рассматриваемое ПО не подходит для решения поставленной задачи ввиду низкого качества документации и отсутствия поддержки ряда устройств. Под отсутствием поддержки подразумевается, что в программе отсутствуют </w:t>
-      </w:r>
-      <w:r>
-        <w:rPr>
-          <w:rFonts w:ascii="Times New Roman" w:hAnsi="Times New Roman"/>
-          <w:sz w:val="28"/>
-          <w:lang w:val="en-US"/>
-        </w:rPr>
-        <w:t>OID</w:t>
-      </w:r>
-      <w:r>
-        <w:rPr>
-          <w:rFonts w:ascii="Times New Roman" w:hAnsi="Times New Roman"/>
-          <w:sz w:val="28"/>
-        </w:rPr>
-        <w:t xml:space="preserve"> необходимых метрик и, при возникновении такой проблемы, работнику придётся вводить их вручную, руководствуясь инструкцией производителя оборудования, что может повлечь за собой недопустимые издержки по времени.</w:t>
-      </w:r>
     </w:p>
     <w:p>
       <w:pPr>
@@ -5006,6 +5043,7 @@
           <w:rFonts w:ascii="Times New Roman" w:hAnsi="Times New Roman"/>
           <w:sz w:val="28"/>
         </w:rPr>
+        <w:lastRenderedPageBreak/>
         <w:t xml:space="preserve">1.4.2 </w:t>
       </w:r>
       <w:r>
@@ -5761,7 +5799,6 @@
           <w:rFonts w:ascii="Times New Roman" w:hAnsi="Times New Roman"/>
           <w:sz w:val="28"/>
         </w:rPr>
-        <w:lastRenderedPageBreak/>
         <w:t xml:space="preserve">возможность оповещения через </w:t>
       </w:r>
       <w:r>
@@ -6003,6 +6040,7 @@
           <w:rFonts w:ascii="Times New Roman" w:hAnsi="Times New Roman"/>
           <w:sz w:val="28"/>
         </w:rPr>
+        <w:lastRenderedPageBreak/>
         <w:t>более высокие в сравнении с аналогами требования к системным ресурсам;</w:t>
       </w:r>
     </w:p>
@@ -6081,112 +6119,6 @@
           <w:rFonts w:ascii="Times New Roman" w:hAnsi="Times New Roman"/>
           <w:sz w:val="28"/>
         </w:rPr>
-        <w:t xml:space="preserve">Рассматриваемое ПО не подходит для решения поставленной задачи ввиду отсутствия возможности развёртки </w:t>
-      </w:r>
-      <w:r>
-        <w:rPr>
-          <w:rFonts w:ascii="Times New Roman" w:hAnsi="Times New Roman"/>
-          <w:sz w:val="28"/>
-          <w:lang w:val="en-US"/>
-        </w:rPr>
-        <w:t>Zabbix</w:t>
-      </w:r>
-      <w:r>
-        <w:rPr>
-          <w:rFonts w:ascii="Times New Roman" w:hAnsi="Times New Roman"/>
-          <w:sz w:val="28"/>
-        </w:rPr>
-        <w:t>-</w:t>
-      </w:r>
-      <w:r>
-        <w:rPr>
-          <w:rFonts w:ascii="Times New Roman" w:hAnsi="Times New Roman"/>
-          <w:sz w:val="28"/>
-        </w:rPr>
-        <w:t>сервера на</w:t>
-      </w:r>
-      <w:r>
-        <w:rPr>
-          <w:rFonts w:ascii="Times New Roman" w:hAnsi="Times New Roman"/>
-          <w:sz w:val="28"/>
-        </w:rPr>
-        <w:t xml:space="preserve"> устройствах</w:t>
-      </w:r>
-      <w:r>
-        <w:rPr>
-          <w:rFonts w:ascii="Times New Roman" w:hAnsi="Times New Roman"/>
-          <w:sz w:val="28"/>
-        </w:rPr>
-        <w:t xml:space="preserve"> с операционной системой </w:t>
-      </w:r>
-      <w:r>
-        <w:rPr>
-          <w:rFonts w:ascii="Times New Roman" w:hAnsi="Times New Roman"/>
-          <w:sz w:val="28"/>
-          <w:lang w:val="en-US"/>
-        </w:rPr>
-        <w:t>Windows</w:t>
-      </w:r>
-      <w:r>
-        <w:rPr>
-          <w:rFonts w:ascii="Times New Roman" w:hAnsi="Times New Roman"/>
-          <w:sz w:val="28"/>
-        </w:rPr>
-        <w:t>.</w:t>
-      </w:r>
-      <w:r>
-        <w:rPr>
-          <w:rFonts w:ascii="Times New Roman" w:hAnsi="Times New Roman"/>
-          <w:sz w:val="28"/>
-        </w:rPr>
-        <w:t xml:space="preserve"> Также</w:t>
-      </w:r>
-      <w:r>
-        <w:rPr>
-          <w:rFonts w:ascii="Times New Roman" w:hAnsi="Times New Roman"/>
-          <w:sz w:val="28"/>
-        </w:rPr>
-        <w:t xml:space="preserve"> функциональные возможности системы </w:t>
-      </w:r>
-      <w:r>
-        <w:rPr>
-          <w:rFonts w:ascii="Times New Roman" w:hAnsi="Times New Roman"/>
-          <w:sz w:val="28"/>
-          <w:lang w:val="en-US"/>
-        </w:rPr>
-        <w:t>Zabbix</w:t>
-      </w:r>
-      <w:r>
-        <w:rPr>
-          <w:rFonts w:ascii="Times New Roman" w:hAnsi="Times New Roman"/>
-          <w:sz w:val="28"/>
-        </w:rPr>
-        <w:t xml:space="preserve"> избыточны</w:t>
-      </w:r>
-      <w:r>
-        <w:rPr>
-          <w:rFonts w:ascii="Times New Roman" w:hAnsi="Times New Roman"/>
-          <w:sz w:val="28"/>
-        </w:rPr>
-        <w:t xml:space="preserve"> для решения поставленной задачи.</w:t>
-      </w:r>
-    </w:p>
-    <w:p>
-      <w:pPr>
-        <w:pStyle w:val="af3"/>
-        <w:spacing w:after="0" w:line="360" w:lineRule="auto"/>
-        <w:ind w:firstLine="709"/>
-        <w:jc w:val="both"/>
-        <w:rPr>
-          <w:rFonts w:ascii="Times New Roman" w:hAnsi="Times New Roman"/>
-          <w:sz w:val="28"/>
-        </w:rPr>
-      </w:pPr>
-      <w:r>
-        <w:rPr>
-          <w:rFonts w:ascii="Times New Roman" w:hAnsi="Times New Roman"/>
-          <w:sz w:val="28"/>
-        </w:rPr>
         <w:t xml:space="preserve">1.4.3 </w:t>
       </w:r>
       <w:r>
@@ -6622,7 +6554,6 @@
           <w:rFonts w:ascii="Times New Roman" w:hAnsi="Times New Roman"/>
           <w:sz w:val="28"/>
         </w:rPr>
-        <w:lastRenderedPageBreak/>
         <w:t>подробную документацию</w:t>
       </w:r>
       <w:r>
@@ -6704,7 +6635,21 @@
           <w:rFonts w:ascii="Times New Roman" w:hAnsi="Times New Roman"/>
           <w:sz w:val="28"/>
         </w:rPr>
-        <w:t>ый функционал без применения сторонних плагинов;</w:t>
+        <w:t>ый функциона</w:t>
+      </w:r>
+      <w:r>
+        <w:rPr>
+          <w:rFonts w:ascii="Times New Roman" w:hAnsi="Times New Roman"/>
+          <w:sz w:val="28"/>
+        </w:rPr>
+        <w:t>льные возможности</w:t>
+      </w:r>
+      <w:r>
+        <w:rPr>
+          <w:rFonts w:ascii="Times New Roman" w:hAnsi="Times New Roman"/>
+          <w:sz w:val="28"/>
+        </w:rPr>
+        <w:t xml:space="preserve"> без применения сторонних плагинов;</w:t>
       </w:r>
     </w:p>
     <w:p>
@@ -6749,13 +6694,750 @@
           <w:rFonts w:ascii="Times New Roman" w:hAnsi="Times New Roman"/>
           <w:sz w:val="28"/>
         </w:rPr>
-        <w:t>Рассматриваемое ПО не подходит для решения поставленной задачи ввиду низкокачественного пользовательского интерфейса в базовой версии.</w:t>
+        <w:t>В таблице 1 представлены результаты сравнительного анализа аналогов.</w:t>
       </w:r>
     </w:p>
     <w:p>
       <w:pPr>
         <w:pStyle w:val="af3"/>
         <w:spacing w:after="0" w:line="360" w:lineRule="auto"/>
+        <w:jc w:val="both"/>
+        <w:rPr>
+          <w:rFonts w:ascii="Times New Roman" w:hAnsi="Times New Roman"/>
+          <w:sz w:val="28"/>
+        </w:rPr>
+      </w:pPr>
+    </w:p>
+    <w:p>
+      <w:pPr>
+        <w:pStyle w:val="af3"/>
+        <w:spacing w:after="0" w:line="360" w:lineRule="auto"/>
+        <w:jc w:val="both"/>
+        <w:rPr>
+          <w:rFonts w:ascii="Times New Roman" w:hAnsi="Times New Roman"/>
+          <w:sz w:val="28"/>
+        </w:rPr>
+      </w:pPr>
+    </w:p>
+    <w:p>
+      <w:pPr>
+        <w:pStyle w:val="af3"/>
+        <w:spacing w:after="0" w:line="360" w:lineRule="auto"/>
+        <w:jc w:val="both"/>
+        <w:rPr>
+          <w:rFonts w:ascii="Times New Roman" w:hAnsi="Times New Roman"/>
+          <w:sz w:val="28"/>
+        </w:rPr>
+      </w:pPr>
+    </w:p>
+    <w:p>
+      <w:pPr>
+        <w:pStyle w:val="af3"/>
+        <w:spacing w:after="0" w:line="360" w:lineRule="auto"/>
+        <w:jc w:val="both"/>
+        <w:rPr>
+          <w:rFonts w:ascii="Times New Roman" w:hAnsi="Times New Roman"/>
+          <w:sz w:val="28"/>
+        </w:rPr>
+      </w:pPr>
+    </w:p>
+    <w:p>
+      <w:pPr>
+        <w:pStyle w:val="af3"/>
+        <w:spacing w:after="0" w:line="360" w:lineRule="auto"/>
+        <w:jc w:val="both"/>
+        <w:rPr>
+          <w:rFonts w:ascii="Times New Roman" w:hAnsi="Times New Roman"/>
+          <w:sz w:val="28"/>
+        </w:rPr>
+      </w:pPr>
+      <w:r>
+        <w:rPr>
+          <w:rFonts w:ascii="Times New Roman" w:hAnsi="Times New Roman"/>
+          <w:sz w:val="28"/>
+        </w:rPr>
+        <w:lastRenderedPageBreak/>
+        <w:t>Таблица 1 – Результаты анализа</w:t>
+      </w:r>
+    </w:p>
+    <w:tbl>
+      <w:tblPr>
+        <w:tblStyle w:val="af5"/>
+        <w:tblW w:w="0" w:type="auto"/>
+        <w:tblLook w:val="04A0" w:firstRow="1" w:lastRow="0" w:firstColumn="1" w:lastColumn="0" w:noHBand="0" w:noVBand="1"/>
+      </w:tblPr>
+      <w:tblGrid>
+        <w:gridCol w:w="3930"/>
+        <w:gridCol w:w="1693"/>
+        <w:gridCol w:w="2125"/>
+        <w:gridCol w:w="1596"/>
+      </w:tblGrid>
+      <w:tr>
+        <w:tc>
+          <w:tcPr>
+            <w:tcW w:w="0" w:type="auto"/>
+            <w:vMerge w:val="restart"/>
+            <w:vAlign w:val="center"/>
+          </w:tcPr>
+          <w:p>
+            <w:pPr>
+              <w:pStyle w:val="af3"/>
+              <w:spacing w:line="360" w:lineRule="auto"/>
+              <w:jc w:val="center"/>
+              <w:rPr>
+                <w:rFonts w:ascii="Times New Roman" w:hAnsi="Times New Roman"/>
+                <w:sz w:val="24"/>
+                <w:szCs w:val="24"/>
+              </w:rPr>
+            </w:pPr>
+            <w:r>
+              <w:rPr>
+                <w:rFonts w:ascii="Times New Roman" w:hAnsi="Times New Roman"/>
+                <w:sz w:val="24"/>
+                <w:szCs w:val="24"/>
+              </w:rPr>
+              <w:t>Критерии</w:t>
+            </w:r>
+          </w:p>
+        </w:tc>
+        <w:tc>
+          <w:tcPr>
+            <w:tcW w:w="0" w:type="auto"/>
+            <w:gridSpan w:val="3"/>
+          </w:tcPr>
+          <w:p>
+            <w:pPr>
+              <w:pStyle w:val="af3"/>
+              <w:tabs>
+                <w:tab w:val="center" w:pos="4022"/>
+                <w:tab w:val="left" w:pos="4954"/>
+              </w:tabs>
+              <w:spacing w:line="360" w:lineRule="auto"/>
+              <w:jc w:val="center"/>
+              <w:rPr>
+                <w:rFonts w:ascii="Times New Roman" w:hAnsi="Times New Roman"/>
+                <w:sz w:val="24"/>
+                <w:szCs w:val="24"/>
+              </w:rPr>
+            </w:pPr>
+            <w:r>
+              <w:rPr>
+                <w:rFonts w:ascii="Times New Roman" w:hAnsi="Times New Roman"/>
+                <w:sz w:val="24"/>
+                <w:szCs w:val="24"/>
+              </w:rPr>
+              <w:t>Аналоги</w:t>
+            </w:r>
+          </w:p>
+        </w:tc>
+      </w:tr>
+      <w:tr>
+        <w:tc>
+          <w:tcPr>
+            <w:tcW w:w="0" w:type="auto"/>
+            <w:vMerge/>
+          </w:tcPr>
+          <w:p>
+            <w:pPr>
+              <w:pStyle w:val="af3"/>
+              <w:spacing w:line="360" w:lineRule="auto"/>
+              <w:jc w:val="both"/>
+              <w:rPr>
+                <w:rFonts w:ascii="Times New Roman" w:hAnsi="Times New Roman"/>
+                <w:sz w:val="24"/>
+                <w:szCs w:val="24"/>
+              </w:rPr>
+            </w:pPr>
+          </w:p>
+        </w:tc>
+        <w:tc>
+          <w:tcPr>
+            <w:tcW w:w="0" w:type="auto"/>
+          </w:tcPr>
+          <w:p>
+            <w:pPr>
+              <w:pStyle w:val="af3"/>
+              <w:spacing w:line="360" w:lineRule="auto"/>
+              <w:jc w:val="center"/>
+              <w:rPr>
+                <w:rFonts w:ascii="Times New Roman" w:hAnsi="Times New Roman"/>
+                <w:sz w:val="24"/>
+                <w:szCs w:val="24"/>
+                <w:lang w:val="en-US"/>
+              </w:rPr>
+            </w:pPr>
+            <w:proofErr w:type="spellStart"/>
+            <w:r>
+              <w:rPr>
+                <w:rFonts w:ascii="Times New Roman" w:hAnsi="Times New Roman"/>
+                <w:sz w:val="24"/>
+                <w:szCs w:val="24"/>
+                <w:lang w:val="en-US"/>
+              </w:rPr>
+              <w:t>NetXMS</w:t>
+            </w:r>
+            <w:proofErr w:type="spellEnd"/>
+          </w:p>
+        </w:tc>
+        <w:tc>
+          <w:tcPr>
+            <w:tcW w:w="0" w:type="auto"/>
+          </w:tcPr>
+          <w:p>
+            <w:pPr>
+              <w:pStyle w:val="af3"/>
+              <w:spacing w:line="360" w:lineRule="auto"/>
+              <w:jc w:val="center"/>
+              <w:rPr>
+                <w:rFonts w:ascii="Times New Roman" w:hAnsi="Times New Roman"/>
+                <w:sz w:val="24"/>
+                <w:szCs w:val="24"/>
+                <w:lang w:val="en-US"/>
+              </w:rPr>
+            </w:pPr>
+            <w:r>
+              <w:rPr>
+                <w:rFonts w:ascii="Times New Roman" w:hAnsi="Times New Roman"/>
+                <w:sz w:val="24"/>
+                <w:szCs w:val="24"/>
+                <w:lang w:val="en-US"/>
+              </w:rPr>
+              <w:t>Zabbix</w:t>
+            </w:r>
+          </w:p>
+        </w:tc>
+        <w:tc>
+          <w:tcPr>
+            <w:tcW w:w="0" w:type="auto"/>
+          </w:tcPr>
+          <w:p>
+            <w:pPr>
+              <w:pStyle w:val="af3"/>
+              <w:spacing w:line="360" w:lineRule="auto"/>
+              <w:jc w:val="center"/>
+              <w:rPr>
+                <w:rFonts w:ascii="Times New Roman" w:hAnsi="Times New Roman"/>
+                <w:sz w:val="24"/>
+                <w:szCs w:val="24"/>
+                <w:lang w:val="en-US"/>
+              </w:rPr>
+            </w:pPr>
+            <w:r>
+              <w:rPr>
+                <w:rFonts w:ascii="Times New Roman" w:hAnsi="Times New Roman"/>
+                <w:sz w:val="24"/>
+                <w:szCs w:val="24"/>
+                <w:lang w:val="en-US"/>
+              </w:rPr>
+              <w:t>Nagios</w:t>
+            </w:r>
+          </w:p>
+        </w:tc>
+      </w:tr>
+      <w:tr>
+        <w:tc>
+          <w:tcPr>
+            <w:tcW w:w="0" w:type="auto"/>
+          </w:tcPr>
+          <w:p>
+            <w:pPr>
+              <w:pStyle w:val="af3"/>
+              <w:spacing w:line="360" w:lineRule="auto"/>
+              <w:rPr>
+                <w:rFonts w:ascii="Times New Roman" w:hAnsi="Times New Roman"/>
+                <w:sz w:val="24"/>
+                <w:szCs w:val="24"/>
+              </w:rPr>
+            </w:pPr>
+            <w:r>
+              <w:rPr>
+                <w:rFonts w:ascii="Times New Roman" w:hAnsi="Times New Roman"/>
+                <w:sz w:val="24"/>
+                <w:szCs w:val="24"/>
+              </w:rPr>
+              <w:t xml:space="preserve">Поддерживаемые версии </w:t>
+            </w:r>
+            <w:r>
+              <w:rPr>
+                <w:rFonts w:ascii="Times New Roman" w:hAnsi="Times New Roman"/>
+                <w:sz w:val="24"/>
+                <w:szCs w:val="24"/>
+                <w:lang w:val="en-US"/>
+              </w:rPr>
+              <w:t>SNMP</w:t>
+            </w:r>
+          </w:p>
+        </w:tc>
+        <w:tc>
+          <w:tcPr>
+            <w:tcW w:w="0" w:type="auto"/>
+          </w:tcPr>
+          <w:p>
+            <w:pPr>
+              <w:pStyle w:val="af3"/>
+              <w:spacing w:line="360" w:lineRule="auto"/>
+              <w:jc w:val="center"/>
+              <w:rPr>
+                <w:rFonts w:ascii="Times New Roman" w:hAnsi="Times New Roman"/>
+                <w:sz w:val="24"/>
+                <w:szCs w:val="24"/>
+                <w:lang w:val="en-US"/>
+              </w:rPr>
+            </w:pPr>
+            <w:r>
+              <w:rPr>
+                <w:rFonts w:ascii="Times New Roman" w:hAnsi="Times New Roman"/>
+                <w:sz w:val="24"/>
+                <w:szCs w:val="24"/>
+                <w:lang w:val="en-US"/>
+              </w:rPr>
+              <w:t>v1, v2c, v3</w:t>
+            </w:r>
+          </w:p>
+        </w:tc>
+        <w:tc>
+          <w:tcPr>
+            <w:tcW w:w="0" w:type="auto"/>
+          </w:tcPr>
+          <w:p>
+            <w:pPr>
+              <w:pStyle w:val="af3"/>
+              <w:spacing w:line="360" w:lineRule="auto"/>
+              <w:jc w:val="both"/>
+              <w:rPr>
+                <w:rFonts w:ascii="Times New Roman" w:hAnsi="Times New Roman"/>
+                <w:sz w:val="24"/>
+                <w:szCs w:val="24"/>
+              </w:rPr>
+            </w:pPr>
+            <w:r>
+              <w:rPr>
+                <w:rFonts w:ascii="Times New Roman" w:hAnsi="Times New Roman"/>
+                <w:sz w:val="24"/>
+                <w:szCs w:val="24"/>
+                <w:lang w:val="en-US"/>
+              </w:rPr>
+              <w:t>v1, v2c, v3</w:t>
+            </w:r>
+          </w:p>
+        </w:tc>
+        <w:tc>
+          <w:tcPr>
+            <w:tcW w:w="0" w:type="auto"/>
+          </w:tcPr>
+          <w:p>
+            <w:pPr>
+              <w:pStyle w:val="af3"/>
+              <w:spacing w:line="360" w:lineRule="auto"/>
+              <w:jc w:val="both"/>
+              <w:rPr>
+                <w:rFonts w:ascii="Times New Roman" w:hAnsi="Times New Roman"/>
+                <w:sz w:val="24"/>
+                <w:szCs w:val="24"/>
+              </w:rPr>
+            </w:pPr>
+            <w:r>
+              <w:rPr>
+                <w:rFonts w:ascii="Times New Roman" w:hAnsi="Times New Roman"/>
+                <w:sz w:val="24"/>
+                <w:szCs w:val="24"/>
+                <w:lang w:val="en-US"/>
+              </w:rPr>
+              <w:t>v1, v2c, v3</w:t>
+            </w:r>
+          </w:p>
+        </w:tc>
+      </w:tr>
+      <w:tr>
+        <w:tc>
+          <w:tcPr>
+            <w:tcW w:w="0" w:type="auto"/>
+          </w:tcPr>
+          <w:p>
+            <w:pPr>
+              <w:pStyle w:val="af3"/>
+              <w:spacing w:line="360" w:lineRule="auto"/>
+              <w:rPr>
+                <w:rFonts w:ascii="Times New Roman" w:hAnsi="Times New Roman"/>
+                <w:sz w:val="24"/>
+                <w:szCs w:val="24"/>
+              </w:rPr>
+            </w:pPr>
+            <w:r>
+              <w:rPr>
+                <w:rFonts w:ascii="Times New Roman" w:hAnsi="Times New Roman"/>
+                <w:sz w:val="24"/>
+                <w:szCs w:val="24"/>
+              </w:rPr>
+              <w:t>Возможность автоматического построения карты сети</w:t>
+            </w:r>
+          </w:p>
+        </w:tc>
+        <w:tc>
+          <w:tcPr>
+            <w:tcW w:w="0" w:type="auto"/>
+          </w:tcPr>
+          <w:p>
+            <w:pPr>
+              <w:pStyle w:val="af3"/>
+              <w:spacing w:line="360" w:lineRule="auto"/>
+              <w:jc w:val="both"/>
+              <w:rPr>
+                <w:rFonts w:ascii="Times New Roman" w:hAnsi="Times New Roman"/>
+                <w:sz w:val="24"/>
+                <w:szCs w:val="24"/>
+              </w:rPr>
+            </w:pPr>
+            <w:r>
+              <w:rPr>
+                <w:rFonts w:ascii="Times New Roman" w:hAnsi="Times New Roman"/>
+                <w:sz w:val="24"/>
+                <w:szCs w:val="24"/>
+              </w:rPr>
+              <w:t>Присутствует</w:t>
+            </w:r>
+          </w:p>
+        </w:tc>
+        <w:tc>
+          <w:tcPr>
+            <w:tcW w:w="0" w:type="auto"/>
+          </w:tcPr>
+          <w:p>
+            <w:pPr>
+              <w:pStyle w:val="af3"/>
+              <w:spacing w:line="360" w:lineRule="auto"/>
+              <w:jc w:val="both"/>
+              <w:rPr>
+                <w:rFonts w:ascii="Times New Roman" w:hAnsi="Times New Roman"/>
+                <w:sz w:val="24"/>
+                <w:szCs w:val="24"/>
+              </w:rPr>
+            </w:pPr>
+            <w:r>
+              <w:rPr>
+                <w:rFonts w:ascii="Times New Roman" w:hAnsi="Times New Roman"/>
+                <w:sz w:val="24"/>
+                <w:szCs w:val="24"/>
+              </w:rPr>
+              <w:t>Отсутствует</w:t>
+            </w:r>
+          </w:p>
+        </w:tc>
+        <w:tc>
+          <w:tcPr>
+            <w:tcW w:w="0" w:type="auto"/>
+          </w:tcPr>
+          <w:p>
+            <w:pPr>
+              <w:pStyle w:val="af3"/>
+              <w:spacing w:line="360" w:lineRule="auto"/>
+              <w:jc w:val="both"/>
+              <w:rPr>
+                <w:rFonts w:ascii="Times New Roman" w:hAnsi="Times New Roman"/>
+                <w:sz w:val="24"/>
+                <w:szCs w:val="24"/>
+              </w:rPr>
+            </w:pPr>
+            <w:r>
+              <w:rPr>
+                <w:rFonts w:ascii="Times New Roman" w:hAnsi="Times New Roman"/>
+                <w:sz w:val="24"/>
+                <w:szCs w:val="24"/>
+              </w:rPr>
+              <w:t>Отсутствует</w:t>
+            </w:r>
+          </w:p>
+        </w:tc>
+      </w:tr>
+      <w:tr>
+        <w:tc>
+          <w:tcPr>
+            <w:tcW w:w="0" w:type="auto"/>
+          </w:tcPr>
+          <w:p>
+            <w:pPr>
+              <w:pStyle w:val="af3"/>
+              <w:spacing w:line="360" w:lineRule="auto"/>
+              <w:rPr>
+                <w:rFonts w:ascii="Times New Roman" w:hAnsi="Times New Roman"/>
+                <w:sz w:val="24"/>
+                <w:szCs w:val="24"/>
+              </w:rPr>
+            </w:pPr>
+            <w:r>
+              <w:rPr>
+                <w:rFonts w:ascii="Times New Roman" w:hAnsi="Times New Roman"/>
+                <w:sz w:val="24"/>
+                <w:szCs w:val="24"/>
+              </w:rPr>
+              <w:t>Кроссплатформенность</w:t>
+            </w:r>
+          </w:p>
+        </w:tc>
+        <w:tc>
+          <w:tcPr>
+            <w:tcW w:w="0" w:type="auto"/>
+          </w:tcPr>
+          <w:p>
+            <w:pPr>
+              <w:pStyle w:val="af3"/>
+              <w:spacing w:line="360" w:lineRule="auto"/>
+              <w:jc w:val="both"/>
+              <w:rPr>
+                <w:rFonts w:ascii="Times New Roman" w:hAnsi="Times New Roman"/>
+                <w:sz w:val="24"/>
+                <w:szCs w:val="24"/>
+                <w:lang w:val="en-US"/>
+              </w:rPr>
+            </w:pPr>
+            <w:r>
+              <w:rPr>
+                <w:rFonts w:ascii="Times New Roman" w:hAnsi="Times New Roman"/>
+                <w:sz w:val="24"/>
+                <w:szCs w:val="24"/>
+                <w:lang w:val="en-US"/>
+              </w:rPr>
+              <w:t>Windows, Linux</w:t>
+            </w:r>
+          </w:p>
+        </w:tc>
+        <w:tc>
+          <w:tcPr>
+            <w:tcW w:w="0" w:type="auto"/>
+          </w:tcPr>
+          <w:p>
+            <w:pPr>
+              <w:pStyle w:val="af3"/>
+              <w:spacing w:line="360" w:lineRule="auto"/>
+              <w:jc w:val="both"/>
+              <w:rPr>
+                <w:rFonts w:ascii="Times New Roman" w:hAnsi="Times New Roman"/>
+                <w:sz w:val="24"/>
+                <w:szCs w:val="24"/>
+              </w:rPr>
+            </w:pPr>
+            <w:r>
+              <w:rPr>
+                <w:rFonts w:ascii="Times New Roman" w:hAnsi="Times New Roman"/>
+                <w:sz w:val="24"/>
+                <w:szCs w:val="24"/>
+              </w:rPr>
+              <w:t xml:space="preserve">Ограниченно </w:t>
+            </w:r>
+            <w:r>
+              <w:rPr>
+                <w:rFonts w:ascii="Times New Roman" w:hAnsi="Times New Roman"/>
+                <w:sz w:val="24"/>
+                <w:szCs w:val="24"/>
+                <w:lang w:val="en-US"/>
+              </w:rPr>
+              <w:t>Windows, Linux</w:t>
+            </w:r>
+          </w:p>
+        </w:tc>
+        <w:tc>
+          <w:tcPr>
+            <w:tcW w:w="0" w:type="auto"/>
+          </w:tcPr>
+          <w:p>
+            <w:pPr>
+              <w:pStyle w:val="af3"/>
+              <w:spacing w:line="360" w:lineRule="auto"/>
+              <w:jc w:val="both"/>
+              <w:rPr>
+                <w:rFonts w:ascii="Times New Roman" w:hAnsi="Times New Roman"/>
+                <w:sz w:val="24"/>
+                <w:szCs w:val="24"/>
+                <w:lang w:val="en-US"/>
+              </w:rPr>
+            </w:pPr>
+            <w:r>
+              <w:rPr>
+                <w:rFonts w:ascii="Times New Roman" w:hAnsi="Times New Roman"/>
+                <w:sz w:val="24"/>
+                <w:szCs w:val="24"/>
+                <w:lang w:val="en-US"/>
+              </w:rPr>
+              <w:t>Windows, Linux</w:t>
+            </w:r>
+          </w:p>
+        </w:tc>
+      </w:tr>
+      <w:tr>
+        <w:tc>
+          <w:tcPr>
+            <w:tcW w:w="0" w:type="auto"/>
+          </w:tcPr>
+          <w:p>
+            <w:pPr>
+              <w:pStyle w:val="af3"/>
+              <w:spacing w:line="360" w:lineRule="auto"/>
+              <w:rPr>
+                <w:rFonts w:ascii="Times New Roman" w:hAnsi="Times New Roman"/>
+                <w:sz w:val="24"/>
+                <w:szCs w:val="24"/>
+              </w:rPr>
+            </w:pPr>
+            <w:r>
+              <w:rPr>
+                <w:rFonts w:ascii="Times New Roman" w:hAnsi="Times New Roman"/>
+                <w:sz w:val="24"/>
+                <w:szCs w:val="24"/>
+              </w:rPr>
+              <w:t>Возможность формирования отчётов за определённый период</w:t>
+            </w:r>
+          </w:p>
+        </w:tc>
+        <w:tc>
+          <w:tcPr>
+            <w:tcW w:w="0" w:type="auto"/>
+          </w:tcPr>
+          <w:p>
+            <w:pPr>
+              <w:pStyle w:val="af3"/>
+              <w:spacing w:line="360" w:lineRule="auto"/>
+              <w:jc w:val="both"/>
+              <w:rPr>
+                <w:rFonts w:ascii="Times New Roman" w:hAnsi="Times New Roman"/>
+                <w:sz w:val="24"/>
+                <w:szCs w:val="24"/>
+              </w:rPr>
+            </w:pPr>
+            <w:r>
+              <w:rPr>
+                <w:rFonts w:ascii="Times New Roman" w:hAnsi="Times New Roman"/>
+                <w:sz w:val="24"/>
+                <w:szCs w:val="24"/>
+              </w:rPr>
+              <w:t>Отсутствует</w:t>
+            </w:r>
+          </w:p>
+        </w:tc>
+        <w:tc>
+          <w:tcPr>
+            <w:tcW w:w="0" w:type="auto"/>
+          </w:tcPr>
+          <w:p>
+            <w:pPr>
+              <w:pStyle w:val="af3"/>
+              <w:spacing w:line="360" w:lineRule="auto"/>
+              <w:jc w:val="both"/>
+              <w:rPr>
+                <w:rFonts w:ascii="Times New Roman" w:hAnsi="Times New Roman"/>
+                <w:sz w:val="24"/>
+                <w:szCs w:val="24"/>
+              </w:rPr>
+            </w:pPr>
+            <w:r>
+              <w:rPr>
+                <w:rFonts w:ascii="Times New Roman" w:hAnsi="Times New Roman"/>
+                <w:sz w:val="24"/>
+                <w:szCs w:val="24"/>
+              </w:rPr>
+              <w:t>Ограниченно присутствует</w:t>
+            </w:r>
+          </w:p>
+        </w:tc>
+        <w:tc>
+          <w:tcPr>
+            <w:tcW w:w="0" w:type="auto"/>
+          </w:tcPr>
+          <w:p>
+            <w:pPr>
+              <w:pStyle w:val="af3"/>
+              <w:spacing w:line="360" w:lineRule="auto"/>
+              <w:jc w:val="both"/>
+              <w:rPr>
+                <w:rFonts w:ascii="Times New Roman" w:hAnsi="Times New Roman"/>
+                <w:sz w:val="24"/>
+                <w:szCs w:val="24"/>
+              </w:rPr>
+            </w:pPr>
+            <w:r>
+              <w:rPr>
+                <w:rFonts w:ascii="Times New Roman" w:hAnsi="Times New Roman"/>
+                <w:sz w:val="24"/>
+                <w:szCs w:val="24"/>
+              </w:rPr>
+              <w:t>Отсутствует</w:t>
+            </w:r>
+          </w:p>
+        </w:tc>
+      </w:tr>
+      <w:tr>
+        <w:tc>
+          <w:tcPr>
+            <w:tcW w:w="0" w:type="auto"/>
+          </w:tcPr>
+          <w:p>
+            <w:pPr>
+              <w:pStyle w:val="af3"/>
+              <w:spacing w:line="360" w:lineRule="auto"/>
+              <w:rPr>
+                <w:rFonts w:ascii="Times New Roman" w:hAnsi="Times New Roman"/>
+                <w:sz w:val="24"/>
+                <w:szCs w:val="24"/>
+              </w:rPr>
+            </w:pPr>
+          </w:p>
+        </w:tc>
+        <w:tc>
+          <w:tcPr>
+            <w:tcW w:w="0" w:type="auto"/>
+          </w:tcPr>
+          <w:p>
+            <w:pPr>
+              <w:pStyle w:val="af3"/>
+              <w:spacing w:line="360" w:lineRule="auto"/>
+              <w:jc w:val="both"/>
+              <w:rPr>
+                <w:rFonts w:ascii="Times New Roman" w:hAnsi="Times New Roman"/>
+                <w:sz w:val="24"/>
+                <w:szCs w:val="24"/>
+              </w:rPr>
+            </w:pPr>
+          </w:p>
+        </w:tc>
+        <w:tc>
+          <w:tcPr>
+            <w:tcW w:w="0" w:type="auto"/>
+          </w:tcPr>
+          <w:p>
+            <w:pPr>
+              <w:pStyle w:val="af3"/>
+              <w:spacing w:line="360" w:lineRule="auto"/>
+              <w:jc w:val="both"/>
+              <w:rPr>
+                <w:rFonts w:ascii="Times New Roman" w:hAnsi="Times New Roman"/>
+                <w:sz w:val="24"/>
+                <w:szCs w:val="24"/>
+              </w:rPr>
+            </w:pPr>
+          </w:p>
+        </w:tc>
+        <w:tc>
+          <w:tcPr>
+            <w:tcW w:w="0" w:type="auto"/>
+          </w:tcPr>
+          <w:p>
+            <w:pPr>
+              <w:pStyle w:val="af3"/>
+              <w:spacing w:line="360" w:lineRule="auto"/>
+              <w:jc w:val="both"/>
+              <w:rPr>
+                <w:rFonts w:ascii="Times New Roman" w:hAnsi="Times New Roman"/>
+                <w:sz w:val="24"/>
+                <w:szCs w:val="24"/>
+              </w:rPr>
+            </w:pPr>
+          </w:p>
+        </w:tc>
+      </w:tr>
+    </w:tbl>
+    <w:p>
+      <w:pPr>
+        <w:pStyle w:val="af3"/>
+        <w:spacing w:before="240" w:after="0" w:line="360" w:lineRule="auto"/>
         <w:ind w:firstLine="709"/>
         <w:jc w:val="both"/>
         <w:rPr>
@@ -6763,6 +7445,140 @@
           <w:sz w:val="28"/>
         </w:rPr>
       </w:pPr>
+      <w:r>
+        <w:rPr>
+          <w:rFonts w:ascii="Times New Roman" w:hAnsi="Times New Roman"/>
+          <w:sz w:val="28"/>
+        </w:rPr>
+        <w:t xml:space="preserve">Рассмотренное ПО </w:t>
+      </w:r>
+      <w:r>
+        <w:rPr>
+          <w:rFonts w:ascii="Times New Roman" w:hAnsi="Times New Roman"/>
+          <w:sz w:val="28"/>
+        </w:rPr>
+        <w:t xml:space="preserve">не удовлетворяет в полной мере критериям </w:t>
+      </w:r>
+      <w:r>
+        <w:rPr>
+          <w:rFonts w:ascii="Times New Roman" w:hAnsi="Times New Roman"/>
+          <w:sz w:val="28"/>
+        </w:rPr>
+        <w:t xml:space="preserve">решения рассматриваемой задачи. Низкое качество документации </w:t>
+      </w:r>
+      <w:proofErr w:type="spellStart"/>
+      <w:r>
+        <w:rPr>
+          <w:rFonts w:ascii="Times New Roman" w:hAnsi="Times New Roman"/>
+          <w:sz w:val="28"/>
+          <w:lang w:val="en-US"/>
+        </w:rPr>
+        <w:t>NetXMS</w:t>
+      </w:r>
+      <w:proofErr w:type="spellEnd"/>
+      <w:r>
+        <w:rPr>
+          <w:rFonts w:ascii="Times New Roman" w:hAnsi="Times New Roman"/>
+          <w:sz w:val="28"/>
+        </w:rPr>
+        <w:t xml:space="preserve"> влечёт за собой временные издержки при первом знакомстве с программой, </w:t>
+      </w:r>
+      <w:r>
+        <w:rPr>
+          <w:rFonts w:ascii="Times New Roman" w:hAnsi="Times New Roman"/>
+          <w:sz w:val="28"/>
+        </w:rPr>
+        <w:t xml:space="preserve">что неприемлемо. Отсутствие возможности установки </w:t>
+      </w:r>
+      <w:r>
+        <w:rPr>
+          <w:rFonts w:ascii="Times New Roman" w:hAnsi="Times New Roman"/>
+          <w:sz w:val="28"/>
+          <w:lang w:val="en-US"/>
+        </w:rPr>
+        <w:t>Zabbix</w:t>
+      </w:r>
+      <w:r>
+        <w:rPr>
+          <w:rFonts w:ascii="Times New Roman" w:hAnsi="Times New Roman"/>
+          <w:sz w:val="28"/>
+        </w:rPr>
+        <w:t>-</w:t>
+      </w:r>
+      <w:r>
+        <w:rPr>
+          <w:rFonts w:ascii="Times New Roman" w:hAnsi="Times New Roman"/>
+          <w:sz w:val="28"/>
+        </w:rPr>
+        <w:t xml:space="preserve">сервера на устройство с операционной системой </w:t>
+      </w:r>
+      <w:r>
+        <w:rPr>
+          <w:rFonts w:ascii="Times New Roman" w:hAnsi="Times New Roman"/>
+          <w:sz w:val="28"/>
+          <w:lang w:val="en-US"/>
+        </w:rPr>
+        <w:t>Windows</w:t>
+      </w:r>
+      <w:r>
+        <w:rPr>
+          <w:rFonts w:ascii="Times New Roman" w:hAnsi="Times New Roman"/>
+          <w:sz w:val="28"/>
+        </w:rPr>
+        <w:t xml:space="preserve"> также является существенным недостатком, ограничивающим использование ПО на платформе </w:t>
+      </w:r>
+      <w:r>
+        <w:rPr>
+          <w:rFonts w:ascii="Times New Roman" w:hAnsi="Times New Roman"/>
+          <w:sz w:val="28"/>
+          <w:lang w:val="en-US"/>
+        </w:rPr>
+        <w:t>Windows</w:t>
+      </w:r>
+      <w:r>
+        <w:rPr>
+          <w:rFonts w:ascii="Times New Roman" w:hAnsi="Times New Roman"/>
+          <w:sz w:val="28"/>
+        </w:rPr>
+        <w:t xml:space="preserve"> </w:t>
+      </w:r>
+      <w:r>
+        <w:rPr>
+          <w:rFonts w:ascii="Times New Roman" w:hAnsi="Times New Roman"/>
+          <w:sz w:val="28"/>
+          <w:lang w:val="en-US"/>
+        </w:rPr>
+        <w:t>Server</w:t>
+      </w:r>
+      <w:r>
+        <w:rPr>
+          <w:rFonts w:ascii="Times New Roman" w:hAnsi="Times New Roman"/>
+          <w:sz w:val="28"/>
+        </w:rPr>
+        <w:t>.</w:t>
+      </w:r>
+      <w:r>
+        <w:rPr>
+          <w:rFonts w:ascii="Times New Roman" w:hAnsi="Times New Roman"/>
+          <w:sz w:val="28"/>
+        </w:rPr>
+        <w:t xml:space="preserve"> </w:t>
+      </w:r>
+      <w:r>
+        <w:rPr>
+          <w:rFonts w:ascii="Times New Roman" w:hAnsi="Times New Roman"/>
+          <w:sz w:val="28"/>
+          <w:lang w:val="en-US"/>
+        </w:rPr>
+        <w:t>Nagios</w:t>
+      </w:r>
+      <w:r>
+        <w:rPr>
+          <w:rFonts w:ascii="Times New Roman" w:hAnsi="Times New Roman"/>
+          <w:sz w:val="28"/>
+        </w:rPr>
+        <w:t xml:space="preserve"> в своей базовой версии имеет ограниченный набор функциональных возможностей и для полноценного использования требует установки сторонних плагинов. Это, в свою очередь, в дальнейшем может отрицательно сказаться на его переносимости. </w:t>
+      </w:r>
     </w:p>
     <w:p>
       <w:pPr>

--- a/ПТП/ПР-1 Практика Тарасевич ВРЕМЕННЫЙ.docx
+++ b/ПТП/ПР-1 Практика Тарасевич ВРЕМЕННЫЙ.docx
@@ -1826,43 +1826,25 @@
           <w:szCs w:val="28"/>
           <w14:ligatures w14:val="standardContextual"/>
         </w:rPr>
-        <w:t>сети встречаются повсеместно. Они различаются по масштабу, форме и связности. Для полноценного анализа предметной области следует осветить принципы работы компьютерных сетей, способы их построения и</w:t>
-      </w:r>
-      <w:r>
-        <w:rPr>
-          <w:rFonts w:eastAsia="Aptos" w:cs="Times New Roman"/>
-          <w:kern w:val="2"/>
-          <w:szCs w:val="28"/>
-          <w14:ligatures w14:val="standardContextual"/>
-        </w:rPr>
-        <w:t xml:space="preserve"> применяемое</w:t>
-      </w:r>
-      <w:r>
-        <w:rPr>
-          <w:rFonts w:eastAsia="Aptos" w:cs="Times New Roman"/>
-          <w:kern w:val="2"/>
-          <w:szCs w:val="28"/>
-          <w14:ligatures w14:val="standardContextual"/>
-        </w:rPr>
-        <w:t xml:space="preserve"> для эт</w:t>
-      </w:r>
-      <w:r>
-        <w:rPr>
-          <w:rFonts w:eastAsia="Aptos" w:cs="Times New Roman"/>
-          <w:kern w:val="2"/>
-          <w:szCs w:val="28"/>
-          <w14:ligatures w14:val="standardContextual"/>
-        </w:rPr>
-        <w:t>ого</w:t>
-      </w:r>
-      <w:r>
-        <w:rPr>
-          <w:rFonts w:eastAsia="Aptos" w:cs="Times New Roman"/>
-          <w:kern w:val="2"/>
-          <w:szCs w:val="28"/>
-          <w14:ligatures w14:val="standardContextual"/>
-        </w:rPr>
-        <w:t xml:space="preserve"> оборудование. Также требуется рассмотреть аналоги разрабатываемого программного продукта и, в конечном счёте, составить список требований к приложению.</w:t>
+        <w:t>сети встречаются повсеместно. Они различаются по масштабу, форме и связности. Для полноценного анализа предметной области следует осветить принципы работы компьютерных сетей</w:t>
+      </w:r>
+      <w:r>
+        <w:rPr>
+          <w:rFonts w:eastAsia="Aptos" w:cs="Times New Roman"/>
+          <w:kern w:val="2"/>
+          <w:szCs w:val="28"/>
+          <w14:ligatures w14:val="standardContextual"/>
+        </w:rPr>
+        <w:t xml:space="preserve">, подходы к их обслуживанию и применяемое в них оборудование. </w:t>
+      </w:r>
+      <w:r>
+        <w:rPr>
+          <w:rFonts w:eastAsia="Aptos" w:cs="Times New Roman"/>
+          <w:kern w:val="2"/>
+          <w:szCs w:val="28"/>
+          <w14:ligatures w14:val="standardContextual"/>
+        </w:rPr>
+        <w:t>Также требуется рассмотреть аналоги разрабатываемого программного продукта и, в конечном счёте, составить список требований к приложению.</w:t>
       </w:r>
     </w:p>
     <w:p>
@@ -3256,7 +3238,16 @@
           <w:szCs w:val="28"/>
           <w14:ligatures w14:val="standardContextual"/>
         </w:rPr>
-        <w:t xml:space="preserve">Поскольку компьютерные сети могут принимать различные формы, при разработке программного продукта следует рассмотреть </w:t>
+        <w:t>При разработке программного продукта, следует учитывать разнообразие всего выделенного выше оборудования. Также, п</w:t>
+      </w:r>
+      <w:r>
+        <w:rPr>
+          <w:rFonts w:eastAsia="Aptos" w:cs="Times New Roman"/>
+          <w:kern w:val="2"/>
+          <w:szCs w:val="28"/>
+          <w14:ligatures w14:val="standardContextual"/>
+        </w:rPr>
+        <w:t xml:space="preserve">оскольку компьютерные сети могут принимать различные формы, при разработке программного продукта следует рассмотреть </w:t>
       </w:r>
       <w:r>
         <w:rPr>
@@ -3329,7 +3320,29 @@
           <w:szCs w:val="28"/>
           <w14:ligatures w14:val="standardContextual"/>
         </w:rPr>
-        <w:t>бслуживание компьютерных сетей</w:t>
+        <w:t>бслуживани</w:t>
+      </w:r>
+      <w:r>
+        <w:rPr>
+          <w:rFonts w:eastAsia="Aptos" w:cs="Times New Roman"/>
+          <w:b/>
+          <w:bCs/>
+          <w:kern w:val="2"/>
+          <w:szCs w:val="28"/>
+          <w14:ligatures w14:val="standardContextual"/>
+        </w:rPr>
+        <w:t>ю</w:t>
+      </w:r>
+      <w:r>
+        <w:rPr>
+          <w:rFonts w:eastAsia="Aptos" w:cs="Times New Roman"/>
+          <w:b/>
+          <w:bCs/>
+          <w:kern w:val="2"/>
+          <w:szCs w:val="28"/>
+          <w14:ligatures w14:val="standardContextual"/>
+        </w:rPr>
+        <w:t xml:space="preserve"> компьютерных сетей</w:t>
       </w:r>
     </w:p>
     <w:p>
@@ -3536,7 +3549,7 @@
           <w:szCs w:val="28"/>
           <w14:ligatures w14:val="standardContextual"/>
         </w:rPr>
-        <w:t xml:space="preserve">чистка устройств при наблюдении повышенной температуры компонентов, регулярный автоматизированный опрос устройств на предмет доступности, замена </w:t>
+        <w:t xml:space="preserve">чистка устройств при наблюдении повышенной температуры компонентов, регулярный </w:t>
       </w:r>
       <w:r>
         <w:rPr>
@@ -3546,7 +3559,7 @@
           <w14:ligatures w14:val="standardContextual"/>
         </w:rPr>
         <w:lastRenderedPageBreak/>
-        <w:t xml:space="preserve">соединений по мере их износа, наблюдение за работой сети, регулярное обновление прошивок устройств и проведение нагрузочного тестирования. </w:t>
+        <w:t xml:space="preserve">автоматизированный опрос устройств на предмет доступности, замена соединений по мере их износа, наблюдение за работой сети, регулярное обновление прошивок устройств и проведение нагрузочного тестирования. </w:t>
       </w:r>
     </w:p>
     <w:p>
@@ -6675,7 +6688,40 @@
           <w:rFonts w:ascii="Times New Roman" w:hAnsi="Times New Roman"/>
           <w:sz w:val="28"/>
         </w:rPr>
-        <w:t>малоинформативный графический интерфейс.</w:t>
+        <w:t>малоинформативный графический интерфейс</w:t>
+      </w:r>
+      <w:r>
+        <w:rPr>
+          <w:rFonts w:ascii="Times New Roman" w:hAnsi="Times New Roman"/>
+          <w:sz w:val="28"/>
+        </w:rPr>
+        <w:t>;</w:t>
+      </w:r>
+    </w:p>
+    <w:p>
+      <w:pPr>
+        <w:pStyle w:val="af3"/>
+        <w:numPr>
+          <w:ilvl w:val="0"/>
+          <w:numId w:val="21"/>
+        </w:numPr>
+        <w:tabs>
+          <w:tab w:val="left" w:pos="993"/>
+        </w:tabs>
+        <w:spacing w:after="0" w:line="360" w:lineRule="auto"/>
+        <w:ind w:left="0" w:firstLine="709"/>
+        <w:jc w:val="both"/>
+        <w:rPr>
+          <w:rFonts w:ascii="Times New Roman" w:hAnsi="Times New Roman"/>
+          <w:sz w:val="28"/>
+        </w:rPr>
+      </w:pPr>
+      <w:r>
+        <w:rPr>
+          <w:rFonts w:ascii="Times New Roman" w:hAnsi="Times New Roman"/>
+          <w:sz w:val="28"/>
+        </w:rPr>
+        <w:t>отсутствие возможности мониторинга устройства при отсутствии соответствующего шаблона.</w:t>
       </w:r>
     </w:p>
     <w:p>
@@ -6696,28 +6742,6 @@
         </w:rPr>
         <w:t>В таблице 1 представлены результаты сравнительного анализа аналогов.</w:t>
       </w:r>
-    </w:p>
-    <w:p>
-      <w:pPr>
-        <w:pStyle w:val="af3"/>
-        <w:spacing w:after="0" w:line="360" w:lineRule="auto"/>
-        <w:jc w:val="both"/>
-        <w:rPr>
-          <w:rFonts w:ascii="Times New Roman" w:hAnsi="Times New Roman"/>
-          <w:sz w:val="28"/>
-        </w:rPr>
-      </w:pPr>
-    </w:p>
-    <w:p>
-      <w:pPr>
-        <w:pStyle w:val="af3"/>
-        <w:spacing w:after="0" w:line="360" w:lineRule="auto"/>
-        <w:jc w:val="both"/>
-        <w:rPr>
-          <w:rFonts w:ascii="Times New Roman" w:hAnsi="Times New Roman"/>
-          <w:sz w:val="28"/>
-        </w:rPr>
-      </w:pPr>
     </w:p>
     <w:p>
       <w:pPr>
@@ -6767,10 +6791,10 @@
         <w:tblLook w:val="04A0" w:firstRow="1" w:lastRow="0" w:firstColumn="1" w:lastColumn="0" w:noHBand="0" w:noVBand="1"/>
       </w:tblPr>
       <w:tblGrid>
-        <w:gridCol w:w="3930"/>
-        <w:gridCol w:w="1693"/>
-        <w:gridCol w:w="2125"/>
-        <w:gridCol w:w="1596"/>
+        <w:gridCol w:w="3911"/>
+        <w:gridCol w:w="1692"/>
+        <w:gridCol w:w="2147"/>
+        <w:gridCol w:w="1594"/>
       </w:tblGrid>
       <w:tr>
         <w:tc>
@@ -7379,6 +7403,14 @@
                 <w:szCs w:val="24"/>
               </w:rPr>
             </w:pPr>
+            <w:r>
+              <w:rPr>
+                <w:rFonts w:ascii="Times New Roman" w:hAnsi="Times New Roman"/>
+                <w:sz w:val="24"/>
+                <w:szCs w:val="24"/>
+              </w:rPr>
+              <w:t>Возможность мониторинга устройств без шаблона</w:t>
+            </w:r>
           </w:p>
         </w:tc>
         <w:tc>
@@ -7396,6 +7428,14 @@
                 <w:szCs w:val="24"/>
               </w:rPr>
             </w:pPr>
+            <w:r>
+              <w:rPr>
+                <w:rFonts w:ascii="Times New Roman" w:hAnsi="Times New Roman"/>
+                <w:sz w:val="24"/>
+                <w:szCs w:val="24"/>
+              </w:rPr>
+              <w:t>Присутствует</w:t>
+            </w:r>
           </w:p>
         </w:tc>
         <w:tc>
@@ -7413,6 +7453,14 @@
                 <w:szCs w:val="24"/>
               </w:rPr>
             </w:pPr>
+            <w:r>
+              <w:rPr>
+                <w:rFonts w:ascii="Times New Roman" w:hAnsi="Times New Roman"/>
+                <w:sz w:val="24"/>
+                <w:szCs w:val="24"/>
+              </w:rPr>
+              <w:t>Присутствует</w:t>
+            </w:r>
           </w:p>
         </w:tc>
         <w:tc>
@@ -7430,6 +7478,14 @@
                 <w:szCs w:val="24"/>
               </w:rPr>
             </w:pPr>
+            <w:r>
+              <w:rPr>
+                <w:rFonts w:ascii="Times New Roman" w:hAnsi="Times New Roman"/>
+                <w:sz w:val="24"/>
+                <w:szCs w:val="24"/>
+              </w:rPr>
+              <w:t>Отсутствует</w:t>
+            </w:r>
           </w:p>
         </w:tc>
       </w:tr>
@@ -7450,134 +7506,7 @@
           <w:rFonts w:ascii="Times New Roman" w:hAnsi="Times New Roman"/>
           <w:sz w:val="28"/>
         </w:rPr>
-        <w:t xml:space="preserve">Рассмотренное ПО </w:t>
-      </w:r>
-      <w:r>
-        <w:rPr>
-          <w:rFonts w:ascii="Times New Roman" w:hAnsi="Times New Roman"/>
-          <w:sz w:val="28"/>
-        </w:rPr>
-        <w:t xml:space="preserve">не удовлетворяет в полной мере критериям </w:t>
-      </w:r>
-      <w:r>
-        <w:rPr>
-          <w:rFonts w:ascii="Times New Roman" w:hAnsi="Times New Roman"/>
-          <w:sz w:val="28"/>
-        </w:rPr>
-        <w:t xml:space="preserve">решения рассматриваемой задачи. Низкое качество документации </w:t>
-      </w:r>
-      <w:proofErr w:type="spellStart"/>
-      <w:r>
-        <w:rPr>
-          <w:rFonts w:ascii="Times New Roman" w:hAnsi="Times New Roman"/>
-          <w:sz w:val="28"/>
-          <w:lang w:val="en-US"/>
-        </w:rPr>
-        <w:t>NetXMS</w:t>
-      </w:r>
-      <w:proofErr w:type="spellEnd"/>
-      <w:r>
-        <w:rPr>
-          <w:rFonts w:ascii="Times New Roman" w:hAnsi="Times New Roman"/>
-          <w:sz w:val="28"/>
-        </w:rPr>
-        <w:t xml:space="preserve"> влечёт за собой временные издержки при первом знакомстве с программой, </w:t>
-      </w:r>
-      <w:r>
-        <w:rPr>
-          <w:rFonts w:ascii="Times New Roman" w:hAnsi="Times New Roman"/>
-          <w:sz w:val="28"/>
-        </w:rPr>
-        <w:t xml:space="preserve">что неприемлемо. Отсутствие возможности установки </w:t>
-      </w:r>
-      <w:r>
-        <w:rPr>
-          <w:rFonts w:ascii="Times New Roman" w:hAnsi="Times New Roman"/>
-          <w:sz w:val="28"/>
-          <w:lang w:val="en-US"/>
-        </w:rPr>
-        <w:t>Zabbix</w:t>
-      </w:r>
-      <w:r>
-        <w:rPr>
-          <w:rFonts w:ascii="Times New Roman" w:hAnsi="Times New Roman"/>
-          <w:sz w:val="28"/>
-        </w:rPr>
-        <w:t>-</w:t>
-      </w:r>
-      <w:r>
-        <w:rPr>
-          <w:rFonts w:ascii="Times New Roman" w:hAnsi="Times New Roman"/>
-          <w:sz w:val="28"/>
-        </w:rPr>
-        <w:t xml:space="preserve">сервера на устройство с операционной системой </w:t>
-      </w:r>
-      <w:r>
-        <w:rPr>
-          <w:rFonts w:ascii="Times New Roman" w:hAnsi="Times New Roman"/>
-          <w:sz w:val="28"/>
-          <w:lang w:val="en-US"/>
-        </w:rPr>
-        <w:t>Windows</w:t>
-      </w:r>
-      <w:r>
-        <w:rPr>
-          <w:rFonts w:ascii="Times New Roman" w:hAnsi="Times New Roman"/>
-          <w:sz w:val="28"/>
-        </w:rPr>
-        <w:t xml:space="preserve"> также является существенным недостатком, ограничивающим использование ПО на платформе </w:t>
-      </w:r>
-      <w:r>
-        <w:rPr>
-          <w:rFonts w:ascii="Times New Roman" w:hAnsi="Times New Roman"/>
-          <w:sz w:val="28"/>
-          <w:lang w:val="en-US"/>
-        </w:rPr>
-        <w:t>Windows</w:t>
-      </w:r>
-      <w:r>
-        <w:rPr>
-          <w:rFonts w:ascii="Times New Roman" w:hAnsi="Times New Roman"/>
-          <w:sz w:val="28"/>
-        </w:rPr>
-        <w:t xml:space="preserve"> </w:t>
-      </w:r>
-      <w:r>
-        <w:rPr>
-          <w:rFonts w:ascii="Times New Roman" w:hAnsi="Times New Roman"/>
-          <w:sz w:val="28"/>
-          <w:lang w:val="en-US"/>
-        </w:rPr>
-        <w:t>Server</w:t>
-      </w:r>
-      <w:r>
-        <w:rPr>
-          <w:rFonts w:ascii="Times New Roman" w:hAnsi="Times New Roman"/>
-          <w:sz w:val="28"/>
-        </w:rPr>
-        <w:t>.</w:t>
-      </w:r>
-      <w:r>
-        <w:rPr>
-          <w:rFonts w:ascii="Times New Roman" w:hAnsi="Times New Roman"/>
-          <w:sz w:val="28"/>
-        </w:rPr>
-        <w:t xml:space="preserve"> </w:t>
-      </w:r>
-      <w:r>
-        <w:rPr>
-          <w:rFonts w:ascii="Times New Roman" w:hAnsi="Times New Roman"/>
-          <w:sz w:val="28"/>
-          <w:lang w:val="en-US"/>
-        </w:rPr>
-        <w:t>Nagios</w:t>
-      </w:r>
-      <w:r>
-        <w:rPr>
-          <w:rFonts w:ascii="Times New Roman" w:hAnsi="Times New Roman"/>
-          <w:sz w:val="28"/>
-        </w:rPr>
-        <w:t xml:space="preserve"> в своей базовой версии имеет ограниченный набор функциональных возможностей и для полноценного использования требует установки сторонних плагинов. Это, в свою очередь, в дальнейшем может отрицательно сказаться на его переносимости. </w:t>
+        <w:t xml:space="preserve">Рассмотренное ПО не удовлетворяет критериям решаемой задачи в полной мере. </w:t>
       </w:r>
     </w:p>
     <w:p>
@@ -23548,27 +23477,27 @@
 </file>
 
 <file path=customXml/item1.xml><?xml version="1.0" encoding="utf-8"?>
-<b:Sources xmlns:b="http://schemas.openxmlformats.org/officeDocument/2006/bibliography" xmlns="http://schemas.openxmlformats.org/officeDocument/2006/bibliography" SelectedStyle="\APASixthEditionOfficeOnline.xsl" StyleName="APA" Version="6"/>
-</file>
-
-<file path=customXml/item2.xml><?xml version="1.0" encoding="utf-8"?>
 <w:settings xmlns:w="http://schemas.openxmlformats.org/wordprocessingml/2006/main">
   <w:SpecialFormsHighlight w:val="c9c8ff"/>
 </w:settings>
 </file>
 
+<file path=customXml/item2.xml><?xml version="1.0" encoding="utf-8"?>
+<b:Sources xmlns:b="http://schemas.openxmlformats.org/officeDocument/2006/bibliography" xmlns="http://schemas.openxmlformats.org/officeDocument/2006/bibliography" SelectedStyle="\APASixthEditionOfficeOnline.xsl" StyleName="APA" Version="6"/>
+</file>
+
 <file path=customXml/itemProps1.xml><?xml version="1.0" encoding="utf-8"?>
+<ds:datastoreItem xmlns:ds="http://schemas.openxmlformats.org/officeDocument/2006/customXml" ds:itemID="{5D0AEA6B-E499-4EEF-98A3-AFBB261C493E}">
+  <ds:schemaRefs>
+    <ds:schemaRef ds:uri="http://schemas.openxmlformats.org/wordprocessingml/2006/main"/>
+  </ds:schemaRefs>
+</ds:datastoreItem>
+</file>
+
+<file path=customXml/itemProps2.xml><?xml version="1.0" encoding="utf-8"?>
 <ds:datastoreItem xmlns:ds="http://schemas.openxmlformats.org/officeDocument/2006/customXml" ds:itemID="{775F4AD5-9B51-4032-B8B7-D2F53CC85AB3}">
   <ds:schemaRefs>
     <ds:schemaRef ds:uri="http://schemas.openxmlformats.org/officeDocument/2006/bibliography"/>
   </ds:schemaRefs>
 </ds:datastoreItem>
-</file>
-
-<file path=customXml/itemProps2.xml><?xml version="1.0" encoding="utf-8"?>
-<ds:datastoreItem xmlns:ds="http://schemas.openxmlformats.org/officeDocument/2006/customXml" ds:itemID="{5D0AEA6B-E499-4EEF-98A3-AFBB261C493E}">
-  <ds:schemaRefs>
-    <ds:schemaRef ds:uri="http://schemas.openxmlformats.org/wordprocessingml/2006/main"/>
-  </ds:schemaRefs>
-</ds:datastoreItem>
 </file>
--- a/ПТП/ПР-1 Практика Тарасевич ВРЕМЕННЫЙ.docx
+++ b/ПТП/ПР-1 Практика Тарасевич ВРЕМЕННЫЙ.docx
@@ -2288,9 +2288,9 @@
           <w14:ligatures w14:val="standardContextual"/>
         </w:rPr>
         <w:drawing>
-          <wp:inline distT="0" distB="0" distL="0" distR="0" wp14:anchorId="63811DBA" wp14:editId="16D08C9B">
-            <wp:extent cx="5562600" cy="3847143"/>
-            <wp:effectExtent l="19050" t="19050" r="19050" b="20320"/>
+          <wp:inline distT="0" distB="0" distL="0" distR="0" wp14:anchorId="63811DBA" wp14:editId="11DD0279">
+            <wp:extent cx="4080510" cy="2822116"/>
+            <wp:effectExtent l="19050" t="19050" r="15240" b="16510"/>
             <wp:docPr id="350971335" name="Рисунок 1" descr="Изображение выглядит как текст, снимок экрана, дизайн&#10;&#10;Содержимое, созданное искусственным интеллектом, может быть неверным."/>
             <wp:cNvGraphicFramePr>
               <a:graphicFrameLocks xmlns:a="http://schemas.openxmlformats.org/drawingml/2006/main" noChangeAspect="1"/>
@@ -2311,7 +2311,7 @@
                   <pic:spPr>
                     <a:xfrm>
                       <a:off x="0" y="0"/>
-                      <a:ext cx="5571484" cy="3853287"/>
+                      <a:ext cx="4136276" cy="2860684"/>
                     </a:xfrm>
                     <a:prstGeom prst="rect">
                       <a:avLst/>
@@ -2362,7 +2362,7 @@
     </w:p>
     <w:p>
       <w:pPr>
-        <w:spacing w:before="240" w:after="0"/>
+        <w:spacing w:after="0"/>
         <w:ind w:firstLine="709"/>
         <w:rPr>
           <w:rFonts w:eastAsia="Aptos" w:cs="Times New Roman"/>
@@ -2378,62 +2378,71 @@
           <w:szCs w:val="28"/>
           <w14:ligatures w14:val="standardContextual"/>
         </w:rPr>
+        <w:t xml:space="preserve">Семиуровневая модель описывает </w:t>
+      </w:r>
+      <w:r>
+        <w:rPr>
+          <w:rFonts w:eastAsia="Aptos" w:cs="Times New Roman"/>
+          <w:kern w:val="2"/>
+          <w:szCs w:val="28"/>
+          <w14:ligatures w14:val="standardContextual"/>
+        </w:rPr>
+        <w:t>этапы, через которые проходят данные, передаваемые</w:t>
+      </w:r>
+      <w:r>
+        <w:rPr>
+          <w:rFonts w:eastAsia="Aptos" w:cs="Times New Roman"/>
+          <w:kern w:val="2"/>
+          <w:szCs w:val="28"/>
+          <w14:ligatures w14:val="standardContextual"/>
+        </w:rPr>
+        <w:t xml:space="preserve"> в сети между устройствами.</w:t>
+      </w:r>
+      <w:r>
+        <w:rPr>
+          <w:rFonts w:eastAsia="Aptos" w:cs="Times New Roman"/>
+          <w:kern w:val="2"/>
+          <w:szCs w:val="28"/>
+          <w14:ligatures w14:val="standardContextual"/>
+        </w:rPr>
+        <w:t xml:space="preserve"> </w:t>
+      </w:r>
+      <w:r>
+        <w:rPr>
+          <w:rFonts w:eastAsia="Aptos" w:cs="Times New Roman"/>
+          <w:kern w:val="2"/>
+          <w:szCs w:val="28"/>
+          <w14:ligatures w14:val="standardContextual"/>
+        </w:rPr>
+        <w:t>Количество таких устройств зависит от масштаба сети и может варьироваться от десятков до сотен</w:t>
+      </w:r>
+      <w:r>
+        <w:rPr>
+          <w:rFonts w:eastAsia="Aptos" w:cs="Times New Roman"/>
+          <w:kern w:val="2"/>
+          <w:szCs w:val="28"/>
+          <w14:ligatures w14:val="standardContextual"/>
+        </w:rPr>
+        <w:t xml:space="preserve"> или тысяч</w:t>
+      </w:r>
+      <w:r>
+        <w:rPr>
+          <w:rFonts w:eastAsia="Aptos" w:cs="Times New Roman"/>
+          <w:kern w:val="2"/>
+          <w:szCs w:val="28"/>
+          <w14:ligatures w14:val="standardContextual"/>
+        </w:rPr>
+        <w:t xml:space="preserve">, и чем выше число устройств в сети, тем выше трудозатраты </w:t>
+      </w:r>
+      <w:r>
+        <w:rPr>
+          <w:rFonts w:eastAsia="Aptos" w:cs="Times New Roman"/>
+          <w:kern w:val="2"/>
+          <w:szCs w:val="28"/>
+          <w14:ligatures w14:val="standardContextual"/>
+        </w:rPr>
         <w:lastRenderedPageBreak/>
-        <w:t xml:space="preserve">Семиуровневая модель описывает </w:t>
-      </w:r>
-      <w:r>
-        <w:rPr>
-          <w:rFonts w:eastAsia="Aptos" w:cs="Times New Roman"/>
-          <w:kern w:val="2"/>
-          <w:szCs w:val="28"/>
-          <w14:ligatures w14:val="standardContextual"/>
-        </w:rPr>
-        <w:t>этапы, через которые проходят данные, передаваемые</w:t>
-      </w:r>
-      <w:r>
-        <w:rPr>
-          <w:rFonts w:eastAsia="Aptos" w:cs="Times New Roman"/>
-          <w:kern w:val="2"/>
-          <w:szCs w:val="28"/>
-          <w14:ligatures w14:val="standardContextual"/>
-        </w:rPr>
-        <w:t xml:space="preserve"> в сети между устройствами.</w:t>
-      </w:r>
-      <w:r>
-        <w:rPr>
-          <w:rFonts w:eastAsia="Aptos" w:cs="Times New Roman"/>
-          <w:kern w:val="2"/>
-          <w:szCs w:val="28"/>
-          <w14:ligatures w14:val="standardContextual"/>
-        </w:rPr>
-        <w:t xml:space="preserve"> </w:t>
-      </w:r>
-      <w:r>
-        <w:rPr>
-          <w:rFonts w:eastAsia="Aptos" w:cs="Times New Roman"/>
-          <w:kern w:val="2"/>
-          <w:szCs w:val="28"/>
-          <w14:ligatures w14:val="standardContextual"/>
-        </w:rPr>
-        <w:t>Количество таких устройств зависит от масштаба сети и может варьироваться от десятков до сотен</w:t>
-      </w:r>
-      <w:r>
-        <w:rPr>
-          <w:rFonts w:eastAsia="Aptos" w:cs="Times New Roman"/>
-          <w:kern w:val="2"/>
-          <w:szCs w:val="28"/>
-          <w14:ligatures w14:val="standardContextual"/>
-        </w:rPr>
-        <w:t xml:space="preserve"> или тысяч</w:t>
-      </w:r>
-      <w:r>
-        <w:rPr>
-          <w:rFonts w:eastAsia="Aptos" w:cs="Times New Roman"/>
-          <w:kern w:val="2"/>
-          <w:szCs w:val="28"/>
-          <w14:ligatures w14:val="standardContextual"/>
-        </w:rPr>
-        <w:t xml:space="preserve">, и чем выше число устройств в сети, тем выше трудозатраты на их обслуживание и обеспечение их работоспособности.  </w:t>
+        <w:t xml:space="preserve">на их обслуживание и обеспечение их работоспособности.  </w:t>
       </w:r>
       <w:r>
         <w:rPr>
@@ -2777,7 +2786,6 @@
           <w:szCs w:val="28"/>
           <w14:ligatures w14:val="standardContextual"/>
         </w:rPr>
-        <w:lastRenderedPageBreak/>
         <w:t>1.1.</w:t>
       </w:r>
       <w:r>
@@ -2891,6 +2899,7 @@
           <w:szCs w:val="28"/>
           <w14:ligatures w14:val="standardContextual"/>
         </w:rPr>
+        <w:lastRenderedPageBreak/>
         <w:t>шина – вид топологии, при котором устройства подключаются к единой линии передачи информации;</w:t>
       </w:r>
     </w:p>
@@ -3148,9 +3157,9 @@
           <w14:ligatures w14:val="standardContextual"/>
         </w:rPr>
         <w:drawing>
-          <wp:inline distT="0" distB="0" distL="0" distR="0" wp14:anchorId="76216014" wp14:editId="6C869F28">
-            <wp:extent cx="3386807" cy="3952875"/>
-            <wp:effectExtent l="19050" t="19050" r="23495" b="9525"/>
+          <wp:inline distT="0" distB="0" distL="0" distR="0" wp14:anchorId="76216014" wp14:editId="3EFEA33F">
+            <wp:extent cx="3592830" cy="4193333"/>
+            <wp:effectExtent l="19050" t="19050" r="26670" b="17145"/>
             <wp:docPr id="2033744427" name="Рисунок 1"/>
             <wp:cNvGraphicFramePr>
               <a:graphicFrameLocks xmlns:a="http://schemas.openxmlformats.org/drawingml/2006/main" noChangeAspect="1"/>
@@ -3171,7 +3180,7 @@
                   <pic:spPr>
                     <a:xfrm>
                       <a:off x="0" y="0"/>
-                      <a:ext cx="3419818" cy="3991404"/>
+                      <a:ext cx="3651281" cy="4261553"/>
                     </a:xfrm>
                     <a:prstGeom prst="rect">
                       <a:avLst/>
@@ -3228,26 +3237,35 @@
           <w:szCs w:val="28"/>
           <w14:ligatures w14:val="standardContextual"/>
         </w:rPr>
+        <w:t xml:space="preserve"> </w:t>
+      </w:r>
+      <w:r>
+        <w:rPr>
+          <w:rFonts w:eastAsia="Aptos" w:cs="Times New Roman"/>
+          <w:kern w:val="2"/>
+          <w:szCs w:val="28"/>
+          <w14:ligatures w14:val="standardContextual"/>
+        </w:rPr>
+        <w:t>При разработке программного продукта, следует учитывать разнообразие всего выделенного выше оборудования. Также, п</w:t>
+      </w:r>
+      <w:r>
+        <w:rPr>
+          <w:rFonts w:eastAsia="Aptos" w:cs="Times New Roman"/>
+          <w:kern w:val="2"/>
+          <w:szCs w:val="28"/>
+          <w14:ligatures w14:val="standardContextual"/>
+        </w:rPr>
+        <w:t xml:space="preserve">оскольку компьютерные сети могут принимать различные формы, при разработке </w:t>
+      </w:r>
+      <w:r>
+        <w:rPr>
+          <w:rFonts w:eastAsia="Aptos" w:cs="Times New Roman"/>
+          <w:kern w:val="2"/>
+          <w:szCs w:val="28"/>
+          <w14:ligatures w14:val="standardContextual"/>
+        </w:rPr>
         <w:lastRenderedPageBreak/>
-        <w:t xml:space="preserve"> </w:t>
-      </w:r>
-      <w:r>
-        <w:rPr>
-          <w:rFonts w:eastAsia="Aptos" w:cs="Times New Roman"/>
-          <w:kern w:val="2"/>
-          <w:szCs w:val="28"/>
-          <w14:ligatures w14:val="standardContextual"/>
-        </w:rPr>
-        <w:t>При разработке программного продукта, следует учитывать разнообразие всего выделенного выше оборудования. Также, п</w:t>
-      </w:r>
-      <w:r>
-        <w:rPr>
-          <w:rFonts w:eastAsia="Aptos" w:cs="Times New Roman"/>
-          <w:kern w:val="2"/>
-          <w:szCs w:val="28"/>
-          <w14:ligatures w14:val="standardContextual"/>
-        </w:rPr>
-        <w:t xml:space="preserve">оскольку компьютерные сети могут принимать различные формы, при разработке программного продукта следует рассмотреть </w:t>
+        <w:t xml:space="preserve">программного продукта следует рассмотреть </w:t>
       </w:r>
       <w:r>
         <w:rPr>
@@ -3456,7 +3474,25 @@
           <w:szCs w:val="28"/>
           <w14:ligatures w14:val="standardContextual"/>
         </w:rPr>
-        <w:t>автоматизации и прогнозирования сбоев, увеличивается время реакции на сбои, а расходы на восстановление работоспособности сети несут непрозрачный и спонтанный характер, наблюдаются простои бизнес-процессов и сопутствующие этому финансовые издержки. В таких условиях строгое планирование бюджета становится невозможным. Реактивный подход оправдан для небольших сетей и может применяться в тех сферах, где непрерывная работа не является приоритетом.</w:t>
+        <w:t>автоматизации и прогнозирования сбоев, увеличивается время реакции на сбои, а расходы на восстановление работоспособности сети</w:t>
+      </w:r>
+      <w:r>
+        <w:rPr>
+          <w:rFonts w:eastAsia="Aptos" w:cs="Times New Roman"/>
+          <w:kern w:val="2"/>
+          <w:szCs w:val="28"/>
+          <w14:ligatures w14:val="standardContextual"/>
+        </w:rPr>
+        <w:t xml:space="preserve"> непрогнозируемы</w:t>
+      </w:r>
+      <w:r>
+        <w:rPr>
+          <w:rFonts w:eastAsia="Aptos" w:cs="Times New Roman"/>
+          <w:kern w:val="2"/>
+          <w:szCs w:val="28"/>
+          <w14:ligatures w14:val="standardContextual"/>
+        </w:rPr>
+        <w:t>, наблюдаются простои бизнес-процессов и сопутствующие этому финансовые издержки. В таких условиях строгое планирование бюджета становится невозможным. Реактивный подход оправдан для небольших сетей и может применяться в тех сферах, где непрерывная работа не является приоритетом.</w:t>
       </w:r>
     </w:p>
     <w:p>
@@ -3495,16 +3531,34 @@
           <w:szCs w:val="28"/>
           <w14:ligatures w14:val="standardContextual"/>
         </w:rPr>
-        <w:t xml:space="preserve">Из достоинств проактивного подхода можно выделить </w:t>
-      </w:r>
-      <w:r>
-        <w:rPr>
-          <w:rFonts w:eastAsia="Aptos" w:cs="Times New Roman"/>
-          <w:kern w:val="2"/>
-          <w:szCs w:val="28"/>
-          <w14:ligatures w14:val="standardContextual"/>
-        </w:rPr>
-        <w:t xml:space="preserve">высокую скорость </w:t>
+        <w:t>Из достоинств проактивного подхода можно выделить</w:t>
+      </w:r>
+      <w:r>
+        <w:rPr>
+          <w:rFonts w:eastAsia="Aptos" w:cs="Times New Roman"/>
+          <w:kern w:val="2"/>
+          <w:szCs w:val="28"/>
+          <w14:ligatures w14:val="standardContextual"/>
+        </w:rPr>
+        <w:t xml:space="preserve"> </w:t>
+      </w:r>
+      <w:r>
+        <w:rPr>
+          <w:rFonts w:eastAsia="Aptos" w:cs="Times New Roman"/>
+          <w:kern w:val="2"/>
+          <w:szCs w:val="28"/>
+          <w14:ligatures w14:val="standardContextual"/>
+        </w:rPr>
+        <w:t>повышенную</w:t>
+      </w:r>
+      <w:r>
+        <w:rPr>
+          <w:rFonts w:eastAsia="Aptos" w:cs="Times New Roman"/>
+          <w:kern w:val="2"/>
+          <w:szCs w:val="28"/>
+          <w14:ligatures w14:val="standardContextual"/>
+        </w:rPr>
+        <w:t xml:space="preserve"> скорость </w:t>
       </w:r>
       <w:r>
         <w:rPr>
@@ -3549,17 +3603,7 @@
           <w:szCs w:val="28"/>
           <w14:ligatures w14:val="standardContextual"/>
         </w:rPr>
-        <w:t xml:space="preserve">чистка устройств при наблюдении повышенной температуры компонентов, регулярный </w:t>
-      </w:r>
-      <w:r>
-        <w:rPr>
-          <w:rFonts w:eastAsia="Aptos" w:cs="Times New Roman"/>
-          <w:kern w:val="2"/>
-          <w:szCs w:val="28"/>
-          <w14:ligatures w14:val="standardContextual"/>
-        </w:rPr>
-        <w:lastRenderedPageBreak/>
-        <w:t xml:space="preserve">автоматизированный опрос устройств на предмет доступности, замена соединений по мере их износа, наблюдение за работой сети, регулярное обновление прошивок устройств и проведение нагрузочного тестирования. </w:t>
+        <w:t xml:space="preserve">чистка устройств при наблюдении повышенной температуры компонентов, регулярный автоматизированный опрос устройств на предмет доступности, замена соединений по мере их износа, наблюдение за работой сети, регулярное обновление прошивок устройств и проведение нагрузочного тестирования. </w:t>
       </w:r>
     </w:p>
     <w:p>
@@ -3580,16 +3624,71 @@
           <w:szCs w:val="28"/>
           <w14:ligatures w14:val="standardContextual"/>
         </w:rPr>
-        <w:t xml:space="preserve">Из приведённой выше информации можно сделать вывод, что проактивный подход к обслуживанию компьютерных сетей более предпочтителен в тех сферах, где простой бизнес-процессов недопустим. Реализация проактивного подхода сопряжена с более высокими начальными затратами, которые </w:t>
-      </w:r>
-      <w:r>
-        <w:rPr>
-          <w:rFonts w:eastAsia="Aptos" w:cs="Times New Roman"/>
-          <w:kern w:val="2"/>
-          <w:szCs w:val="28"/>
-          <w14:ligatures w14:val="standardContextual"/>
-        </w:rPr>
-        <w:t>полностью оправдываются результатом. В рамках ВКР требуется разработать программный продукт, способствующий реализации проактивного подхода и автоматизирующий процесс мониторинга компьютерной сети.</w:t>
+        <w:lastRenderedPageBreak/>
+        <w:t xml:space="preserve">Проактивный </w:t>
+      </w:r>
+      <w:r>
+        <w:rPr>
+          <w:rFonts w:eastAsia="Aptos" w:cs="Times New Roman"/>
+          <w:kern w:val="2"/>
+          <w:szCs w:val="28"/>
+          <w14:ligatures w14:val="standardContextual"/>
+        </w:rPr>
+        <w:t>подход более предпочтителен в тех сферах, где простой бизнес-процессов недопустим</w:t>
+      </w:r>
+      <w:r>
+        <w:rPr>
+          <w:rFonts w:eastAsia="Aptos" w:cs="Times New Roman"/>
+          <w:kern w:val="2"/>
+          <w:szCs w:val="28"/>
+          <w14:ligatures w14:val="standardContextual"/>
+        </w:rPr>
+        <w:t xml:space="preserve">. </w:t>
+      </w:r>
+      <w:r>
+        <w:rPr>
+          <w:rFonts w:eastAsia="Aptos" w:cs="Times New Roman"/>
+          <w:kern w:val="2"/>
+          <w:szCs w:val="28"/>
+          <w14:ligatures w14:val="standardContextual"/>
+        </w:rPr>
+        <w:t>В рамках ВКР требуется разработать программный продукт, способствующий реализации проактивного подхода</w:t>
+      </w:r>
+      <w:r>
+        <w:rPr>
+          <w:rFonts w:eastAsia="Aptos" w:cs="Times New Roman"/>
+          <w:kern w:val="2"/>
+          <w:szCs w:val="28"/>
+          <w14:ligatures w14:val="standardContextual"/>
+        </w:rPr>
+        <w:t xml:space="preserve"> при обслуживании</w:t>
+      </w:r>
+      <w:r>
+        <w:rPr>
+          <w:rFonts w:eastAsia="Aptos" w:cs="Times New Roman"/>
+          <w:kern w:val="2"/>
+          <w:szCs w:val="28"/>
+          <w14:ligatures w14:val="standardContextual"/>
+        </w:rPr>
+        <w:t xml:space="preserve"> </w:t>
+      </w:r>
+      <w:r>
+        <w:rPr>
+          <w:rFonts w:eastAsia="Aptos" w:cs="Times New Roman"/>
+          <w:kern w:val="2"/>
+          <w:szCs w:val="28"/>
+          <w14:ligatures w14:val="standardContextual"/>
+        </w:rPr>
+        <w:t xml:space="preserve">компьютерных сетей </w:t>
+      </w:r>
+      <w:r>
+        <w:rPr>
+          <w:rFonts w:eastAsia="Aptos" w:cs="Times New Roman"/>
+          <w:kern w:val="2"/>
+          <w:szCs w:val="28"/>
+          <w14:ligatures w14:val="standardContextual"/>
+        </w:rPr>
+        <w:t>и автоматизирующий процесс мониторинга компьютерной сети.</w:t>
       </w:r>
     </w:p>
     <w:p>
@@ -3743,7 +3842,25 @@
           <w:szCs w:val="28"/>
           <w14:ligatures w14:val="standardContextual"/>
         </w:rPr>
-        <w:t>мониторинга. Самая простая система мониторинга представляет из себя программный комплекс, развёрнутый на устройстве, с которого снимаются показания (такие как температура процессора, загруженность программных ядер, скорость оборот</w:t>
+        <w:t xml:space="preserve">мониторинга. </w:t>
+      </w:r>
+      <w:r>
+        <w:rPr>
+          <w:rFonts w:eastAsia="Aptos" w:cs="Times New Roman"/>
+          <w:kern w:val="2"/>
+          <w:szCs w:val="28"/>
+          <w14:ligatures w14:val="standardContextual"/>
+        </w:rPr>
+        <w:t xml:space="preserve">По своей сути </w:t>
+      </w:r>
+      <w:r>
+        <w:rPr>
+          <w:rFonts w:eastAsia="Aptos" w:cs="Times New Roman"/>
+          <w:kern w:val="2"/>
+          <w:szCs w:val="28"/>
+          <w14:ligatures w14:val="standardContextual"/>
+        </w:rPr>
+        <w:t>система мониторинга представляет из себя программный комплекс, развёрнутый на устройстве, с которого снимаются показания (такие как температура процессора, загруженность программных ядер, скорость оборот</w:t>
       </w:r>
       <w:r>
         <w:rPr>
@@ -4160,7 +4277,16 @@
           <w:szCs w:val="28"/>
           <w14:ligatures w14:val="standardContextual"/>
         </w:rPr>
-        <w:t xml:space="preserve">На сегодняшний день существует несколько версий протокола </w:t>
+        <w:t>С</w:t>
+      </w:r>
+      <w:r>
+        <w:rPr>
+          <w:rFonts w:eastAsia="Aptos" w:cs="Times New Roman"/>
+          <w:kern w:val="2"/>
+          <w:szCs w:val="28"/>
+          <w14:ligatures w14:val="standardContextual"/>
+        </w:rPr>
+        <w:t xml:space="preserve">уществует несколько версий протокола </w:t>
       </w:r>
       <w:r>
         <w:rPr>
@@ -4217,7 +4343,16 @@
           <w:szCs w:val="28"/>
           <w14:ligatures w14:val="standardContextual"/>
         </w:rPr>
-        <w:t xml:space="preserve">3. </w:t>
+        <w:t>3</w:t>
+      </w:r>
+      <w:r>
+        <w:rPr>
+          <w:rFonts w:eastAsia="Aptos" w:cs="Times New Roman"/>
+          <w:kern w:val="2"/>
+          <w:szCs w:val="28"/>
+          <w14:ligatures w14:val="standardContextual"/>
+        </w:rPr>
+        <w:t>, с помощью которого в рамках ВКР будет решён вопрос сбора метрик с промежуточных и оконечных устройств в сети.</w:t>
       </w:r>
     </w:p>
     <w:p>
@@ -4234,77 +4369,13 @@
       <w:r>
         <w:rPr>
           <w:rFonts w:eastAsia="Aptos" w:cs="Times New Roman"/>
-          <w:kern w:val="2"/>
-          <w:szCs w:val="28"/>
-          <w14:ligatures w14:val="standardContextual"/>
-        </w:rPr>
-        <w:lastRenderedPageBreak/>
-        <w:t xml:space="preserve">В рамках ВКР </w:t>
-      </w:r>
-      <w:r>
-        <w:rPr>
-          <w:rFonts w:eastAsia="Aptos" w:cs="Times New Roman"/>
-          <w:kern w:val="2"/>
-          <w:szCs w:val="28"/>
-          <w14:ligatures w14:val="standardContextual"/>
-        </w:rPr>
-        <w:t xml:space="preserve">с помощью протокола </w:t>
-      </w:r>
-      <w:r>
-        <w:rPr>
-          <w:rFonts w:eastAsia="Aptos" w:cs="Times New Roman"/>
-          <w:kern w:val="2"/>
-          <w:szCs w:val="28"/>
-          <w:lang w:val="en-US"/>
-          <w14:ligatures w14:val="standardContextual"/>
-        </w:rPr>
-        <w:t>SNMP</w:t>
-      </w:r>
-      <w:r>
-        <w:rPr>
-          <w:rFonts w:eastAsia="Aptos" w:cs="Times New Roman"/>
-          <w:kern w:val="2"/>
-          <w:szCs w:val="28"/>
-          <w14:ligatures w14:val="standardContextual"/>
-        </w:rPr>
-        <w:t xml:space="preserve"> </w:t>
-      </w:r>
-      <w:r>
-        <w:rPr>
-          <w:rFonts w:eastAsia="Aptos" w:cs="Times New Roman"/>
-          <w:kern w:val="2"/>
-          <w:szCs w:val="28"/>
-          <w:lang w:val="en-US"/>
-          <w14:ligatures w14:val="standardContextual"/>
-        </w:rPr>
-        <w:t>v</w:t>
-      </w:r>
-      <w:r>
-        <w:rPr>
-          <w:rFonts w:eastAsia="Aptos" w:cs="Times New Roman"/>
-          <w:kern w:val="2"/>
-          <w:szCs w:val="28"/>
-          <w14:ligatures w14:val="standardContextual"/>
-        </w:rPr>
-        <w:t>3</w:t>
-      </w:r>
-      <w:r>
-        <w:rPr>
-          <w:rFonts w:eastAsia="Aptos" w:cs="Times New Roman"/>
-          <w:kern w:val="2"/>
-          <w:szCs w:val="28"/>
-          <w14:ligatures w14:val="standardContextual"/>
-        </w:rPr>
-        <w:t xml:space="preserve"> </w:t>
-      </w:r>
-      <w:r>
-        <w:rPr>
-          <w:rFonts w:eastAsia="Aptos" w:cs="Times New Roman"/>
-          <w:kern w:val="2"/>
-          <w:szCs w:val="28"/>
-          <w14:ligatures w14:val="standardContextual"/>
-        </w:rPr>
-        <w:t>будет решён вопрос сбора метрик с устройств в сети.</w:t>
+          <w:b/>
+          <w:bCs/>
+          <w:kern w:val="2"/>
+          <w:szCs w:val="28"/>
+          <w14:ligatures w14:val="standardContextual"/>
+        </w:rPr>
+        <w:t>1.4 Сравнительный анализ аналогов</w:t>
       </w:r>
     </w:p>
     <w:p>
@@ -4321,34 +4392,21 @@
       <w:r>
         <w:rPr>
           <w:rFonts w:eastAsia="Aptos" w:cs="Times New Roman"/>
-          <w:b/>
-          <w:bCs/>
-          <w:kern w:val="2"/>
-          <w:szCs w:val="28"/>
-          <w14:ligatures w14:val="standardContextual"/>
-        </w:rPr>
-        <w:t>1.4 Сравнительный анализ аналогов</w:t>
-      </w:r>
-    </w:p>
-    <w:p>
-      <w:pPr>
-        <w:spacing w:after="0"/>
-        <w:ind w:firstLine="709"/>
-        <w:rPr>
-          <w:rFonts w:eastAsia="Aptos" w:cs="Times New Roman"/>
-          <w:kern w:val="2"/>
-          <w:szCs w:val="28"/>
-          <w14:ligatures w14:val="standardContextual"/>
-        </w:rPr>
-      </w:pPr>
-      <w:r>
-        <w:rPr>
-          <w:rFonts w:eastAsia="Aptos" w:cs="Times New Roman"/>
-          <w:kern w:val="2"/>
-          <w:szCs w:val="28"/>
-          <w14:ligatures w14:val="standardContextual"/>
-        </w:rPr>
-        <w:t>Для формирования корректных требований к разрабатываемому программному продукту требуется провести сравнительный анализ прямых и косвенных аналогов с целью выявления удачных практик и высоко оцениваемых свойств программы.</w:t>
+          <w:kern w:val="2"/>
+          <w:szCs w:val="28"/>
+          <w14:ligatures w14:val="standardContextual"/>
+        </w:rPr>
+        <w:t xml:space="preserve">Для формирования корректных требований к разрабатываемому программному продукту требуется провести сравнительный анализ прямых и </w:t>
+      </w:r>
+      <w:r>
+        <w:rPr>
+          <w:rFonts w:eastAsia="Aptos" w:cs="Times New Roman"/>
+          <w:kern w:val="2"/>
+          <w:szCs w:val="28"/>
+          <w14:ligatures w14:val="standardContextual"/>
+        </w:rPr>
+        <w:lastRenderedPageBreak/>
+        <w:t>косвенных аналогов с целью выявления удачных практик и высоко оцениваемых свойств программы.</w:t>
       </w:r>
     </w:p>
     <w:p>
@@ -4802,14 +4860,21 @@
           <w:rFonts w:ascii="Times New Roman" w:hAnsi="Times New Roman"/>
           <w:sz w:val="28"/>
         </w:rPr>
-        <w:t xml:space="preserve">поддержку </w:t>
-      </w:r>
-      <w:r>
-        <w:rPr>
-          <w:rFonts w:ascii="Times New Roman" w:hAnsi="Times New Roman"/>
-          <w:sz w:val="28"/>
-        </w:rPr>
-        <w:t xml:space="preserve">основных </w:t>
+        <w:t>поддержку</w:t>
+      </w:r>
+      <w:r>
+        <w:rPr>
+          <w:rFonts w:ascii="Times New Roman" w:hAnsi="Times New Roman"/>
+          <w:sz w:val="28"/>
+        </w:rPr>
+        <w:t xml:space="preserve"> нескольких</w:t>
+      </w:r>
+      <w:r>
+        <w:rPr>
+          <w:rFonts w:ascii="Times New Roman" w:hAnsi="Times New Roman"/>
+          <w:sz w:val="28"/>
+        </w:rPr>
+        <w:t xml:space="preserve"> </w:t>
       </w:r>
       <w:r>
         <w:rPr>
@@ -5039,6 +5104,21 @@
           <w:sz w:val="28"/>
         </w:rPr>
       </w:pPr>
+      <w:r>
+        <w:rPr>
+          <w:rFonts w:ascii="Times New Roman" w:hAnsi="Times New Roman"/>
+          <w:sz w:val="28"/>
+        </w:rPr>
+        <w:t xml:space="preserve">1.4.2 </w:t>
+      </w:r>
+      <w:r>
+        <w:rPr>
+          <w:rFonts w:ascii="Times New Roman" w:hAnsi="Times New Roman"/>
+          <w:sz w:val="28"/>
+          <w:lang w:val="en-US"/>
+        </w:rPr>
+        <w:t>Zabbix</w:t>
+      </w:r>
     </w:p>
     <w:p>
       <w:pPr>
@@ -5055,17 +5135,133 @@
         <w:rPr>
           <w:rFonts w:ascii="Times New Roman" w:hAnsi="Times New Roman"/>
           <w:sz w:val="28"/>
-        </w:rPr>
-        <w:lastRenderedPageBreak/>
-        <w:t xml:space="preserve">1.4.2 </w:t>
-      </w:r>
-      <w:r>
-        <w:rPr>
-          <w:rFonts w:ascii="Times New Roman" w:hAnsi="Times New Roman"/>
-          <w:sz w:val="28"/>
           <w:lang w:val="en-US"/>
         </w:rPr>
         <w:t>Zabbix</w:t>
+      </w:r>
+      <w:r>
+        <w:rPr>
+          <w:rFonts w:ascii="Times New Roman" w:hAnsi="Times New Roman"/>
+          <w:sz w:val="28"/>
+        </w:rPr>
+        <w:t xml:space="preserve"> – </w:t>
+      </w:r>
+      <w:r>
+        <w:rPr>
+          <w:rFonts w:ascii="Times New Roman" w:hAnsi="Times New Roman"/>
+          <w:sz w:val="28"/>
+        </w:rPr>
+        <w:t>ПО с открытым исходным кодом</w:t>
+      </w:r>
+      <w:r>
+        <w:rPr>
+          <w:rFonts w:ascii="Times New Roman" w:hAnsi="Times New Roman"/>
+          <w:sz w:val="28"/>
+        </w:rPr>
+        <w:t xml:space="preserve">, поставляемое в составе </w:t>
+      </w:r>
+      <w:r>
+        <w:rPr>
+          <w:rFonts w:ascii="Times New Roman" w:hAnsi="Times New Roman"/>
+          <w:sz w:val="28"/>
+          <w:lang w:val="en-US"/>
+        </w:rPr>
+        <w:t>Zabbix</w:t>
+      </w:r>
+      <w:r>
+        <w:rPr>
+          <w:rFonts w:ascii="Times New Roman" w:hAnsi="Times New Roman"/>
+          <w:sz w:val="28"/>
+        </w:rPr>
+        <w:t>-</w:t>
+      </w:r>
+      <w:r>
+        <w:rPr>
+          <w:rFonts w:ascii="Times New Roman" w:hAnsi="Times New Roman"/>
+          <w:sz w:val="28"/>
+        </w:rPr>
+        <w:t xml:space="preserve">сервера и </w:t>
+      </w:r>
+      <w:r>
+        <w:rPr>
+          <w:rFonts w:ascii="Times New Roman" w:hAnsi="Times New Roman"/>
+          <w:sz w:val="28"/>
+          <w:lang w:val="en-US"/>
+        </w:rPr>
+        <w:t>Zabbix</w:t>
+      </w:r>
+      <w:r>
+        <w:rPr>
+          <w:rFonts w:ascii="Times New Roman" w:hAnsi="Times New Roman"/>
+          <w:sz w:val="28"/>
+        </w:rPr>
+        <w:t>-</w:t>
+      </w:r>
+      <w:r>
+        <w:rPr>
+          <w:rFonts w:ascii="Times New Roman" w:hAnsi="Times New Roman"/>
+          <w:sz w:val="28"/>
+        </w:rPr>
+        <w:t xml:space="preserve">агента, для мониторинга </w:t>
+      </w:r>
+      <w:r>
+        <w:rPr>
+          <w:rFonts w:ascii="Times New Roman" w:hAnsi="Times New Roman"/>
+          <w:sz w:val="28"/>
+          <w:lang w:val="en-US"/>
+        </w:rPr>
+        <w:t>IT</w:t>
+      </w:r>
+      <w:r>
+        <w:rPr>
+          <w:rFonts w:ascii="Times New Roman" w:hAnsi="Times New Roman"/>
+          <w:sz w:val="28"/>
+        </w:rPr>
+        <w:t>-</w:t>
+      </w:r>
+      <w:r>
+        <w:rPr>
+          <w:rFonts w:ascii="Times New Roman" w:hAnsi="Times New Roman"/>
+          <w:sz w:val="28"/>
+        </w:rPr>
+        <w:t>инфраструктуры предприятия</w:t>
+      </w:r>
+      <w:r>
+        <w:rPr>
+          <w:rFonts w:ascii="Times New Roman" w:hAnsi="Times New Roman"/>
+          <w:sz w:val="28"/>
+        </w:rPr>
+        <w:t xml:space="preserve">, разработано </w:t>
+      </w:r>
+      <w:r>
+        <w:rPr>
+          <w:rFonts w:ascii="Times New Roman" w:hAnsi="Times New Roman"/>
+          <w:sz w:val="28"/>
+          <w:lang w:val="en-US"/>
+        </w:rPr>
+        <w:t>Zabbix</w:t>
+      </w:r>
+      <w:r>
+        <w:rPr>
+          <w:rFonts w:ascii="Times New Roman" w:hAnsi="Times New Roman"/>
+          <w:sz w:val="28"/>
+        </w:rPr>
+        <w:t xml:space="preserve"> </w:t>
+      </w:r>
+      <w:r>
+        <w:rPr>
+          <w:rFonts w:ascii="Times New Roman" w:hAnsi="Times New Roman"/>
+          <w:sz w:val="28"/>
+          <w:lang w:val="en-US"/>
+        </w:rPr>
+        <w:t>LLC</w:t>
+      </w:r>
+      <w:r>
+        <w:rPr>
+          <w:rFonts w:ascii="Times New Roman" w:hAnsi="Times New Roman"/>
+          <w:sz w:val="28"/>
+        </w:rPr>
+        <w:t>.</w:t>
       </w:r>
     </w:p>
     <w:p>
@@ -5083,30 +5279,23 @@
         <w:rPr>
           <w:rFonts w:ascii="Times New Roman" w:hAnsi="Times New Roman"/>
           <w:sz w:val="28"/>
+        </w:rPr>
+        <w:t xml:space="preserve">Целевой аудиторией инструмента являются системные администраторы, инженеры </w:t>
+      </w:r>
+      <w:r>
+        <w:rPr>
+          <w:rFonts w:ascii="Times New Roman" w:hAnsi="Times New Roman"/>
+          <w:sz w:val="28"/>
           <w:lang w:val="en-US"/>
         </w:rPr>
-        <w:t>Zabbix</w:t>
-      </w:r>
-      <w:r>
-        <w:rPr>
-          <w:rFonts w:ascii="Times New Roman" w:hAnsi="Times New Roman"/>
-          <w:sz w:val="28"/>
-        </w:rPr>
-        <w:t xml:space="preserve"> – </w:t>
-      </w:r>
-      <w:r>
-        <w:rPr>
-          <w:rFonts w:ascii="Times New Roman" w:hAnsi="Times New Roman"/>
-          <w:sz w:val="28"/>
-        </w:rPr>
-        <w:t>ПО с открытым исходным кодом</w:t>
-      </w:r>
-      <w:r>
-        <w:rPr>
-          <w:rFonts w:ascii="Times New Roman" w:hAnsi="Times New Roman"/>
-          <w:sz w:val="28"/>
-        </w:rPr>
-        <w:t xml:space="preserve">, поставляемое в составе </w:t>
+        <w:t>DevOps</w:t>
+      </w:r>
+      <w:r>
+        <w:rPr>
+          <w:rFonts w:ascii="Times New Roman" w:hAnsi="Times New Roman"/>
+          <w:sz w:val="28"/>
+        </w:rPr>
+        <w:t xml:space="preserve"> (</w:t>
       </w:r>
       <w:r>
         <w:rPr>
@@ -5114,21 +5303,14 @@
           <w:sz w:val="28"/>
           <w:lang w:val="en-US"/>
         </w:rPr>
-        <w:t>Zabbix</w:t>
-      </w:r>
-      <w:r>
-        <w:rPr>
-          <w:rFonts w:ascii="Times New Roman" w:hAnsi="Times New Roman"/>
-          <w:sz w:val="28"/>
-        </w:rPr>
-        <w:t>-</w:t>
-      </w:r>
-      <w:r>
-        <w:rPr>
-          <w:rFonts w:ascii="Times New Roman" w:hAnsi="Times New Roman"/>
-          <w:sz w:val="28"/>
-        </w:rPr>
-        <w:t xml:space="preserve">сервера и </w:t>
+        <w:t>Development</w:t>
+      </w:r>
+      <w:r>
+        <w:rPr>
+          <w:rFonts w:ascii="Times New Roman" w:hAnsi="Times New Roman"/>
+          <w:sz w:val="28"/>
+        </w:rPr>
+        <w:t xml:space="preserve"> </w:t>
       </w:r>
       <w:r>
         <w:rPr>
@@ -5136,21 +5318,14 @@
           <w:sz w:val="28"/>
           <w:lang w:val="en-US"/>
         </w:rPr>
-        <w:t>Zabbix</w:t>
-      </w:r>
-      <w:r>
-        <w:rPr>
-          <w:rFonts w:ascii="Times New Roman" w:hAnsi="Times New Roman"/>
-          <w:sz w:val="28"/>
-        </w:rPr>
-        <w:t>-</w:t>
-      </w:r>
-      <w:r>
-        <w:rPr>
-          <w:rFonts w:ascii="Times New Roman" w:hAnsi="Times New Roman"/>
-          <w:sz w:val="28"/>
-        </w:rPr>
-        <w:t xml:space="preserve">агента, для мониторинга </w:t>
+        <w:t>and</w:t>
+      </w:r>
+      <w:r>
+        <w:rPr>
+          <w:rFonts w:ascii="Times New Roman" w:hAnsi="Times New Roman"/>
+          <w:sz w:val="28"/>
+        </w:rPr>
+        <w:t xml:space="preserve"> </w:t>
       </w:r>
       <w:r>
         <w:rPr>
@@ -5158,58 +5333,21 @@
           <w:sz w:val="28"/>
           <w:lang w:val="en-US"/>
         </w:rPr>
-        <w:t>IT</w:t>
-      </w:r>
-      <w:r>
-        <w:rPr>
-          <w:rFonts w:ascii="Times New Roman" w:hAnsi="Times New Roman"/>
-          <w:sz w:val="28"/>
-        </w:rPr>
-        <w:t>-</w:t>
-      </w:r>
-      <w:r>
-        <w:rPr>
-          <w:rFonts w:ascii="Times New Roman" w:hAnsi="Times New Roman"/>
-          <w:sz w:val="28"/>
-        </w:rPr>
-        <w:t>инфраструктуры предприятия</w:t>
-      </w:r>
-      <w:r>
-        <w:rPr>
-          <w:rFonts w:ascii="Times New Roman" w:hAnsi="Times New Roman"/>
-          <w:sz w:val="28"/>
-        </w:rPr>
-        <w:t xml:space="preserve">, разработано </w:t>
-      </w:r>
-      <w:r>
-        <w:rPr>
-          <w:rFonts w:ascii="Times New Roman" w:hAnsi="Times New Roman"/>
-          <w:sz w:val="28"/>
-          <w:lang w:val="en-US"/>
-        </w:rPr>
-        <w:t>Zabbix</w:t>
-      </w:r>
-      <w:r>
-        <w:rPr>
-          <w:rFonts w:ascii="Times New Roman" w:hAnsi="Times New Roman"/>
-          <w:sz w:val="28"/>
-        </w:rPr>
-        <w:t xml:space="preserve"> </w:t>
-      </w:r>
-      <w:r>
-        <w:rPr>
-          <w:rFonts w:ascii="Times New Roman" w:hAnsi="Times New Roman"/>
-          <w:sz w:val="28"/>
-          <w:lang w:val="en-US"/>
-        </w:rPr>
-        <w:t>LLC</w:t>
-      </w:r>
-      <w:r>
-        <w:rPr>
-          <w:rFonts w:ascii="Times New Roman" w:hAnsi="Times New Roman"/>
-          <w:sz w:val="28"/>
-        </w:rPr>
-        <w:t>.</w:t>
+        <w:t>Operations</w:t>
+      </w:r>
+      <w:r>
+        <w:rPr>
+          <w:rFonts w:ascii="Times New Roman" w:hAnsi="Times New Roman"/>
+          <w:sz w:val="28"/>
+        </w:rPr>
+        <w:t>)</w:t>
+      </w:r>
+      <w:r>
+        <w:rPr>
+          <w:rFonts w:ascii="Times New Roman" w:hAnsi="Times New Roman"/>
+          <w:sz w:val="28"/>
+        </w:rPr>
+        <w:t>, специалисты по информационной безопасности.</w:t>
       </w:r>
     </w:p>
     <w:p>
@@ -5228,92 +5366,7 @@
           <w:rFonts w:ascii="Times New Roman" w:hAnsi="Times New Roman"/>
           <w:sz w:val="28"/>
         </w:rPr>
-        <w:t xml:space="preserve">Целевой аудиторией инструмента являются системные администраторы, инженеры </w:t>
-      </w:r>
-      <w:r>
-        <w:rPr>
-          <w:rFonts w:ascii="Times New Roman" w:hAnsi="Times New Roman"/>
-          <w:sz w:val="28"/>
-          <w:lang w:val="en-US"/>
-        </w:rPr>
-        <w:t>DevOps</w:t>
-      </w:r>
-      <w:r>
-        <w:rPr>
-          <w:rFonts w:ascii="Times New Roman" w:hAnsi="Times New Roman"/>
-          <w:sz w:val="28"/>
-        </w:rPr>
-        <w:t xml:space="preserve"> (</w:t>
-      </w:r>
-      <w:r>
-        <w:rPr>
-          <w:rFonts w:ascii="Times New Roman" w:hAnsi="Times New Roman"/>
-          <w:sz w:val="28"/>
-          <w:lang w:val="en-US"/>
-        </w:rPr>
-        <w:t>Development</w:t>
-      </w:r>
-      <w:r>
-        <w:rPr>
-          <w:rFonts w:ascii="Times New Roman" w:hAnsi="Times New Roman"/>
-          <w:sz w:val="28"/>
-        </w:rPr>
-        <w:t xml:space="preserve"> </w:t>
-      </w:r>
-      <w:r>
-        <w:rPr>
-          <w:rFonts w:ascii="Times New Roman" w:hAnsi="Times New Roman"/>
-          <w:sz w:val="28"/>
-          <w:lang w:val="en-US"/>
-        </w:rPr>
-        <w:t>and</w:t>
-      </w:r>
-      <w:r>
-        <w:rPr>
-          <w:rFonts w:ascii="Times New Roman" w:hAnsi="Times New Roman"/>
-          <w:sz w:val="28"/>
-        </w:rPr>
-        <w:t xml:space="preserve"> </w:t>
-      </w:r>
-      <w:r>
-        <w:rPr>
-          <w:rFonts w:ascii="Times New Roman" w:hAnsi="Times New Roman"/>
-          <w:sz w:val="28"/>
-          <w:lang w:val="en-US"/>
-        </w:rPr>
-        <w:t>Operations</w:t>
-      </w:r>
-      <w:r>
-        <w:rPr>
-          <w:rFonts w:ascii="Times New Roman" w:hAnsi="Times New Roman"/>
-          <w:sz w:val="28"/>
-        </w:rPr>
-        <w:t>)</w:t>
-      </w:r>
-      <w:r>
-        <w:rPr>
-          <w:rFonts w:ascii="Times New Roman" w:hAnsi="Times New Roman"/>
-          <w:sz w:val="28"/>
-        </w:rPr>
-        <w:t>, специалисты по информационной безопасности.</w:t>
-      </w:r>
-    </w:p>
-    <w:p>
-      <w:pPr>
-        <w:pStyle w:val="af3"/>
-        <w:spacing w:after="0" w:line="360" w:lineRule="auto"/>
-        <w:ind w:firstLine="709"/>
-        <w:jc w:val="both"/>
-        <w:rPr>
-          <w:rFonts w:ascii="Times New Roman" w:hAnsi="Times New Roman"/>
-          <w:sz w:val="28"/>
-        </w:rPr>
-      </w:pPr>
-      <w:r>
-        <w:rPr>
-          <w:rFonts w:ascii="Times New Roman" w:hAnsi="Times New Roman"/>
-          <w:sz w:val="28"/>
-        </w:rPr>
+        <w:lastRenderedPageBreak/>
         <w:t xml:space="preserve">В возможности </w:t>
       </w:r>
       <w:r>
@@ -5608,14 +5661,21 @@
           <w:rFonts w:ascii="Times New Roman" w:hAnsi="Times New Roman"/>
           <w:sz w:val="28"/>
         </w:rPr>
-        <w:t xml:space="preserve">поддержку </w:t>
-      </w:r>
-      <w:r>
-        <w:rPr>
-          <w:rFonts w:ascii="Times New Roman" w:hAnsi="Times New Roman"/>
-          <w:sz w:val="28"/>
-        </w:rPr>
-        <w:t xml:space="preserve">основных </w:t>
+        <w:t>поддержку</w:t>
+      </w:r>
+      <w:r>
+        <w:rPr>
+          <w:rFonts w:ascii="Times New Roman" w:hAnsi="Times New Roman"/>
+          <w:sz w:val="28"/>
+        </w:rPr>
+        <w:t xml:space="preserve"> нескольких</w:t>
+      </w:r>
+      <w:r>
+        <w:rPr>
+          <w:rFonts w:ascii="Times New Roman" w:hAnsi="Times New Roman"/>
+          <w:sz w:val="28"/>
+        </w:rPr>
+        <w:t xml:space="preserve"> </w:t>
       </w:r>
       <w:r>
         <w:rPr>
@@ -6053,8 +6113,7 @@
           <w:rFonts w:ascii="Times New Roman" w:hAnsi="Times New Roman"/>
           <w:sz w:val="28"/>
         </w:rPr>
-        <w:lastRenderedPageBreak/>
-        <w:t>более высокие в сравнении с аналогами требования к системным ресурсам;</w:t>
+        <w:t>отсутствие возможности автоматического построения карты сети;</w:t>
       </w:r>
     </w:p>
     <w:p>
@@ -6080,7 +6139,158 @@
           <w:rFonts w:ascii="Times New Roman" w:hAnsi="Times New Roman"/>
           <w:sz w:val="28"/>
         </w:rPr>
-        <w:t>отсутствие возможности автоматического построения карты сети;</w:t>
+        <w:t xml:space="preserve">избыточный функционал в </w:t>
+      </w:r>
+      <w:r>
+        <w:rPr>
+          <w:rFonts w:ascii="Times New Roman" w:hAnsi="Times New Roman"/>
+          <w:sz w:val="28"/>
+        </w:rPr>
+        <w:t>контексте решаемой задачи.</w:t>
+      </w:r>
+    </w:p>
+    <w:p>
+      <w:pPr>
+        <w:pStyle w:val="af3"/>
+        <w:spacing w:after="0" w:line="360" w:lineRule="auto"/>
+        <w:ind w:firstLine="709"/>
+        <w:jc w:val="both"/>
+        <w:rPr>
+          <w:rFonts w:ascii="Times New Roman" w:hAnsi="Times New Roman"/>
+          <w:sz w:val="28"/>
+        </w:rPr>
+      </w:pPr>
+      <w:r>
+        <w:rPr>
+          <w:rFonts w:ascii="Times New Roman" w:hAnsi="Times New Roman"/>
+          <w:sz w:val="28"/>
+        </w:rPr>
+        <w:t xml:space="preserve">1.4.3 </w:t>
+      </w:r>
+      <w:r>
+        <w:rPr>
+          <w:rFonts w:ascii="Times New Roman" w:hAnsi="Times New Roman"/>
+          <w:sz w:val="28"/>
+          <w:lang w:val="en-US"/>
+        </w:rPr>
+        <w:t>Nagios</w:t>
+      </w:r>
+    </w:p>
+    <w:p>
+      <w:pPr>
+        <w:pStyle w:val="af3"/>
+        <w:spacing w:after="0" w:line="360" w:lineRule="auto"/>
+        <w:ind w:firstLine="709"/>
+        <w:jc w:val="both"/>
+        <w:rPr>
+          <w:rFonts w:ascii="Times New Roman" w:hAnsi="Times New Roman"/>
+          <w:sz w:val="28"/>
+        </w:rPr>
+      </w:pPr>
+      <w:r>
+        <w:rPr>
+          <w:rFonts w:ascii="Times New Roman" w:hAnsi="Times New Roman"/>
+          <w:sz w:val="28"/>
+          <w:lang w:val="en-US"/>
+        </w:rPr>
+        <w:t>Nagios</w:t>
+      </w:r>
+      <w:r>
+        <w:rPr>
+          <w:rFonts w:ascii="Times New Roman" w:hAnsi="Times New Roman"/>
+          <w:sz w:val="28"/>
+        </w:rPr>
+        <w:t xml:space="preserve"> – </w:t>
+      </w:r>
+      <w:r>
+        <w:rPr>
+          <w:rFonts w:ascii="Times New Roman" w:hAnsi="Times New Roman"/>
+          <w:sz w:val="28"/>
+        </w:rPr>
+        <w:t>ПО с открытым исходным кодом для мониторинга компьютерных систем и сетей.</w:t>
+      </w:r>
+      <w:r>
+        <w:rPr>
+          <w:rFonts w:ascii="Times New Roman" w:hAnsi="Times New Roman"/>
+          <w:sz w:val="28"/>
+        </w:rPr>
+        <w:t xml:space="preserve"> Также имеет платную версию с расширенным функционалом.</w:t>
+      </w:r>
+    </w:p>
+    <w:p>
+      <w:pPr>
+        <w:pStyle w:val="af3"/>
+        <w:spacing w:after="0" w:line="360" w:lineRule="auto"/>
+        <w:ind w:firstLine="709"/>
+        <w:jc w:val="both"/>
+        <w:rPr>
+          <w:rFonts w:ascii="Times New Roman" w:hAnsi="Times New Roman"/>
+          <w:sz w:val="28"/>
+        </w:rPr>
+      </w:pPr>
+      <w:r>
+        <w:rPr>
+          <w:rFonts w:ascii="Times New Roman" w:hAnsi="Times New Roman"/>
+          <w:sz w:val="28"/>
+        </w:rPr>
+        <w:t xml:space="preserve">Целевой аудиторией инструмента являются системные администраторы и инженеры </w:t>
+      </w:r>
+      <w:r>
+        <w:rPr>
+          <w:rFonts w:ascii="Times New Roman" w:hAnsi="Times New Roman"/>
+          <w:sz w:val="28"/>
+          <w:lang w:val="en-US"/>
+        </w:rPr>
+        <w:t>DevOps</w:t>
+      </w:r>
+      <w:r>
+        <w:rPr>
+          <w:rFonts w:ascii="Times New Roman" w:hAnsi="Times New Roman"/>
+          <w:sz w:val="28"/>
+        </w:rPr>
+        <w:t>.</w:t>
+      </w:r>
+    </w:p>
+    <w:p>
+      <w:pPr>
+        <w:pStyle w:val="af3"/>
+        <w:spacing w:after="0" w:line="360" w:lineRule="auto"/>
+        <w:ind w:firstLine="709"/>
+        <w:jc w:val="both"/>
+        <w:rPr>
+          <w:rFonts w:ascii="Times New Roman" w:hAnsi="Times New Roman"/>
+          <w:sz w:val="28"/>
+        </w:rPr>
+      </w:pPr>
+      <w:r>
+        <w:rPr>
+          <w:rFonts w:ascii="Times New Roman" w:hAnsi="Times New Roman"/>
+          <w:sz w:val="28"/>
+        </w:rPr>
+        <w:lastRenderedPageBreak/>
+        <w:t xml:space="preserve">В возможности </w:t>
+      </w:r>
+      <w:r>
+        <w:rPr>
+          <w:rFonts w:ascii="Times New Roman" w:hAnsi="Times New Roman"/>
+          <w:sz w:val="28"/>
+          <w:lang w:val="en-US"/>
+        </w:rPr>
+        <w:t>Nagios</w:t>
+      </w:r>
+      <w:r>
+        <w:rPr>
+          <w:rFonts w:ascii="Times New Roman" w:hAnsi="Times New Roman"/>
+          <w:sz w:val="28"/>
+        </w:rPr>
+        <w:t xml:space="preserve"> </w:t>
+      </w:r>
+      <w:r>
+        <w:rPr>
+          <w:rFonts w:ascii="Times New Roman" w:hAnsi="Times New Roman"/>
+          <w:sz w:val="28"/>
+        </w:rPr>
+        <w:t>входят:</w:t>
       </w:r>
     </w:p>
     <w:p>
@@ -6106,157 +6316,7 @@
           <w:rFonts w:ascii="Times New Roman" w:hAnsi="Times New Roman"/>
           <w:sz w:val="28"/>
         </w:rPr>
-        <w:t xml:space="preserve">избыточный функционал в </w:t>
-      </w:r>
-      <w:r>
-        <w:rPr>
-          <w:rFonts w:ascii="Times New Roman" w:hAnsi="Times New Roman"/>
-          <w:sz w:val="28"/>
-        </w:rPr>
-        <w:t>контексте решаемой задачи.</w:t>
-      </w:r>
-    </w:p>
-    <w:p>
-      <w:pPr>
-        <w:pStyle w:val="af3"/>
-        <w:spacing w:after="0" w:line="360" w:lineRule="auto"/>
-        <w:ind w:firstLine="709"/>
-        <w:jc w:val="both"/>
-        <w:rPr>
-          <w:rFonts w:ascii="Times New Roman" w:hAnsi="Times New Roman"/>
-          <w:sz w:val="28"/>
-        </w:rPr>
-      </w:pPr>
-      <w:r>
-        <w:rPr>
-          <w:rFonts w:ascii="Times New Roman" w:hAnsi="Times New Roman"/>
-          <w:sz w:val="28"/>
-        </w:rPr>
-        <w:t xml:space="preserve">1.4.3 </w:t>
-      </w:r>
-      <w:r>
-        <w:rPr>
-          <w:rFonts w:ascii="Times New Roman" w:hAnsi="Times New Roman"/>
-          <w:sz w:val="28"/>
-          <w:lang w:val="en-US"/>
-        </w:rPr>
-        <w:t>Nagios</w:t>
-      </w:r>
-    </w:p>
-    <w:p>
-      <w:pPr>
-        <w:pStyle w:val="af3"/>
-        <w:spacing w:after="0" w:line="360" w:lineRule="auto"/>
-        <w:ind w:firstLine="709"/>
-        <w:jc w:val="both"/>
-        <w:rPr>
-          <w:rFonts w:ascii="Times New Roman" w:hAnsi="Times New Roman"/>
-          <w:sz w:val="28"/>
-        </w:rPr>
-      </w:pPr>
-      <w:r>
-        <w:rPr>
-          <w:rFonts w:ascii="Times New Roman" w:hAnsi="Times New Roman"/>
-          <w:sz w:val="28"/>
-          <w:lang w:val="en-US"/>
-        </w:rPr>
-        <w:t>Nagios</w:t>
-      </w:r>
-      <w:r>
-        <w:rPr>
-          <w:rFonts w:ascii="Times New Roman" w:hAnsi="Times New Roman"/>
-          <w:sz w:val="28"/>
-        </w:rPr>
-        <w:t xml:space="preserve"> – </w:t>
-      </w:r>
-      <w:r>
-        <w:rPr>
-          <w:rFonts w:ascii="Times New Roman" w:hAnsi="Times New Roman"/>
-          <w:sz w:val="28"/>
-        </w:rPr>
-        <w:t>ПО с открытым исходным кодом для мониторинга компьютерных систем и сетей.</w:t>
-      </w:r>
-      <w:r>
-        <w:rPr>
-          <w:rFonts w:ascii="Times New Roman" w:hAnsi="Times New Roman"/>
-          <w:sz w:val="28"/>
-        </w:rPr>
-        <w:t xml:space="preserve"> Также имеет платную версию с расширенным функционалом.</w:t>
-      </w:r>
-    </w:p>
-    <w:p>
-      <w:pPr>
-        <w:pStyle w:val="af3"/>
-        <w:spacing w:after="0" w:line="360" w:lineRule="auto"/>
-        <w:ind w:firstLine="709"/>
-        <w:jc w:val="both"/>
-        <w:rPr>
-          <w:rFonts w:ascii="Times New Roman" w:hAnsi="Times New Roman"/>
-          <w:sz w:val="28"/>
-        </w:rPr>
-      </w:pPr>
-      <w:r>
-        <w:rPr>
-          <w:rFonts w:ascii="Times New Roman" w:hAnsi="Times New Roman"/>
-          <w:sz w:val="28"/>
-        </w:rPr>
-        <w:t xml:space="preserve">Целевой аудиторией инструмента являются системные администраторы и инженеры </w:t>
-      </w:r>
-      <w:r>
-        <w:rPr>
-          <w:rFonts w:ascii="Times New Roman" w:hAnsi="Times New Roman"/>
-          <w:sz w:val="28"/>
-          <w:lang w:val="en-US"/>
-        </w:rPr>
-        <w:t>DevOps</w:t>
-      </w:r>
-      <w:r>
-        <w:rPr>
-          <w:rFonts w:ascii="Times New Roman" w:hAnsi="Times New Roman"/>
-          <w:sz w:val="28"/>
-        </w:rPr>
-        <w:t>.</w:t>
-      </w:r>
-    </w:p>
-    <w:p>
-      <w:pPr>
-        <w:pStyle w:val="af3"/>
-        <w:spacing w:after="0" w:line="360" w:lineRule="auto"/>
-        <w:ind w:firstLine="709"/>
-        <w:jc w:val="both"/>
-        <w:rPr>
-          <w:rFonts w:ascii="Times New Roman" w:hAnsi="Times New Roman"/>
-          <w:sz w:val="28"/>
-        </w:rPr>
-      </w:pPr>
-      <w:r>
-        <w:rPr>
-          <w:rFonts w:ascii="Times New Roman" w:hAnsi="Times New Roman"/>
-          <w:sz w:val="28"/>
-        </w:rPr>
-        <w:t xml:space="preserve">В возможности </w:t>
-      </w:r>
-      <w:r>
-        <w:rPr>
-          <w:rFonts w:ascii="Times New Roman" w:hAnsi="Times New Roman"/>
-          <w:sz w:val="28"/>
-          <w:lang w:val="en-US"/>
-        </w:rPr>
-        <w:t>Nagios</w:t>
-      </w:r>
-      <w:r>
-        <w:rPr>
-          <w:rFonts w:ascii="Times New Roman" w:hAnsi="Times New Roman"/>
-          <w:sz w:val="28"/>
-        </w:rPr>
-        <w:t xml:space="preserve"> </w:t>
-      </w:r>
-      <w:r>
-        <w:rPr>
-          <w:rFonts w:ascii="Times New Roman" w:hAnsi="Times New Roman"/>
-          <w:sz w:val="28"/>
-        </w:rPr>
-        <w:t>входят:</w:t>
+        <w:t>мониторинг сети;</w:t>
       </w:r>
     </w:p>
     <w:p>
@@ -6282,7 +6342,7 @@
           <w:rFonts w:ascii="Times New Roman" w:hAnsi="Times New Roman"/>
           <w:sz w:val="28"/>
         </w:rPr>
-        <w:t>мониторинг сети;</w:t>
+        <w:t>оповещение оператора о возникающих неполадках;</w:t>
       </w:r>
     </w:p>
     <w:p>
@@ -6308,7 +6368,147 @@
           <w:rFonts w:ascii="Times New Roman" w:hAnsi="Times New Roman"/>
           <w:sz w:val="28"/>
         </w:rPr>
-        <w:t>оповещение оператора о возникающих неполадках;</w:t>
+        <w:t>подробное</w:t>
+      </w:r>
+      <w:r>
+        <w:rPr>
+          <w:rFonts w:ascii="Times New Roman" w:hAnsi="Times New Roman"/>
+          <w:sz w:val="28"/>
+        </w:rPr>
+        <w:t xml:space="preserve"> логирование</w:t>
+      </w:r>
+      <w:r>
+        <w:rPr>
+          <w:rFonts w:ascii="Times New Roman" w:hAnsi="Times New Roman"/>
+          <w:sz w:val="28"/>
+        </w:rPr>
+        <w:t>.</w:t>
+      </w:r>
+    </w:p>
+    <w:p>
+      <w:pPr>
+        <w:pStyle w:val="af3"/>
+        <w:spacing w:after="0" w:line="360" w:lineRule="auto"/>
+        <w:ind w:firstLine="709"/>
+        <w:jc w:val="both"/>
+        <w:rPr>
+          <w:rFonts w:ascii="Times New Roman" w:hAnsi="Times New Roman"/>
+          <w:sz w:val="28"/>
+        </w:rPr>
+      </w:pPr>
+      <w:r>
+        <w:rPr>
+          <w:rFonts w:ascii="Times New Roman" w:hAnsi="Times New Roman"/>
+          <w:sz w:val="28"/>
+        </w:rPr>
+        <w:t xml:space="preserve">ПО доступно на операционных системах </w:t>
+      </w:r>
+      <w:r>
+        <w:rPr>
+          <w:rFonts w:ascii="Times New Roman" w:hAnsi="Times New Roman"/>
+          <w:sz w:val="28"/>
+          <w:lang w:val="en-US"/>
+        </w:rPr>
+        <w:t>Windows</w:t>
+      </w:r>
+      <w:r>
+        <w:rPr>
+          <w:rFonts w:ascii="Times New Roman" w:hAnsi="Times New Roman"/>
+          <w:sz w:val="28"/>
+        </w:rPr>
+        <w:t xml:space="preserve">, </w:t>
+      </w:r>
+      <w:r>
+        <w:rPr>
+          <w:rFonts w:ascii="Times New Roman" w:hAnsi="Times New Roman"/>
+          <w:sz w:val="28"/>
+          <w:lang w:val="en-US"/>
+        </w:rPr>
+        <w:t>Linux</w:t>
+      </w:r>
+      <w:r>
+        <w:rPr>
+          <w:rFonts w:ascii="Times New Roman" w:hAnsi="Times New Roman"/>
+          <w:sz w:val="28"/>
+        </w:rPr>
+        <w:t xml:space="preserve"> </w:t>
+      </w:r>
+      <w:r>
+        <w:rPr>
+          <w:rFonts w:ascii="Times New Roman" w:hAnsi="Times New Roman"/>
+          <w:sz w:val="28"/>
+        </w:rPr>
+        <w:t>и других</w:t>
+      </w:r>
+      <w:r>
+        <w:rPr>
+          <w:rFonts w:ascii="Times New Roman" w:hAnsi="Times New Roman"/>
+          <w:sz w:val="28"/>
+        </w:rPr>
+        <w:br/>
+      </w:r>
+      <w:r>
+        <w:rPr>
+          <w:rFonts w:ascii="Times New Roman" w:hAnsi="Times New Roman"/>
+          <w:sz w:val="28"/>
+          <w:lang w:val="en-US"/>
+        </w:rPr>
+        <w:t>Unix</w:t>
+      </w:r>
+      <w:r>
+        <w:rPr>
+          <w:rFonts w:ascii="Times New Roman" w:hAnsi="Times New Roman"/>
+          <w:sz w:val="28"/>
+        </w:rPr>
+        <w:t>-</w:t>
+      </w:r>
+      <w:r>
+        <w:rPr>
+          <w:rFonts w:ascii="Times New Roman" w:hAnsi="Times New Roman"/>
+          <w:sz w:val="28"/>
+        </w:rPr>
+        <w:t>подобных системах.</w:t>
+      </w:r>
+    </w:p>
+    <w:p>
+      <w:pPr>
+        <w:pStyle w:val="af3"/>
+        <w:spacing w:after="0" w:line="360" w:lineRule="auto"/>
+        <w:ind w:firstLine="709"/>
+        <w:jc w:val="both"/>
+        <w:rPr>
+          <w:rFonts w:ascii="Times New Roman" w:hAnsi="Times New Roman"/>
+          <w:sz w:val="28"/>
+        </w:rPr>
+      </w:pPr>
+      <w:r>
+        <w:rPr>
+          <w:rFonts w:ascii="Times New Roman" w:hAnsi="Times New Roman"/>
+          <w:sz w:val="28"/>
+        </w:rPr>
+        <w:t xml:space="preserve">Среди достоинств </w:t>
+      </w:r>
+      <w:r>
+        <w:rPr>
+          <w:rFonts w:ascii="Times New Roman" w:hAnsi="Times New Roman"/>
+          <w:sz w:val="28"/>
+          <w:lang w:val="en-US"/>
+        </w:rPr>
+        <w:t>Nagios</w:t>
+      </w:r>
+      <w:r>
+        <w:rPr>
+          <w:rFonts w:ascii="Times New Roman" w:hAnsi="Times New Roman"/>
+          <w:sz w:val="28"/>
+        </w:rPr>
+        <w:t xml:space="preserve"> </w:t>
+      </w:r>
+      <w:r>
+        <w:rPr>
+          <w:rFonts w:ascii="Times New Roman" w:hAnsi="Times New Roman"/>
+          <w:sz w:val="28"/>
+        </w:rPr>
+        <w:t>можно выделить:</w:t>
       </w:r>
     </w:p>
     <w:p>
@@ -6334,40 +6534,21 @@
           <w:rFonts w:ascii="Times New Roman" w:hAnsi="Times New Roman"/>
           <w:sz w:val="28"/>
         </w:rPr>
-        <w:t>подробное</w:t>
-      </w:r>
-      <w:r>
-        <w:rPr>
-          <w:rFonts w:ascii="Times New Roman" w:hAnsi="Times New Roman"/>
-          <w:sz w:val="28"/>
-        </w:rPr>
-        <w:t xml:space="preserve"> логирование</w:t>
-      </w:r>
-      <w:r>
-        <w:rPr>
-          <w:rFonts w:ascii="Times New Roman" w:hAnsi="Times New Roman"/>
-          <w:sz w:val="28"/>
-        </w:rPr>
-        <w:t>.</w:t>
-      </w:r>
-    </w:p>
-    <w:p>
-      <w:pPr>
-        <w:pStyle w:val="af3"/>
-        <w:spacing w:after="0" w:line="360" w:lineRule="auto"/>
-        <w:ind w:firstLine="709"/>
-        <w:jc w:val="both"/>
-        <w:rPr>
-          <w:rFonts w:ascii="Times New Roman" w:hAnsi="Times New Roman"/>
-          <w:sz w:val="28"/>
-        </w:rPr>
-      </w:pPr>
-      <w:r>
-        <w:rPr>
-          <w:rFonts w:ascii="Times New Roman" w:hAnsi="Times New Roman"/>
-          <w:sz w:val="28"/>
-        </w:rPr>
-        <w:t xml:space="preserve">ПО доступно на операционных системах </w:t>
+        <w:t xml:space="preserve">поддержку </w:t>
+      </w:r>
+      <w:r>
+        <w:rPr>
+          <w:rFonts w:ascii="Times New Roman" w:hAnsi="Times New Roman"/>
+          <w:sz w:val="28"/>
+        </w:rPr>
+        <w:t>нескольких</w:t>
+      </w:r>
+      <w:r>
+        <w:rPr>
+          <w:rFonts w:ascii="Times New Roman" w:hAnsi="Times New Roman"/>
+          <w:sz w:val="28"/>
+        </w:rPr>
+        <w:t xml:space="preserve"> версий протокола </w:t>
       </w:r>
       <w:r>
         <w:rPr>
@@ -6375,106 +6556,14 @@
           <w:sz w:val="28"/>
           <w:lang w:val="en-US"/>
         </w:rPr>
-        <w:t>Windows</w:t>
-      </w:r>
-      <w:r>
-        <w:rPr>
-          <w:rFonts w:ascii="Times New Roman" w:hAnsi="Times New Roman"/>
-          <w:sz w:val="28"/>
-        </w:rPr>
-        <w:t xml:space="preserve">, </w:t>
-      </w:r>
-      <w:r>
-        <w:rPr>
-          <w:rFonts w:ascii="Times New Roman" w:hAnsi="Times New Roman"/>
-          <w:sz w:val="28"/>
-          <w:lang w:val="en-US"/>
-        </w:rPr>
-        <w:t>Linux</w:t>
-      </w:r>
-      <w:r>
-        <w:rPr>
-          <w:rFonts w:ascii="Times New Roman" w:hAnsi="Times New Roman"/>
-          <w:sz w:val="28"/>
-        </w:rPr>
-        <w:t xml:space="preserve"> </w:t>
-      </w:r>
-      <w:r>
-        <w:rPr>
-          <w:rFonts w:ascii="Times New Roman" w:hAnsi="Times New Roman"/>
-          <w:sz w:val="28"/>
-        </w:rPr>
-        <w:t>и других</w:t>
-      </w:r>
-      <w:r>
-        <w:rPr>
-          <w:rFonts w:ascii="Times New Roman" w:hAnsi="Times New Roman"/>
-          <w:sz w:val="28"/>
-        </w:rPr>
-        <w:br/>
-      </w:r>
-      <w:r>
-        <w:rPr>
-          <w:rFonts w:ascii="Times New Roman" w:hAnsi="Times New Roman"/>
-          <w:sz w:val="28"/>
-          <w:lang w:val="en-US"/>
-        </w:rPr>
-        <w:t>Unix</w:t>
-      </w:r>
-      <w:r>
-        <w:rPr>
-          <w:rFonts w:ascii="Times New Roman" w:hAnsi="Times New Roman"/>
-          <w:sz w:val="28"/>
-        </w:rPr>
-        <w:t>-</w:t>
-      </w:r>
-      <w:r>
-        <w:rPr>
-          <w:rFonts w:ascii="Times New Roman" w:hAnsi="Times New Roman"/>
-          <w:sz w:val="28"/>
-        </w:rPr>
-        <w:t>подобных системах.</w:t>
-      </w:r>
-    </w:p>
-    <w:p>
-      <w:pPr>
-        <w:pStyle w:val="af3"/>
-        <w:spacing w:after="0" w:line="360" w:lineRule="auto"/>
-        <w:ind w:firstLine="709"/>
-        <w:jc w:val="both"/>
-        <w:rPr>
-          <w:rFonts w:ascii="Times New Roman" w:hAnsi="Times New Roman"/>
-          <w:sz w:val="28"/>
-        </w:rPr>
-      </w:pPr>
-      <w:r>
-        <w:rPr>
-          <w:rFonts w:ascii="Times New Roman" w:hAnsi="Times New Roman"/>
-          <w:sz w:val="28"/>
-        </w:rPr>
-        <w:t xml:space="preserve">Среди достоинств </w:t>
-      </w:r>
-      <w:r>
-        <w:rPr>
-          <w:rFonts w:ascii="Times New Roman" w:hAnsi="Times New Roman"/>
-          <w:sz w:val="28"/>
-          <w:lang w:val="en-US"/>
-        </w:rPr>
-        <w:t>Nagios</w:t>
-      </w:r>
-      <w:r>
-        <w:rPr>
-          <w:rFonts w:ascii="Times New Roman" w:hAnsi="Times New Roman"/>
-          <w:sz w:val="28"/>
-        </w:rPr>
-        <w:t xml:space="preserve"> </w:t>
-      </w:r>
-      <w:r>
-        <w:rPr>
-          <w:rFonts w:ascii="Times New Roman" w:hAnsi="Times New Roman"/>
-          <w:sz w:val="28"/>
-        </w:rPr>
-        <w:t>можно выделить:</w:t>
+        <w:t>SNMP</w:t>
+      </w:r>
+      <w:r>
+        <w:rPr>
+          <w:rFonts w:ascii="Times New Roman" w:hAnsi="Times New Roman"/>
+          <w:sz w:val="28"/>
+        </w:rPr>
+        <w:t>;</w:t>
       </w:r>
     </w:p>
     <w:p>
@@ -6500,7 +6589,33 @@
           <w:rFonts w:ascii="Times New Roman" w:hAnsi="Times New Roman"/>
           <w:sz w:val="28"/>
         </w:rPr>
-        <w:t xml:space="preserve">поддержку всех версий протокола </w:t>
+        <w:t>модульную архитектуру системы</w:t>
+      </w:r>
+      <w:r>
+        <w:rPr>
+          <w:rFonts w:ascii="Times New Roman" w:hAnsi="Times New Roman"/>
+          <w:sz w:val="28"/>
+        </w:rPr>
+        <w:t>.</w:t>
+      </w:r>
+    </w:p>
+    <w:p>
+      <w:pPr>
+        <w:pStyle w:val="af3"/>
+        <w:spacing w:after="0" w:line="360" w:lineRule="auto"/>
+        <w:ind w:firstLine="709"/>
+        <w:jc w:val="both"/>
+        <w:rPr>
+          <w:rFonts w:ascii="Times New Roman" w:hAnsi="Times New Roman"/>
+          <w:sz w:val="28"/>
+        </w:rPr>
+      </w:pPr>
+      <w:r>
+        <w:rPr>
+          <w:rFonts w:ascii="Times New Roman" w:hAnsi="Times New Roman"/>
+          <w:sz w:val="28"/>
+        </w:rPr>
+        <w:t xml:space="preserve">Среди недостатков </w:t>
       </w:r>
       <w:r>
         <w:rPr>
@@ -6508,14 +6623,21 @@
           <w:sz w:val="28"/>
           <w:lang w:val="en-US"/>
         </w:rPr>
-        <w:t>SNMP</w:t>
-      </w:r>
-      <w:r>
-        <w:rPr>
-          <w:rFonts w:ascii="Times New Roman" w:hAnsi="Times New Roman"/>
-          <w:sz w:val="28"/>
-        </w:rPr>
-        <w:t>;</w:t>
+        <w:t>Nagios</w:t>
+      </w:r>
+      <w:r>
+        <w:rPr>
+          <w:rFonts w:ascii="Times New Roman" w:hAnsi="Times New Roman"/>
+          <w:sz w:val="28"/>
+        </w:rPr>
+        <w:t xml:space="preserve"> </w:t>
+      </w:r>
+      <w:r>
+        <w:rPr>
+          <w:rFonts w:ascii="Times New Roman" w:hAnsi="Times New Roman"/>
+          <w:sz w:val="28"/>
+        </w:rPr>
+        <w:t>можно выделить:</w:t>
       </w:r>
     </w:p>
     <w:p>
@@ -6541,7 +6663,28 @@
           <w:rFonts w:ascii="Times New Roman" w:hAnsi="Times New Roman"/>
           <w:sz w:val="28"/>
         </w:rPr>
-        <w:t>модульную архитектуру системы;</w:t>
+        <w:t>ограниченн</w:t>
+      </w:r>
+      <w:r>
+        <w:rPr>
+          <w:rFonts w:ascii="Times New Roman" w:hAnsi="Times New Roman"/>
+          <w:sz w:val="28"/>
+        </w:rPr>
+        <w:t>ый функциона</w:t>
+      </w:r>
+      <w:r>
+        <w:rPr>
+          <w:rFonts w:ascii="Times New Roman" w:hAnsi="Times New Roman"/>
+          <w:sz w:val="28"/>
+        </w:rPr>
+        <w:t>льные возможности</w:t>
+      </w:r>
+      <w:r>
+        <w:rPr>
+          <w:rFonts w:ascii="Times New Roman" w:hAnsi="Times New Roman"/>
+          <w:sz w:val="28"/>
+        </w:rPr>
+        <w:t xml:space="preserve"> без применения сторонних плагинов;</w:t>
       </w:r>
     </w:p>
     <w:p>
@@ -6567,55 +6710,14 @@
           <w:rFonts w:ascii="Times New Roman" w:hAnsi="Times New Roman"/>
           <w:sz w:val="28"/>
         </w:rPr>
-        <w:t>подробную документацию</w:t>
-      </w:r>
-      <w:r>
-        <w:rPr>
-          <w:rFonts w:ascii="Times New Roman" w:hAnsi="Times New Roman"/>
-          <w:sz w:val="28"/>
-        </w:rPr>
-        <w:t>.</w:t>
-      </w:r>
-    </w:p>
-    <w:p>
-      <w:pPr>
-        <w:pStyle w:val="af3"/>
-        <w:spacing w:after="0" w:line="360" w:lineRule="auto"/>
-        <w:ind w:firstLine="709"/>
-        <w:jc w:val="both"/>
-        <w:rPr>
-          <w:rFonts w:ascii="Times New Roman" w:hAnsi="Times New Roman"/>
-          <w:sz w:val="28"/>
-        </w:rPr>
-      </w:pPr>
-      <w:r>
-        <w:rPr>
-          <w:rFonts w:ascii="Times New Roman" w:hAnsi="Times New Roman"/>
-          <w:sz w:val="28"/>
-        </w:rPr>
-        <w:t xml:space="preserve">Среди недостатков </w:t>
-      </w:r>
-      <w:r>
-        <w:rPr>
-          <w:rFonts w:ascii="Times New Roman" w:hAnsi="Times New Roman"/>
-          <w:sz w:val="28"/>
-          <w:lang w:val="en-US"/>
-        </w:rPr>
-        <w:t>Nagios</w:t>
-      </w:r>
-      <w:r>
-        <w:rPr>
-          <w:rFonts w:ascii="Times New Roman" w:hAnsi="Times New Roman"/>
-          <w:sz w:val="28"/>
-        </w:rPr>
-        <w:t xml:space="preserve"> </w:t>
-      </w:r>
-      <w:r>
-        <w:rPr>
-          <w:rFonts w:ascii="Times New Roman" w:hAnsi="Times New Roman"/>
-          <w:sz w:val="28"/>
-        </w:rPr>
-        <w:t>можно выделить:</w:t>
+        <w:t>малоинформативный графический интерфейс</w:t>
+      </w:r>
+      <w:r>
+        <w:rPr>
+          <w:rFonts w:ascii="Times New Roman" w:hAnsi="Times New Roman"/>
+          <w:sz w:val="28"/>
+        </w:rPr>
+        <w:t>;</w:t>
       </w:r>
     </w:p>
     <w:p>
@@ -6641,86 +6743,6 @@
           <w:rFonts w:ascii="Times New Roman" w:hAnsi="Times New Roman"/>
           <w:sz w:val="28"/>
         </w:rPr>
-        <w:t>ограниченн</w:t>
-      </w:r>
-      <w:r>
-        <w:rPr>
-          <w:rFonts w:ascii="Times New Roman" w:hAnsi="Times New Roman"/>
-          <w:sz w:val="28"/>
-        </w:rPr>
-        <w:t>ый функциона</w:t>
-      </w:r>
-      <w:r>
-        <w:rPr>
-          <w:rFonts w:ascii="Times New Roman" w:hAnsi="Times New Roman"/>
-          <w:sz w:val="28"/>
-        </w:rPr>
-        <w:t>льные возможности</w:t>
-      </w:r>
-      <w:r>
-        <w:rPr>
-          <w:rFonts w:ascii="Times New Roman" w:hAnsi="Times New Roman"/>
-          <w:sz w:val="28"/>
-        </w:rPr>
-        <w:t xml:space="preserve"> без применения сторонних плагинов;</w:t>
-      </w:r>
-    </w:p>
-    <w:p>
-      <w:pPr>
-        <w:pStyle w:val="af3"/>
-        <w:numPr>
-          <w:ilvl w:val="0"/>
-          <w:numId w:val="21"/>
-        </w:numPr>
-        <w:tabs>
-          <w:tab w:val="left" w:pos="993"/>
-        </w:tabs>
-        <w:spacing w:after="0" w:line="360" w:lineRule="auto"/>
-        <w:ind w:left="0" w:firstLine="709"/>
-        <w:jc w:val="both"/>
-        <w:rPr>
-          <w:rFonts w:ascii="Times New Roman" w:hAnsi="Times New Roman"/>
-          <w:sz w:val="28"/>
-        </w:rPr>
-      </w:pPr>
-      <w:r>
-        <w:rPr>
-          <w:rFonts w:ascii="Times New Roman" w:hAnsi="Times New Roman"/>
-          <w:sz w:val="28"/>
-        </w:rPr>
-        <w:t>малоинформативный графический интерфейс</w:t>
-      </w:r>
-      <w:r>
-        <w:rPr>
-          <w:rFonts w:ascii="Times New Roman" w:hAnsi="Times New Roman"/>
-          <w:sz w:val="28"/>
-        </w:rPr>
-        <w:t>;</w:t>
-      </w:r>
-    </w:p>
-    <w:p>
-      <w:pPr>
-        <w:pStyle w:val="af3"/>
-        <w:numPr>
-          <w:ilvl w:val="0"/>
-          <w:numId w:val="21"/>
-        </w:numPr>
-        <w:tabs>
-          <w:tab w:val="left" w:pos="993"/>
-        </w:tabs>
-        <w:spacing w:after="0" w:line="360" w:lineRule="auto"/>
-        <w:ind w:left="0" w:firstLine="709"/>
-        <w:jc w:val="both"/>
-        <w:rPr>
-          <w:rFonts w:ascii="Times New Roman" w:hAnsi="Times New Roman"/>
-          <w:sz w:val="28"/>
-        </w:rPr>
-      </w:pPr>
-      <w:r>
-        <w:rPr>
-          <w:rFonts w:ascii="Times New Roman" w:hAnsi="Times New Roman"/>
-          <w:sz w:val="28"/>
-        </w:rPr>
         <w:t>отсутствие возможности мониторинга устройства при отсутствии соответствующего шаблона.</w:t>
       </w:r>
     </w:p>
@@ -6751,55 +6773,33 @@
         <w:rPr>
           <w:rFonts w:ascii="Times New Roman" w:hAnsi="Times New Roman"/>
           <w:sz w:val="28"/>
-        </w:rPr>
-      </w:pPr>
-    </w:p>
-    <w:p>
-      <w:pPr>
-        <w:pStyle w:val="af3"/>
-        <w:spacing w:after="0" w:line="360" w:lineRule="auto"/>
-        <w:jc w:val="both"/>
-        <w:rPr>
-          <w:rFonts w:ascii="Times New Roman" w:hAnsi="Times New Roman"/>
-          <w:sz w:val="28"/>
-        </w:rPr>
-      </w:pPr>
-    </w:p>
-    <w:p>
-      <w:pPr>
-        <w:pStyle w:val="af3"/>
-        <w:spacing w:after="0" w:line="360" w:lineRule="auto"/>
-        <w:jc w:val="both"/>
-        <w:rPr>
-          <w:rFonts w:ascii="Times New Roman" w:hAnsi="Times New Roman"/>
-          <w:sz w:val="28"/>
-        </w:rPr>
-      </w:pPr>
-      <w:r>
-        <w:rPr>
-          <w:rFonts w:ascii="Times New Roman" w:hAnsi="Times New Roman"/>
-          <w:sz w:val="28"/>
-        </w:rPr>
-        <w:lastRenderedPageBreak/>
+          <w:lang w:val="en-US"/>
+        </w:rPr>
+      </w:pPr>
+      <w:r>
+        <w:rPr>
+          <w:rFonts w:ascii="Times New Roman" w:hAnsi="Times New Roman"/>
+          <w:sz w:val="28"/>
+        </w:rPr>
         <w:t>Таблица 1 – Результаты анализа</w:t>
       </w:r>
     </w:p>
     <w:tbl>
       <w:tblPr>
         <w:tblStyle w:val="af5"/>
-        <w:tblW w:w="0" w:type="auto"/>
+        <w:tblW w:w="5000" w:type="pct"/>
         <w:tblLook w:val="04A0" w:firstRow="1" w:lastRow="0" w:firstColumn="1" w:lastColumn="0" w:noHBand="0" w:noVBand="1"/>
       </w:tblPr>
       <w:tblGrid>
-        <w:gridCol w:w="3911"/>
-        <w:gridCol w:w="1692"/>
+        <w:gridCol w:w="3910"/>
+        <w:gridCol w:w="1691"/>
         <w:gridCol w:w="2147"/>
-        <w:gridCol w:w="1594"/>
+        <w:gridCol w:w="1596"/>
       </w:tblGrid>
       <w:tr>
         <w:tc>
           <w:tcPr>
-            <w:tcW w:w="0" w:type="auto"/>
+            <w:tcW w:w="2092" w:type="pct"/>
             <w:vMerge w:val="restart"/>
             <w:vAlign w:val="center"/>
           </w:tcPr>
@@ -6826,7 +6826,7 @@
         </w:tc>
         <w:tc>
           <w:tcPr>
-            <w:tcW w:w="0" w:type="auto"/>
+            <w:tcW w:w="2908" w:type="pct"/>
             <w:gridSpan w:val="3"/>
           </w:tcPr>
           <w:p>
@@ -6858,7 +6858,7 @@
       <w:tr>
         <w:tc>
           <w:tcPr>
-            <w:tcW w:w="0" w:type="auto"/>
+            <w:tcW w:w="2092" w:type="pct"/>
             <w:vMerge/>
           </w:tcPr>
           <w:p>
@@ -6876,7 +6876,7 @@
         </w:tc>
         <w:tc>
           <w:tcPr>
-            <w:tcW w:w="0" w:type="auto"/>
+            <w:tcW w:w="905" w:type="pct"/>
           </w:tcPr>
           <w:p>
             <w:pPr>
@@ -6905,7 +6905,7 @@
         </w:tc>
         <w:tc>
           <w:tcPr>
-            <w:tcW w:w="0" w:type="auto"/>
+            <w:tcW w:w="1149" w:type="pct"/>
           </w:tcPr>
           <w:p>
             <w:pPr>
@@ -6932,7 +6932,7 @@
         </w:tc>
         <w:tc>
           <w:tcPr>
-            <w:tcW w:w="0" w:type="auto"/>
+            <w:tcW w:w="854" w:type="pct"/>
           </w:tcPr>
           <w:p>
             <w:pPr>
@@ -6961,7 +6961,7 @@
       <w:tr>
         <w:tc>
           <w:tcPr>
-            <w:tcW w:w="0" w:type="auto"/>
+            <w:tcW w:w="2092" w:type="pct"/>
           </w:tcPr>
           <w:p>
             <w:pPr>
@@ -6994,7 +6994,7 @@
         </w:tc>
         <w:tc>
           <w:tcPr>
-            <w:tcW w:w="0" w:type="auto"/>
+            <w:tcW w:w="905" w:type="pct"/>
           </w:tcPr>
           <w:p>
             <w:pPr>
@@ -7021,7 +7021,7 @@
         </w:tc>
         <w:tc>
           <w:tcPr>
-            <w:tcW w:w="0" w:type="auto"/>
+            <w:tcW w:w="1149" w:type="pct"/>
           </w:tcPr>
           <w:p>
             <w:pPr>
@@ -7047,7 +7047,7 @@
         </w:tc>
         <w:tc>
           <w:tcPr>
-            <w:tcW w:w="0" w:type="auto"/>
+            <w:tcW w:w="854" w:type="pct"/>
           </w:tcPr>
           <w:p>
             <w:pPr>
@@ -7075,11 +7075,12 @@
       <w:tr>
         <w:tc>
           <w:tcPr>
-            <w:tcW w:w="0" w:type="auto"/>
+            <w:tcW w:w="2092" w:type="pct"/>
           </w:tcPr>
           <w:p>
             <w:pPr>
               <w:pStyle w:val="af3"/>
+              <w:widowControl w:val="0"/>
               <w:spacing w:line="360" w:lineRule="auto"/>
               <w:rPr>
                 <w:rFonts w:ascii="Times New Roman" w:hAnsi="Times New Roman"/>
@@ -7099,7 +7100,7 @@
         </w:tc>
         <w:tc>
           <w:tcPr>
-            <w:tcW w:w="0" w:type="auto"/>
+            <w:tcW w:w="905" w:type="pct"/>
           </w:tcPr>
           <w:p>
             <w:pPr>
@@ -7124,7 +7125,7 @@
         </w:tc>
         <w:tc>
           <w:tcPr>
-            <w:tcW w:w="0" w:type="auto"/>
+            <w:tcW w:w="1149" w:type="pct"/>
           </w:tcPr>
           <w:p>
             <w:pPr>
@@ -7149,7 +7150,7 @@
         </w:tc>
         <w:tc>
           <w:tcPr>
-            <w:tcW w:w="0" w:type="auto"/>
+            <w:tcW w:w="854" w:type="pct"/>
           </w:tcPr>
           <w:p>
             <w:pPr>
@@ -7176,7 +7177,7 @@
       <w:tr>
         <w:tc>
           <w:tcPr>
-            <w:tcW w:w="0" w:type="auto"/>
+            <w:tcW w:w="2092" w:type="pct"/>
           </w:tcPr>
           <w:p>
             <w:pPr>
@@ -7200,7 +7201,7 @@
         </w:tc>
         <w:tc>
           <w:tcPr>
-            <w:tcW w:w="0" w:type="auto"/>
+            <w:tcW w:w="905" w:type="pct"/>
           </w:tcPr>
           <w:p>
             <w:pPr>
@@ -7211,7 +7212,6 @@
                 <w:rFonts w:ascii="Times New Roman" w:hAnsi="Times New Roman"/>
                 <w:sz w:val="24"/>
                 <w:szCs w:val="24"/>
-                <w:lang w:val="en-US"/>
               </w:rPr>
             </w:pPr>
             <w:r>
@@ -7227,7 +7227,7 @@
         </w:tc>
         <w:tc>
           <w:tcPr>
-            <w:tcW w:w="0" w:type="auto"/>
+            <w:tcW w:w="1149" w:type="pct"/>
           </w:tcPr>
           <w:p>
             <w:pPr>
@@ -7255,13 +7255,30 @@
                 <w:szCs w:val="24"/>
                 <w:lang w:val="en-US"/>
               </w:rPr>
-              <w:t>Windows, Linux</w:t>
+              <w:t>Windows</w:t>
+            </w:r>
+            <w:r>
+              <w:rPr>
+                <w:rFonts w:ascii="Times New Roman" w:hAnsi="Times New Roman"/>
+                <w:sz w:val="24"/>
+                <w:szCs w:val="24"/>
+              </w:rPr>
+              <w:t xml:space="preserve">, </w:t>
+            </w:r>
+            <w:r>
+              <w:rPr>
+                <w:rFonts w:ascii="Times New Roman" w:hAnsi="Times New Roman"/>
+                <w:sz w:val="24"/>
+                <w:szCs w:val="24"/>
+                <w:lang w:val="en-US"/>
+              </w:rPr>
+              <w:t>Linux</w:t>
             </w:r>
           </w:p>
         </w:tc>
         <w:tc>
           <w:tcPr>
-            <w:tcW w:w="0" w:type="auto"/>
+            <w:tcW w:w="854" w:type="pct"/>
           </w:tcPr>
           <w:p>
             <w:pPr>
@@ -7272,7 +7289,6 @@
                 <w:rFonts w:ascii="Times New Roman" w:hAnsi="Times New Roman"/>
                 <w:sz w:val="24"/>
                 <w:szCs w:val="24"/>
-                <w:lang w:val="en-US"/>
               </w:rPr>
             </w:pPr>
             <w:r>
@@ -7290,7 +7306,7 @@
       <w:tr>
         <w:tc>
           <w:tcPr>
-            <w:tcW w:w="0" w:type="auto"/>
+            <w:tcW w:w="2092" w:type="pct"/>
           </w:tcPr>
           <w:p>
             <w:pPr>
@@ -7308,13 +7324,29 @@
                 <w:sz w:val="24"/>
                 <w:szCs w:val="24"/>
               </w:rPr>
-              <w:t>Возможность формирования отчётов за определённый период</w:t>
+              <w:t>Возможность формирования отчётов за</w:t>
+            </w:r>
+            <w:r>
+              <w:rPr>
+                <w:rFonts w:ascii="Times New Roman" w:hAnsi="Times New Roman"/>
+                <w:sz w:val="24"/>
+                <w:szCs w:val="24"/>
+              </w:rPr>
+              <w:t xml:space="preserve"> произвольный</w:t>
+            </w:r>
+            <w:r>
+              <w:rPr>
+                <w:rFonts w:ascii="Times New Roman" w:hAnsi="Times New Roman"/>
+                <w:sz w:val="24"/>
+                <w:szCs w:val="24"/>
+              </w:rPr>
+              <w:t xml:space="preserve"> период</w:t>
             </w:r>
           </w:p>
         </w:tc>
         <w:tc>
           <w:tcPr>
-            <w:tcW w:w="0" w:type="auto"/>
+            <w:tcW w:w="905" w:type="pct"/>
           </w:tcPr>
           <w:p>
             <w:pPr>
@@ -7339,7 +7371,7 @@
         </w:tc>
         <w:tc>
           <w:tcPr>
-            <w:tcW w:w="0" w:type="auto"/>
+            <w:tcW w:w="1149" w:type="pct"/>
           </w:tcPr>
           <w:p>
             <w:pPr>
@@ -7364,7 +7396,7 @@
         </w:tc>
         <w:tc>
           <w:tcPr>
-            <w:tcW w:w="0" w:type="auto"/>
+            <w:tcW w:w="854" w:type="pct"/>
           </w:tcPr>
           <w:p>
             <w:pPr>
@@ -7391,7 +7423,7 @@
       <w:tr>
         <w:tc>
           <w:tcPr>
-            <w:tcW w:w="0" w:type="auto"/>
+            <w:tcW w:w="2092" w:type="pct"/>
           </w:tcPr>
           <w:p>
             <w:pPr>
@@ -7415,7 +7447,7 @@
         </w:tc>
         <w:tc>
           <w:tcPr>
-            <w:tcW w:w="0" w:type="auto"/>
+            <w:tcW w:w="905" w:type="pct"/>
           </w:tcPr>
           <w:p>
             <w:pPr>
@@ -7440,7 +7472,7 @@
         </w:tc>
         <w:tc>
           <w:tcPr>
-            <w:tcW w:w="0" w:type="auto"/>
+            <w:tcW w:w="1149" w:type="pct"/>
           </w:tcPr>
           <w:p>
             <w:pPr>
@@ -7465,7 +7497,7 @@
         </w:tc>
         <w:tc>
           <w:tcPr>
-            <w:tcW w:w="0" w:type="auto"/>
+            <w:tcW w:w="854" w:type="pct"/>
           </w:tcPr>
           <w:p>
             <w:pPr>
@@ -7506,7 +7538,70 @@
           <w:rFonts w:ascii="Times New Roman" w:hAnsi="Times New Roman"/>
           <w:sz w:val="28"/>
         </w:rPr>
-        <w:t xml:space="preserve">Рассмотренное ПО не удовлетворяет критериям решаемой задачи в полной мере. </w:t>
+        <w:t>Рассмотренн</w:t>
+      </w:r>
+      <w:r>
+        <w:rPr>
+          <w:rFonts w:ascii="Times New Roman" w:hAnsi="Times New Roman"/>
+          <w:sz w:val="28"/>
+        </w:rPr>
+        <w:t>ы</w:t>
+      </w:r>
+      <w:r>
+        <w:rPr>
+          <w:rFonts w:ascii="Times New Roman" w:hAnsi="Times New Roman"/>
+          <w:sz w:val="28"/>
+        </w:rPr>
+        <w:t xml:space="preserve">е </w:t>
+      </w:r>
+      <w:r>
+        <w:rPr>
+          <w:rFonts w:ascii="Times New Roman" w:hAnsi="Times New Roman"/>
+          <w:sz w:val="28"/>
+        </w:rPr>
+        <w:t>аналоги</w:t>
+      </w:r>
+      <w:r>
+        <w:rPr>
+          <w:rFonts w:ascii="Times New Roman" w:hAnsi="Times New Roman"/>
+          <w:sz w:val="28"/>
+        </w:rPr>
+        <w:t xml:space="preserve"> не удовлетворя</w:t>
+      </w:r>
+      <w:r>
+        <w:rPr>
+          <w:rFonts w:ascii="Times New Roman" w:hAnsi="Times New Roman"/>
+          <w:sz w:val="28"/>
+        </w:rPr>
+        <w:t>ю</w:t>
+      </w:r>
+      <w:r>
+        <w:rPr>
+          <w:rFonts w:ascii="Times New Roman" w:hAnsi="Times New Roman"/>
+          <w:sz w:val="28"/>
+        </w:rPr>
+        <w:t xml:space="preserve">т </w:t>
+      </w:r>
+      <w:r>
+        <w:rPr>
+          <w:rFonts w:ascii="Times New Roman" w:hAnsi="Times New Roman"/>
+          <w:sz w:val="28"/>
+        </w:rPr>
+        <w:t xml:space="preserve">в полной мере </w:t>
+      </w:r>
+      <w:r>
+        <w:rPr>
+          <w:rFonts w:ascii="Times New Roman" w:hAnsi="Times New Roman"/>
+          <w:sz w:val="28"/>
+        </w:rPr>
+        <w:t>критериям решаемой задачи</w:t>
+      </w:r>
+      <w:r>
+        <w:rPr>
+          <w:rFonts w:ascii="Times New Roman" w:hAnsi="Times New Roman"/>
+          <w:sz w:val="28"/>
+        </w:rPr>
+        <w:t>.</w:t>
       </w:r>
     </w:p>
     <w:p>
@@ -7524,16 +7619,26 @@
         <w:rPr>
           <w:rFonts w:ascii="Times New Roman" w:hAnsi="Times New Roman"/>
           <w:sz w:val="28"/>
-          <w:highlight w:val="yellow"/>
-        </w:rPr>
-        <w:t>И сюда таблицу с критериями</w:t>
-      </w:r>
-      <w:r>
-        <w:rPr>
-          <w:rFonts w:ascii="Times New Roman" w:hAnsi="Times New Roman"/>
-          <w:sz w:val="28"/>
-        </w:rPr>
+        </w:rPr>
+        <w:lastRenderedPageBreak/>
         <w:t xml:space="preserve"> </w:t>
+      </w:r>
+      <w:proofErr w:type="spellStart"/>
+      <w:r>
+        <w:rPr>
+          <w:rFonts w:ascii="Times New Roman" w:hAnsi="Times New Roman"/>
+          <w:sz w:val="28"/>
+          <w:lang w:val="en-US"/>
+        </w:rPr>
+        <w:t>NetXMS</w:t>
+      </w:r>
+      <w:proofErr w:type="spellEnd"/>
+      <w:r>
+        <w:rPr>
+          <w:rFonts w:ascii="Times New Roman" w:hAnsi="Times New Roman"/>
+          <w:sz w:val="28"/>
+        </w:rPr>
+        <w:t xml:space="preserve"> удовлетворяет всем выдвинутым критериям, кроме возможности формирования отчётов за произвольный временной период. </w:t>
       </w:r>
     </w:p>
     <w:p>
@@ -7551,18 +7656,131 @@
         <w:rPr>
           <w:rFonts w:ascii="Times New Roman" w:hAnsi="Times New Roman"/>
           <w:sz w:val="28"/>
-          <w:highlight w:val="yellow"/>
-        </w:rPr>
-        <w:t>После неё выводы по аналогам что не подходят переместить</w:t>
-      </w:r>
+          <w:lang w:val="en-US"/>
+        </w:rPr>
+        <w:t>Zabbix</w:t>
+      </w:r>
+      <w:r>
+        <w:rPr>
+          <w:rFonts w:ascii="Times New Roman" w:hAnsi="Times New Roman"/>
+          <w:sz w:val="28"/>
+        </w:rPr>
+        <w:t xml:space="preserve"> </w:t>
+      </w:r>
+      <w:r>
+        <w:rPr>
+          <w:rFonts w:ascii="Times New Roman" w:hAnsi="Times New Roman"/>
+          <w:sz w:val="28"/>
+        </w:rPr>
+        <w:t xml:space="preserve">удовлетворяет всем выдвинутым критериям, кроме кроссплатформенности: </w:t>
+      </w:r>
+      <w:r>
+        <w:rPr>
+          <w:rFonts w:ascii="Times New Roman" w:hAnsi="Times New Roman"/>
+          <w:sz w:val="28"/>
+          <w:lang w:val="en-US"/>
+        </w:rPr>
+        <w:t>Zabbix</w:t>
+      </w:r>
+      <w:r>
+        <w:rPr>
+          <w:rFonts w:ascii="Times New Roman" w:hAnsi="Times New Roman"/>
+          <w:sz w:val="28"/>
+        </w:rPr>
+        <w:t>-</w:t>
+      </w:r>
+      <w:r>
+        <w:rPr>
+          <w:rFonts w:ascii="Times New Roman" w:hAnsi="Times New Roman"/>
+          <w:sz w:val="28"/>
+        </w:rPr>
+        <w:t xml:space="preserve">сервер не поддерживается на ОС </w:t>
+      </w:r>
+      <w:r>
+        <w:rPr>
+          <w:rFonts w:ascii="Times New Roman" w:hAnsi="Times New Roman"/>
+          <w:sz w:val="28"/>
+          <w:lang w:val="en-US"/>
+        </w:rPr>
+        <w:t>Windows</w:t>
+      </w:r>
+      <w:r>
+        <w:rPr>
+          <w:rFonts w:ascii="Times New Roman" w:hAnsi="Times New Roman"/>
+          <w:sz w:val="28"/>
+        </w:rPr>
+        <w:t>.</w:t>
+      </w:r>
+    </w:p>
+    <w:p>
+      <w:pPr>
+        <w:pStyle w:val="af3"/>
+        <w:spacing w:after="0" w:line="360" w:lineRule="auto"/>
+        <w:ind w:firstLine="709"/>
+        <w:jc w:val="both"/>
+        <w:rPr>
+          <w:rFonts w:ascii="Times New Roman" w:hAnsi="Times New Roman"/>
+          <w:sz w:val="28"/>
+        </w:rPr>
+      </w:pPr>
+      <w:r>
+        <w:rPr>
+          <w:rFonts w:ascii="Times New Roman" w:hAnsi="Times New Roman"/>
+          <w:sz w:val="28"/>
+          <w:lang w:val="en-US"/>
+        </w:rPr>
+        <w:t>Nagios</w:t>
+      </w:r>
+      <w:r>
+        <w:rPr>
+          <w:rFonts w:ascii="Times New Roman" w:hAnsi="Times New Roman"/>
+          <w:sz w:val="28"/>
+        </w:rPr>
+        <w:t xml:space="preserve"> </w:t>
+      </w:r>
+      <w:r>
+        <w:rPr>
+          <w:rFonts w:ascii="Times New Roman" w:hAnsi="Times New Roman"/>
+          <w:sz w:val="28"/>
+        </w:rPr>
+        <w:t>удовлетворяет только критериям поддерживаемых версий и кроссплатформенности, не имея возможности автоматического построения карты сети, формирования отчётов или мониторинга устройств, для которых отсутствует шаблоны: всю информацию оператор должен вводить вручную.</w:t>
+      </w:r>
+    </w:p>
+    <w:p>
+      <w:pPr>
+        <w:pStyle w:val="af3"/>
+        <w:spacing w:after="0" w:line="360" w:lineRule="auto"/>
+        <w:ind w:firstLine="709"/>
+        <w:jc w:val="both"/>
+        <w:rPr>
+          <w:rFonts w:ascii="Times New Roman" w:hAnsi="Times New Roman"/>
+          <w:sz w:val="28"/>
+        </w:rPr>
+      </w:pPr>
+      <w:r>
+        <w:rPr>
+          <w:rFonts w:ascii="Times New Roman" w:hAnsi="Times New Roman"/>
+          <w:sz w:val="28"/>
+        </w:rPr>
+        <w:t>Соответственно, в рамках ВКР требуется разработать программный продукт, который будет удовлетворять всем выдвинутым критериям.</w:t>
+      </w:r>
+    </w:p>
+    <w:p>
+      <w:pPr>
+        <w:pStyle w:val="af3"/>
+        <w:spacing w:after="0" w:line="360" w:lineRule="auto"/>
+        <w:ind w:firstLine="709"/>
+        <w:jc w:val="both"/>
+        <w:rPr>
+          <w:rFonts w:ascii="Times New Roman" w:hAnsi="Times New Roman"/>
+          <w:sz w:val="28"/>
+        </w:rPr>
+      </w:pPr>
     </w:p>
     <w:sectPr>
-      <w:headerReference w:type="even" r:id="rId11"/>
-      <w:headerReference w:type="default" r:id="rId12"/>
-      <w:footerReference w:type="even" r:id="rId13"/>
-      <w:footerReference w:type="default" r:id="rId14"/>
-      <w:headerReference w:type="first" r:id="rId15"/>
-      <w:footerReference w:type="first" r:id="rId16"/>
+      <w:footerReference w:type="default" r:id="rId11"/>
+      <w:headerReference w:type="first" r:id="rId12"/>
+      <w:footerReference w:type="first" r:id="rId13"/>
       <w:pgSz w:w="11906" w:h="16838"/>
       <w:pgMar w:top="1134" w:right="851" w:bottom="1134" w:left="1701" w:header="708" w:footer="708" w:gutter="0"/>
       <w:cols w:space="708"/>
@@ -7603,16 +7821,6 @@
   <w:p>
     <w:pPr>
       <w:pStyle w:val="af8"/>
-    </w:pPr>
-  </w:p>
-</w:ftr>
-</file>
-
-<file path=word/footer2.xml><?xml version="1.0" encoding="utf-8"?>
-<w:ftr xmlns:wpc="http://schemas.microsoft.com/office/word/2010/wordprocessingCanvas" xmlns:cx="http://schemas.microsoft.com/office/drawing/2014/chartex" xmlns:cx1="http://schemas.microsoft.com/office/drawing/2015/9/8/chartex" xmlns:cx2="http://schemas.microsoft.com/office/drawing/2015/10/21/chartex" xmlns:cx3="http://schemas.microsoft.com/office/drawing/2016/5/9/chartex" xmlns:cx4="http://schemas.microsoft.com/office/drawing/2016/5/10/chartex" xmlns:cx5="http://schemas.microsoft.com/office/drawing/2016/5/11/chartex" xmlns:cx6="http://schemas.microsoft.com/office/drawing/2016/5/12/chartex" xmlns:cx7="http://schemas.microsoft.com/office/drawing/2016/5/13/chartex" xmlns:cx8="http://schemas.microsoft.com/office/drawing/2016/5/14/chartex" xmlns:mc="http://schemas.openxmlformats.org/markup-compatibility/2006" xmlns:aink="http://schemas.microsoft.com/office/drawing/2016/ink" xmlns:am3d="http://schemas.microsoft.com/office/drawing/2017/model3d" xmlns:o="urn:schemas-microsoft-com:office:office" xmlns:oel="http://schemas.microsoft.com/office/2019/extlst" xmlns:r="http://schemas.openxmlformats.org/officeDocument/2006/relationships" xmlns:m="http://schemas.openxmlformats.org/officeDocument/2006/math" xmlns:v="urn:schemas-microsoft-com:vml" xmlns:wp14="http://schemas.microsoft.com/office/word/2010/wordprocessingDrawing" xmlns:wp="http://schemas.openxmlformats.org/drawingml/2006/wordprocessingDrawing" xmlns:w10="urn:schemas-microsoft-com:office:word" xmlns:w="http://schemas.openxmlformats.org/wordprocessingml/2006/main" xmlns:w14="http://schemas.microsoft.com/office/word/2010/wordml" xmlns:w15="http://schemas.microsoft.com/office/word/2012/wordml" xmlns:w16cex="http://schemas.microsoft.com/office/word/2018/wordml/cex" xmlns:w16cid="http://schemas.microsoft.com/office/word/2016/wordml/cid" xmlns:w16="http://schemas.microsoft.com/office/word/2018/wordml" xmlns:w16du="http://schemas.microsoft.com/office/word/2023/wordml/word16du" xmlns:w16sdtdh="http://schemas.microsoft.com/office/word/2020/wordml/sdtdatahash" xmlns:w16sdtfl="http://schemas.microsoft.com/office/word/2024/wordml/sdtformatlock" xmlns:w16se="http://schemas.microsoft.com/office/word/2015/wordml/symex" xmlns:wpg="http://schemas.microsoft.com/office/word/2010/wordprocessingGroup" xmlns:wpi="http://schemas.microsoft.com/office/word/2010/wordprocessingInk" xmlns:wne="http://schemas.microsoft.com/office/word/2006/wordml" xmlns:wps="http://schemas.microsoft.com/office/word/2010/wordprocessingShape" mc:Ignorable="w14 w15 w16se w16cid w16 w16cex w16sdtdh w16sdtfl w16du wp14">
-  <w:p>
-    <w:pPr>
-      <w:pStyle w:val="af8"/>
       <w:jc w:val="center"/>
       <w:rPr>
         <w:rFonts w:eastAsia="Times New Roman" w:cs="Times New Roman"/>
@@ -7649,15 +7857,10 @@
       <w:fldChar w:fldCharType="end"/>
     </w:r>
   </w:p>
-  <w:p>
-    <w:pPr>
-      <w:pStyle w:val="af8"/>
-    </w:pPr>
-  </w:p>
 </w:ftr>
 </file>
 
-<file path=word/footer3.xml><?xml version="1.0" encoding="utf-8"?>
+<file path=word/footer2.xml><?xml version="1.0" encoding="utf-8"?>
 <w:ftr xmlns:wpc="http://schemas.microsoft.com/office/word/2010/wordprocessingCanvas" xmlns:cx="http://schemas.microsoft.com/office/drawing/2014/chartex" xmlns:cx1="http://schemas.microsoft.com/office/drawing/2015/9/8/chartex" xmlns:cx2="http://schemas.microsoft.com/office/drawing/2015/10/21/chartex" xmlns:cx3="http://schemas.microsoft.com/office/drawing/2016/5/9/chartex" xmlns:cx4="http://schemas.microsoft.com/office/drawing/2016/5/10/chartex" xmlns:cx5="http://schemas.microsoft.com/office/drawing/2016/5/11/chartex" xmlns:cx6="http://schemas.microsoft.com/office/drawing/2016/5/12/chartex" xmlns:cx7="http://schemas.microsoft.com/office/drawing/2016/5/13/chartex" xmlns:cx8="http://schemas.microsoft.com/office/drawing/2016/5/14/chartex" xmlns:mc="http://schemas.openxmlformats.org/markup-compatibility/2006" xmlns:aink="http://schemas.microsoft.com/office/drawing/2016/ink" xmlns:am3d="http://schemas.microsoft.com/office/drawing/2017/model3d" xmlns:o="urn:schemas-microsoft-com:office:office" xmlns:oel="http://schemas.microsoft.com/office/2019/extlst" xmlns:r="http://schemas.openxmlformats.org/officeDocument/2006/relationships" xmlns:m="http://schemas.openxmlformats.org/officeDocument/2006/math" xmlns:v="urn:schemas-microsoft-com:vml" xmlns:wp14="http://schemas.microsoft.com/office/word/2010/wordprocessingDrawing" xmlns:wp="http://schemas.openxmlformats.org/drawingml/2006/wordprocessingDrawing" xmlns:w10="urn:schemas-microsoft-com:office:word" xmlns:w="http://schemas.openxmlformats.org/wordprocessingml/2006/main" xmlns:w14="http://schemas.microsoft.com/office/word/2010/wordml" xmlns:w15="http://schemas.microsoft.com/office/word/2012/wordml" xmlns:w16cex="http://schemas.microsoft.com/office/word/2018/wordml/cex" xmlns:w16cid="http://schemas.microsoft.com/office/word/2016/wordml/cid" xmlns:w16="http://schemas.microsoft.com/office/word/2018/wordml" xmlns:w16du="http://schemas.microsoft.com/office/word/2023/wordml/word16du" xmlns:w16sdtdh="http://schemas.microsoft.com/office/word/2020/wordml/sdtdatahash" xmlns:w16sdtfl="http://schemas.microsoft.com/office/word/2024/wordml/sdtformatlock" xmlns:w16se="http://schemas.microsoft.com/office/word/2015/wordml/symex" xmlns:wpg="http://schemas.microsoft.com/office/word/2010/wordprocessingGroup" xmlns:wpi="http://schemas.microsoft.com/office/word/2010/wordprocessingInk" xmlns:wne="http://schemas.microsoft.com/office/word/2006/wordml" xmlns:wps="http://schemas.microsoft.com/office/word/2010/wordprocessingShape" mc:Ignorable="w14 w15 w16se w16cid w16 w16cex w16sdtdh w16sdtfl w16du wp14">
   <w:p>
     <w:pPr>
@@ -7699,26 +7902,6 @@
 </file>
 
 <file path=word/header1.xml><?xml version="1.0" encoding="utf-8"?>
-<w:hdr xmlns:wpc="http://schemas.microsoft.com/office/word/2010/wordprocessingCanvas" xmlns:cx="http://schemas.microsoft.com/office/drawing/2014/chartex" xmlns:cx1="http://schemas.microsoft.com/office/drawing/2015/9/8/chartex" xmlns:cx2="http://schemas.microsoft.com/office/drawing/2015/10/21/chartex" xmlns:cx3="http://schemas.microsoft.com/office/drawing/2016/5/9/chartex" xmlns:cx4="http://schemas.microsoft.com/office/drawing/2016/5/10/chartex" xmlns:cx5="http://schemas.microsoft.com/office/drawing/2016/5/11/chartex" xmlns:cx6="http://schemas.microsoft.com/office/drawing/2016/5/12/chartex" xmlns:cx7="http://schemas.microsoft.com/office/drawing/2016/5/13/chartex" xmlns:cx8="http://schemas.microsoft.com/office/drawing/2016/5/14/chartex" xmlns:mc="http://schemas.openxmlformats.org/markup-compatibility/2006" xmlns:aink="http://schemas.microsoft.com/office/drawing/2016/ink" xmlns:am3d="http://schemas.microsoft.com/office/drawing/2017/model3d" xmlns:o="urn:schemas-microsoft-com:office:office" xmlns:oel="http://schemas.microsoft.com/office/2019/extlst" xmlns:r="http://schemas.openxmlformats.org/officeDocument/2006/relationships" xmlns:m="http://schemas.openxmlformats.org/officeDocument/2006/math" xmlns:v="urn:schemas-microsoft-com:vml" xmlns:wp14="http://schemas.microsoft.com/office/word/2010/wordprocessingDrawing" xmlns:wp="http://schemas.openxmlformats.org/drawingml/2006/wordprocessingDrawing" xmlns:w10="urn:schemas-microsoft-com:office:word" xmlns:w="http://schemas.openxmlformats.org/wordprocessingml/2006/main" xmlns:w14="http://schemas.microsoft.com/office/word/2010/wordml" xmlns:w15="http://schemas.microsoft.com/office/word/2012/wordml" xmlns:w16cex="http://schemas.microsoft.com/office/word/2018/wordml/cex" xmlns:w16cid="http://schemas.microsoft.com/office/word/2016/wordml/cid" xmlns:w16="http://schemas.microsoft.com/office/word/2018/wordml" xmlns:w16du="http://schemas.microsoft.com/office/word/2023/wordml/word16du" xmlns:w16sdtdh="http://schemas.microsoft.com/office/word/2020/wordml/sdtdatahash" xmlns:w16sdtfl="http://schemas.microsoft.com/office/word/2024/wordml/sdtformatlock" xmlns:w16se="http://schemas.microsoft.com/office/word/2015/wordml/symex" xmlns:wpg="http://schemas.microsoft.com/office/word/2010/wordprocessingGroup" xmlns:wpi="http://schemas.microsoft.com/office/word/2010/wordprocessingInk" xmlns:wne="http://schemas.microsoft.com/office/word/2006/wordml" xmlns:wps="http://schemas.microsoft.com/office/word/2010/wordprocessingShape" mc:Ignorable="w14 w15 w16se w16cid w16 w16cex w16sdtdh w16sdtfl w16du wp14">
-  <w:p>
-    <w:pPr>
-      <w:pStyle w:val="af6"/>
-    </w:pPr>
-  </w:p>
-</w:hdr>
-</file>
-
-<file path=word/header2.xml><?xml version="1.0" encoding="utf-8"?>
-<w:hdr xmlns:wpc="http://schemas.microsoft.com/office/word/2010/wordprocessingCanvas" xmlns:cx="http://schemas.microsoft.com/office/drawing/2014/chartex" xmlns:cx1="http://schemas.microsoft.com/office/drawing/2015/9/8/chartex" xmlns:cx2="http://schemas.microsoft.com/office/drawing/2015/10/21/chartex" xmlns:cx3="http://schemas.microsoft.com/office/drawing/2016/5/9/chartex" xmlns:cx4="http://schemas.microsoft.com/office/drawing/2016/5/10/chartex" xmlns:cx5="http://schemas.microsoft.com/office/drawing/2016/5/11/chartex" xmlns:cx6="http://schemas.microsoft.com/office/drawing/2016/5/12/chartex" xmlns:cx7="http://schemas.microsoft.com/office/drawing/2016/5/13/chartex" xmlns:cx8="http://schemas.microsoft.com/office/drawing/2016/5/14/chartex" xmlns:mc="http://schemas.openxmlformats.org/markup-compatibility/2006" xmlns:aink="http://schemas.microsoft.com/office/drawing/2016/ink" xmlns:am3d="http://schemas.microsoft.com/office/drawing/2017/model3d" xmlns:o="urn:schemas-microsoft-com:office:office" xmlns:oel="http://schemas.microsoft.com/office/2019/extlst" xmlns:r="http://schemas.openxmlformats.org/officeDocument/2006/relationships" xmlns:m="http://schemas.openxmlformats.org/officeDocument/2006/math" xmlns:v="urn:schemas-microsoft-com:vml" xmlns:wp14="http://schemas.microsoft.com/office/word/2010/wordprocessingDrawing" xmlns:wp="http://schemas.openxmlformats.org/drawingml/2006/wordprocessingDrawing" xmlns:w10="urn:schemas-microsoft-com:office:word" xmlns:w="http://schemas.openxmlformats.org/wordprocessingml/2006/main" xmlns:w14="http://schemas.microsoft.com/office/word/2010/wordml" xmlns:w15="http://schemas.microsoft.com/office/word/2012/wordml" xmlns:w16cex="http://schemas.microsoft.com/office/word/2018/wordml/cex" xmlns:w16cid="http://schemas.microsoft.com/office/word/2016/wordml/cid" xmlns:w16="http://schemas.microsoft.com/office/word/2018/wordml" xmlns:w16du="http://schemas.microsoft.com/office/word/2023/wordml/word16du" xmlns:w16sdtdh="http://schemas.microsoft.com/office/word/2020/wordml/sdtdatahash" xmlns:w16sdtfl="http://schemas.microsoft.com/office/word/2024/wordml/sdtformatlock" xmlns:w16se="http://schemas.microsoft.com/office/word/2015/wordml/symex" xmlns:wpg="http://schemas.microsoft.com/office/word/2010/wordprocessingGroup" xmlns:wpi="http://schemas.microsoft.com/office/word/2010/wordprocessingInk" xmlns:wne="http://schemas.microsoft.com/office/word/2006/wordml" xmlns:wps="http://schemas.microsoft.com/office/word/2010/wordprocessingShape" mc:Ignorable="w14 w15 w16se w16cid w16 w16cex w16sdtdh w16sdtfl w16du wp14">
-  <w:p>
-    <w:pPr>
-      <w:pStyle w:val="af6"/>
-    </w:pPr>
-  </w:p>
-</w:hdr>
-</file>
-
-<file path=word/header3.xml><?xml version="1.0" encoding="utf-8"?>
 <w:hdr xmlns:wpc="http://schemas.microsoft.com/office/word/2010/wordprocessingCanvas" xmlns:cx="http://schemas.microsoft.com/office/drawing/2014/chartex" xmlns:cx1="http://schemas.microsoft.com/office/drawing/2015/9/8/chartex" xmlns:cx2="http://schemas.microsoft.com/office/drawing/2015/10/21/chartex" xmlns:cx3="http://schemas.microsoft.com/office/drawing/2016/5/9/chartex" xmlns:cx4="http://schemas.microsoft.com/office/drawing/2016/5/10/chartex" xmlns:cx5="http://schemas.microsoft.com/office/drawing/2016/5/11/chartex" xmlns:cx6="http://schemas.microsoft.com/office/drawing/2016/5/12/chartex" xmlns:cx7="http://schemas.microsoft.com/office/drawing/2016/5/13/chartex" xmlns:cx8="http://schemas.microsoft.com/office/drawing/2016/5/14/chartex" xmlns:mc="http://schemas.openxmlformats.org/markup-compatibility/2006" xmlns:aink="http://schemas.microsoft.com/office/drawing/2016/ink" xmlns:am3d="http://schemas.microsoft.com/office/drawing/2017/model3d" xmlns:o="urn:schemas-microsoft-com:office:office" xmlns:oel="http://schemas.microsoft.com/office/2019/extlst" xmlns:r="http://schemas.openxmlformats.org/officeDocument/2006/relationships" xmlns:m="http://schemas.openxmlformats.org/officeDocument/2006/math" xmlns:v="urn:schemas-microsoft-com:vml" xmlns:wp14="http://schemas.microsoft.com/office/word/2010/wordprocessingDrawing" xmlns:wp="http://schemas.openxmlformats.org/drawingml/2006/wordprocessingDrawing" xmlns:w10="urn:schemas-microsoft-com:office:word" xmlns:w="http://schemas.openxmlformats.org/wordprocessingml/2006/main" xmlns:w14="http://schemas.microsoft.com/office/word/2010/wordml" xmlns:w15="http://schemas.microsoft.com/office/word/2012/wordml" xmlns:w16cex="http://schemas.microsoft.com/office/word/2018/wordml/cex" xmlns:w16cid="http://schemas.microsoft.com/office/word/2016/wordml/cid" xmlns:w16="http://schemas.microsoft.com/office/word/2018/wordml" xmlns:w16du="http://schemas.microsoft.com/office/word/2023/wordml/word16du" xmlns:w16sdtdh="http://schemas.microsoft.com/office/word/2020/wordml/sdtdatahash" xmlns:w16sdtfl="http://schemas.microsoft.com/office/word/2024/wordml/sdtformatlock" xmlns:w16se="http://schemas.microsoft.com/office/word/2015/wordml/symex" xmlns:wpg="http://schemas.microsoft.com/office/word/2010/wordprocessingGroup" xmlns:wpi="http://schemas.microsoft.com/office/word/2010/wordprocessingInk" xmlns:wne="http://schemas.microsoft.com/office/word/2006/wordml" xmlns:wps="http://schemas.microsoft.com/office/word/2010/wordprocessingShape" mc:Ignorable="w14 w15 w16se w16cid w16 w16cex w16sdtdh w16sdtfl w16du wp14">
   <w:p>
     <w:pPr>
